--- a/pr-preview/pr-422/linear-algebra-diagonalization-tracked-changes.docx
+++ b/pr-preview/pr-422/linear-algebra-diagonalization-tracked-changes.docx
@@ -26,7 +26,7 @@
       </w:pPr>
       <w:ins w:id="2" w:author="PR Preview" w:date="2026-01-01T00:00:00Z">
         <w:r>
-          <w:t xml:space="preserve">Last modified: 2026-10-19 13:31:05 (PDT)</w:t>
+          <w:t xml:space="preserve">Last modified: 2026-10-19 17:30:45 (PDT)</w:t>
         </w:r>
       </w:ins>
     </w:p>
@@ -548,38 +548,56 @@
       <w:pPr>
         <w:pStyle w:val="FirstParagraph"/>
       </w:pPr>
-      <w:r>
-        <w:t xml:space="preserve">so</w:t>
-      </w:r>
-      <w:r>
-        <w:t xml:space="preserve"> </w:t>
-      </w:r>
-      <w:r>
-        <w:t xml:space="preserve">$\mathcal{N}(\mathbf{A}) = \mathopen{}\left\{\mathord{\smash[b]{\underset{\raise.3ex\hbox{$\scriptstyle\sim$}}{0}}\vphantom{0}}_n\right\}\mathclose{}$</w:t>
-      </w:r>
-      <w:r>
-        <w:t xml:space="preserve">, the nullity is</w:t>
-      </w:r>
-      <w:r>
-        <w:t xml:space="preserve"> </w:t>
-      </w:r>
+      <w:del w:id="3" w:author="PR Preview" w:date="2026-01-01T00:00:00Z">
+        <w:r>
+          <w:delText xml:space="preserve">so</w:delText>
+        </w:r>
+      </w:del>
+      <w:del w:id="4" w:author="PR Preview" w:date="2026-01-01T00:00:00Z">
+        <w:r>
+          <w:delText xml:space="preserve"> </w:delText>
+        </w:r>
+      </w:del>
+      <w:del w:id="5" w:author="PR Preview" w:date="2026-01-01T00:00:00Z">
+        <w:r>
+          <w:delText xml:space="preserve">$\mathcal{N}(\mathbf{A}) = \mathopen{}\left\{\mathord{\smash[b]{\underset{\raise.3ex\hbox{$\scriptstyle\sim$}}{0}}\vphantom{0}}_n\right\}\mathclose{}$</w:delText>
+        </w:r>
+      </w:del>
+      <w:del w:id="6" w:author="PR Preview" w:date="2026-01-01T00:00:00Z">
+        <w:r>
+          <w:delText xml:space="preserve">, the nullity is</w:delText>
+        </w:r>
+      </w:del>
+      <w:del w:id="7" w:author="PR Preview" w:date="2026-01-01T00:00:00Z">
+        <w:r>
+          <w:delText xml:space="preserve"> </w:delText>
+        </w:r>
+      </w:del>
       <m:oMath>
         <m:r>
           <m:t>0</m:t>
         </m:r>
       </m:oMath>
-      <w:r>
-        <w:t xml:space="preserve">,</w:t>
-      </w:r>
-      <w:r>
-        <w:t xml:space="preserve"> </w:t>
-      </w:r>
-      <w:r>
-        <w:t xml:space="preserve">and</w:t>
-      </w:r>
-      <w:r>
-        <w:t xml:space="preserve"> </w:t>
-      </w:r>
+      <w:del w:id="8" w:author="PR Preview" w:date="2026-01-01T00:00:00Z">
+        <w:r>
+          <w:delText xml:space="preserve">,</w:delText>
+        </w:r>
+      </w:del>
+      <w:del w:id="9" w:author="PR Preview" w:date="2026-01-01T00:00:00Z">
+        <w:r>
+          <w:delText xml:space="preserve"> </w:delText>
+        </w:r>
+      </w:del>
+      <w:del w:id="10" w:author="PR Preview" w:date="2026-01-01T00:00:00Z">
+        <w:r>
+          <w:delText xml:space="preserve">and</w:delText>
+        </w:r>
+      </w:del>
+      <w:del w:id="11" w:author="PR Preview" w:date="2026-01-01T00:00:00Z">
+        <w:r>
+          <w:delText xml:space="preserve"> </w:delText>
+        </w:r>
+      </w:del>
       <m:oMath>
         <m:r>
           <m:rPr>
@@ -615,23 +633,146 @@
           <m:t>n</m:t>
         </m:r>
       </m:oMath>
-      <w:r>
-        <w:t xml:space="preserve"> </w:t>
-      </w:r>
-      <w:r>
-        <w:t xml:space="preserve">(</w:t>
-      </w:r>
+      <w:del w:id="12" w:author="PR Preview" w:date="2026-01-01T00:00:00Z">
+        <w:r>
+          <w:delText xml:space="preserve"> </w:delText>
+        </w:r>
+      </w:del>
+      <w:del w:id="13" w:author="PR Preview" w:date="2026-01-01T00:00:00Z">
+        <w:r>
+          <w:delText xml:space="preserve">(</w:delText>
+        </w:r>
+      </w:del>
       <w:hyperlink r:id="rId18">
-        <w:r>
-          <w:rPr>
-            <w:rStyle w:val="Hyperlink"/>
-          </w:rPr>
-          <w:t xml:space="preserve">Theorem 8 in Column Space, Null Space and Rank-Nullity</w:t>
-        </w:r>
+        <w:del w:id="14" w:author="PR Preview" w:date="2026-01-01T00:00:00Z">
+          <w:r>
+            <w:rPr>
+              <w:rStyle w:val="Hyperlink"/>
+            </w:rPr>
+            <w:delText xml:space="preserve">Theorem 8 in Column Space, Null Space and Rank-Nullity</w:delText>
+          </w:r>
+        </w:del>
       </w:hyperlink>
-      <w:r>
-        <w:t xml:space="preserve">).</w:t>
-      </w:r>
+      <w:del w:id="15" w:author="PR Preview" w:date="2026-01-01T00:00:00Z">
+        <w:r>
+          <w:delText xml:space="preserve">).</w:delText>
+        </w:r>
+      </w:del>
+    </w:p>
+    <w:p>
+      <w:pPr>
+        <w:pStyle w:val="FirstParagraph"/>
+      </w:pPr>
+      <w:ins w:id="16" w:author="PR Preview" w:date="2026-01-01T00:00:00Z">
+        <w:r>
+          <w:t xml:space="preserve">so</w:t>
+        </w:r>
+      </w:ins>
+      <w:ins w:id="17" w:author="PR Preview" w:date="2026-01-01T00:00:00Z">
+        <w:r>
+          <w:t xml:space="preserve"> </w:t>
+        </w:r>
+      </w:ins>
+      <w:ins w:id="18" w:author="PR Preview" w:date="2026-01-01T00:00:00Z">
+        <w:r>
+          <w:t xml:space="preserve">$\mathcal{N}(\mathbf{A}) = \mathopen{}\left\{\mathord{\smash[b]{\underset{\raise.3ex\hbox{$\scriptstyle\sim$}}{0}}\vphantom{0}}_n\right\}\mathclose{}$</w:t>
+        </w:r>
+      </w:ins>
+      <w:ins w:id="19" w:author="PR Preview" w:date="2026-01-01T00:00:00Z">
+        <w:r>
+          <w:t xml:space="preserve">, the nullity is</w:t>
+        </w:r>
+      </w:ins>
+      <w:ins w:id="20" w:author="PR Preview" w:date="2026-01-01T00:00:00Z">
+        <w:r>
+          <w:t xml:space="preserve"> </w:t>
+        </w:r>
+      </w:ins>
+      <m:oMath>
+        <m:r>
+          <m:t>0</m:t>
+        </m:r>
+      </m:oMath>
+      <w:ins w:id="21" w:author="PR Preview" w:date="2026-01-01T00:00:00Z">
+        <w:r>
+          <w:t xml:space="preserve">,</w:t>
+        </w:r>
+      </w:ins>
+      <w:ins w:id="22" w:author="PR Preview" w:date="2026-01-01T00:00:00Z">
+        <w:r>
+          <w:t xml:space="preserve"> </w:t>
+        </w:r>
+      </w:ins>
+      <w:ins w:id="23" w:author="PR Preview" w:date="2026-01-01T00:00:00Z">
+        <w:r>
+          <w:t xml:space="preserve">and</w:t>
+        </w:r>
+      </w:ins>
+      <w:ins w:id="24" w:author="PR Preview" w:date="2026-01-01T00:00:00Z">
+        <w:r>
+          <w:t xml:space="preserve"> </w:t>
+        </w:r>
+      </w:ins>
+      <m:oMath>
+        <m:r>
+          <m:rPr>
+            <m:sty m:val="p"/>
+          </m:rPr>
+          <m:t>rank</m:t>
+        </m:r>
+        <m:r>
+          <m:rPr>
+            <m:sty m:val="p"/>
+          </m:rPr>
+          <m:t>(</m:t>
+        </m:r>
+        <m:r>
+          <m:rPr>
+            <m:sty m:val="bi"/>
+          </m:rPr>
+          <m:t>A</m:t>
+        </m:r>
+        <m:r>
+          <m:rPr>
+            <m:sty m:val="p"/>
+          </m:rPr>
+          <m:t>)</m:t>
+        </m:r>
+        <m:r>
+          <m:rPr>
+            <m:sty m:val="p"/>
+          </m:rPr>
+          <m:t>=</m:t>
+        </m:r>
+        <m:r>
+          <m:t>n</m:t>
+        </m:r>
+      </m:oMath>
+      <w:ins w:id="25" w:author="PR Preview" w:date="2026-01-01T00:00:00Z">
+        <w:r>
+          <w:t xml:space="preserve"> </w:t>
+        </w:r>
+      </w:ins>
+      <w:ins w:id="26" w:author="PR Preview" w:date="2026-01-01T00:00:00Z">
+        <w:r>
+          <w:t xml:space="preserve">(</w:t>
+        </w:r>
+      </w:ins>
+      <w:hyperlink r:id="rId18">
+        <w:ins w:id="27" w:author="PR Preview" w:date="2026-01-01T00:00:00Z">
+          <w:r>
+            <w:rPr>
+              <w:rStyle w:val="Hyperlink"/>
+            </w:rPr>
+            <w:t xml:space="preserve">Theorem 7 in Column Space, Null Space and Rank-Nullity</w:t>
+          </w:r>
+        </w:ins>
+      </w:hyperlink>
+      <w:ins w:id="28" w:author="PR Preview" w:date="2026-01-01T00:00:00Z">
+        <w:r>
+          <w:t xml:space="preserve">).</w:t>
+        </w:r>
+      </w:ins>
     </w:p>
     <w:p>
       <w:pPr>
@@ -1298,12 +1439,16 @@
       <w:pPr>
         <w:pStyle w:val="FirstParagraph"/>
       </w:pPr>
-      <w:r>
-        <w:t xml:space="preserve">so every column of</w:t>
-      </w:r>
-      <w:r>
-        <w:t xml:space="preserve"> </w:t>
-      </w:r>
+      <w:del w:id="29" w:author="PR Preview" w:date="2026-01-01T00:00:00Z">
+        <w:r>
+          <w:delText xml:space="preserve">so every column of</w:delText>
+        </w:r>
+      </w:del>
+      <w:del w:id="30" w:author="PR Preview" w:date="2026-01-01T00:00:00Z">
+        <w:r>
+          <w:delText xml:space="preserve"> </w:delText>
+        </w:r>
+      </w:del>
       <m:oMath>
         <m:r>
           <m:rPr>
@@ -1339,33 +1484,51 @@
           </m:sub>
         </m:sSub>
       </m:oMath>
-      <w:r>
-        <w:t xml:space="preserve"> </w:t>
-      </w:r>
-      <w:r>
-        <w:t xml:space="preserve">is in</w:t>
-      </w:r>
-      <w:r>
-        <w:t xml:space="preserve"> </w:t>
-      </w:r>
-      <w:r>
-        <w:t xml:space="preserve">$\mathcal{N}(\mathbf{A}) = \mathopen{}\left\{\mathord{\smash[b]{\underset{\raise.3ex\hbox{$\scriptstyle\sim$}}{0}}\vphantom{0}}_n\right\}\mathclose{}$</w:t>
-      </w:r>
-      <w:r>
-        <w:t xml:space="preserve"> </w:t>
-      </w:r>
-      <w:r>
-        <w:t xml:space="preserve">(1),</w:t>
-      </w:r>
-      <w:r>
-        <w:t xml:space="preserve"> </w:t>
-      </w:r>
-      <w:r>
-        <w:t xml:space="preserve">and</w:t>
-      </w:r>
-      <w:r>
-        <w:t xml:space="preserve"> </w:t>
-      </w:r>
+      <w:del w:id="31" w:author="PR Preview" w:date="2026-01-01T00:00:00Z">
+        <w:r>
+          <w:delText xml:space="preserve"> </w:delText>
+        </w:r>
+      </w:del>
+      <w:del w:id="32" w:author="PR Preview" w:date="2026-01-01T00:00:00Z">
+        <w:r>
+          <w:delText xml:space="preserve">is in</w:delText>
+        </w:r>
+      </w:del>
+      <w:del w:id="33" w:author="PR Preview" w:date="2026-01-01T00:00:00Z">
+        <w:r>
+          <w:delText xml:space="preserve"> </w:delText>
+        </w:r>
+      </w:del>
+      <w:del w:id="34" w:author="PR Preview" w:date="2026-01-01T00:00:00Z">
+        <w:r>
+          <w:delText xml:space="preserve">$\mathcal{N}(\mathbf{A}) = \mathopen{}\left\{\mathord{\smash[b]{\underset{\raise.3ex\hbox{$\scriptstyle\sim$}}{0}}\vphantom{0}}_n\right\}\mathclose{}$</w:delText>
+        </w:r>
+      </w:del>
+      <w:del w:id="35" w:author="PR Preview" w:date="2026-01-01T00:00:00Z">
+        <w:r>
+          <w:delText xml:space="preserve"> </w:delText>
+        </w:r>
+      </w:del>
+      <w:del w:id="36" w:author="PR Preview" w:date="2026-01-01T00:00:00Z">
+        <w:r>
+          <w:delText xml:space="preserve">(1),</w:delText>
+        </w:r>
+      </w:del>
+      <w:del w:id="37" w:author="PR Preview" w:date="2026-01-01T00:00:00Z">
+        <w:r>
+          <w:delText xml:space="preserve"> </w:delText>
+        </w:r>
+      </w:del>
+      <w:del w:id="38" w:author="PR Preview" w:date="2026-01-01T00:00:00Z">
+        <w:r>
+          <w:delText xml:space="preserve">and</w:delText>
+        </w:r>
+      </w:del>
+      <w:del w:id="39" w:author="PR Preview" w:date="2026-01-01T00:00:00Z">
+        <w:r>
+          <w:delText xml:space="preserve"> </w:delText>
+        </w:r>
+      </w:del>
       <m:oMath>
         <m:r>
           <m:rPr>
@@ -1401,18 +1564,26 @@
           </m:sub>
         </m:sSub>
       </m:oMath>
-      <w:r>
-        <w:t xml:space="preserve">.</w:t>
-      </w:r>
-      <w:r>
-        <w:t xml:space="preserve"> </w:t>
-      </w:r>
-      <w:r>
-        <w:t xml:space="preserve">So</w:t>
-      </w:r>
-      <w:r>
-        <w:t xml:space="preserve"> </w:t>
-      </w:r>
+      <w:del w:id="40" w:author="PR Preview" w:date="2026-01-01T00:00:00Z">
+        <w:r>
+          <w:delText xml:space="preserve">.</w:delText>
+        </w:r>
+      </w:del>
+      <w:del w:id="41" w:author="PR Preview" w:date="2026-01-01T00:00:00Z">
+        <w:r>
+          <w:delText xml:space="preserve"> </w:delText>
+        </w:r>
+      </w:del>
+      <w:del w:id="42" w:author="PR Preview" w:date="2026-01-01T00:00:00Z">
+        <w:r>
+          <w:delText xml:space="preserve">So</w:delText>
+        </w:r>
+      </w:del>
+      <w:del w:id="43" w:author="PR Preview" w:date="2026-01-01T00:00:00Z">
+        <w:r>
+          <w:delText xml:space="preserve"> </w:delText>
+        </w:r>
+      </w:del>
       <m:oMath>
         <m:r>
           <m:rPr>
@@ -1421,169 +1592,654 @@
           <m:t>B</m:t>
         </m:r>
       </m:oMath>
-      <w:r>
-        <w:t xml:space="preserve"> </w:t>
-      </w:r>
-      <w:r>
-        <w:t xml:space="preserve">satisfies</w:t>
-      </w:r>
-      <w:r>
-        <w:t xml:space="preserve"> </w:t>
-      </w:r>
+      <w:del w:id="44" w:author="PR Preview" w:date="2026-01-01T00:00:00Z">
+        <w:r>
+          <w:delText xml:space="preserve"> </w:delText>
+        </w:r>
+      </w:del>
+      <w:del w:id="45" w:author="PR Preview" w:date="2026-01-01T00:00:00Z">
+        <w:r>
+          <w:delText xml:space="preserve">satisfies</w:delText>
+        </w:r>
+      </w:del>
+      <w:del w:id="46" w:author="PR Preview" w:date="2026-01-01T00:00:00Z">
+        <w:r>
+          <w:delText xml:space="preserve"> </w:delText>
+        </w:r>
+      </w:del>
       <w:hyperlink r:id="rId15">
-        <w:r>
-          <w:rPr>
-            <w:rStyle w:val="Hyperlink"/>
-          </w:rPr>
-          <w:t xml:space="preserve">Definition 6 in Special Matrices and Decompositions</w:t>
-        </w:r>
+        <w:del w:id="47" w:author="PR Preview" w:date="2026-01-01T00:00:00Z">
+          <w:r>
+            <w:rPr>
+              <w:rStyle w:val="Hyperlink"/>
+            </w:rPr>
+            <w:delText xml:space="preserve">Definition 6 in Special Matrices and Decompositions</w:delText>
+          </w:r>
+        </w:del>
       </w:hyperlink>
-      <w:r>
-        <w:t xml:space="preserve">.</w:t>
-      </w:r>
-      <w:r>
-        <w:t xml:space="preserve"> </w:t>
-      </w:r>
-      <w:r>
-        <w:t xml:space="preserve">The two conditions in the statement are equivalent by</w:t>
-      </w:r>
-      <w:r>
-        <w:t xml:space="preserve"> </w:t>
-      </w:r>
+      <w:del w:id="48" w:author="PR Preview" w:date="2026-01-01T00:00:00Z">
+        <w:r>
+          <w:delText xml:space="preserve">.</w:delText>
+        </w:r>
+      </w:del>
+      <w:del w:id="49" w:author="PR Preview" w:date="2026-01-01T00:00:00Z">
+        <w:r>
+          <w:delText xml:space="preserve"> </w:delText>
+        </w:r>
+      </w:del>
+      <w:del w:id="50" w:author="PR Preview" w:date="2026-01-01T00:00:00Z">
+        <w:r>
+          <w:delText xml:space="preserve">The two conditions in the statement are equivalent by</w:delText>
+        </w:r>
+      </w:del>
+      <w:del w:id="51" w:author="PR Preview" w:date="2026-01-01T00:00:00Z">
+        <w:r>
+          <w:delText xml:space="preserve"> </w:delText>
+        </w:r>
+      </w:del>
       <w:hyperlink r:id="rId18">
-        <w:r>
-          <w:rPr>
-            <w:rStyle w:val="Hyperlink"/>
-          </w:rPr>
-          <w:t xml:space="preserve">Theorem 8 in Column Space, Null Space and Rank-Nullity</w:t>
-        </w:r>
+        <w:del w:id="52" w:author="PR Preview" w:date="2026-01-01T00:00:00Z">
+          <w:r>
+            <w:rPr>
+              <w:rStyle w:val="Hyperlink"/>
+            </w:rPr>
+            <w:delText xml:space="preserve">Theorem 8 in Column Space, Null Space and Rank-Nullity</w:delText>
+          </w:r>
+        </w:del>
       </w:hyperlink>
-      <w:r>
-        <w:t xml:space="preserve">:</w:t>
-      </w:r>
-      <w:r>
-        <w:t xml:space="preserve"> </w:t>
-      </w:r>
-      <w:r>
-        <w:t xml:space="preserve">the nullity is</w:t>
-      </w:r>
-      <w:r>
-        <w:t xml:space="preserve"> </w:t>
-      </w:r>
+      <w:del w:id="53" w:author="PR Preview" w:date="2026-01-01T00:00:00Z">
+        <w:r>
+          <w:delText xml:space="preserve">:</w:delText>
+        </w:r>
+      </w:del>
+      <w:del w:id="54" w:author="PR Preview" w:date="2026-01-01T00:00:00Z">
+        <w:r>
+          <w:delText xml:space="preserve"> </w:delText>
+        </w:r>
+      </w:del>
+      <w:del w:id="55" w:author="PR Preview" w:date="2026-01-01T00:00:00Z">
+        <w:r>
+          <w:delText xml:space="preserve">the nullity is</w:delText>
+        </w:r>
+      </w:del>
+      <w:del w:id="56" w:author="PR Preview" w:date="2026-01-01T00:00:00Z">
+        <w:r>
+          <w:delText xml:space="preserve"> </w:delText>
+        </w:r>
+      </w:del>
       <m:oMath>
         <m:r>
           <m:t>0</m:t>
         </m:r>
       </m:oMath>
-      <w:r>
-        <w:t xml:space="preserve"> </w:t>
-      </w:r>
-      <w:r>
-        <w:t xml:space="preserve">exactly when</w:t>
-      </w:r>
-      <w:r>
-        <w:t xml:space="preserve"> </w:t>
-      </w:r>
-      <w:r>
-        <w:t xml:space="preserve">$\mathcal{N}(\mathbf{A}) = \mathopen{}\left\{\mathord{\smash[b]{\underset{\raise.3ex\hbox{$\scriptstyle\sim$}}{0}}\vphantom{0}}_n\right\}\mathclose{}$</w:t>
-      </w:r>
-      <w:r>
-        <w:t xml:space="preserve">,</w:t>
-      </w:r>
-      <w:r>
-        <w:t xml:space="preserve"> </w:t>
-      </w:r>
-      <w:r>
-        <w:t xml:space="preserve">because a subspace of dimension</w:t>
-      </w:r>
-      <w:r>
-        <w:t xml:space="preserve"> </w:t>
-      </w:r>
+      <w:del w:id="57" w:author="PR Preview" w:date="2026-01-01T00:00:00Z">
+        <w:r>
+          <w:delText xml:space="preserve"> </w:delText>
+        </w:r>
+      </w:del>
+      <w:del w:id="58" w:author="PR Preview" w:date="2026-01-01T00:00:00Z">
+        <w:r>
+          <w:delText xml:space="preserve">exactly when</w:delText>
+        </w:r>
+      </w:del>
+      <w:del w:id="59" w:author="PR Preview" w:date="2026-01-01T00:00:00Z">
+        <w:r>
+          <w:delText xml:space="preserve"> </w:delText>
+        </w:r>
+      </w:del>
+      <w:del w:id="60" w:author="PR Preview" w:date="2026-01-01T00:00:00Z">
+        <w:r>
+          <w:delText xml:space="preserve">$\mathcal{N}(\mathbf{A}) = \mathopen{}\left\{\mathord{\smash[b]{\underset{\raise.3ex\hbox{$\scriptstyle\sim$}}{0}}\vphantom{0}}_n\right\}\mathclose{}$</w:delText>
+        </w:r>
+      </w:del>
+      <w:del w:id="61" w:author="PR Preview" w:date="2026-01-01T00:00:00Z">
+        <w:r>
+          <w:delText xml:space="preserve">,</w:delText>
+        </w:r>
+      </w:del>
+      <w:del w:id="62" w:author="PR Preview" w:date="2026-01-01T00:00:00Z">
+        <w:r>
+          <w:delText xml:space="preserve"> </w:delText>
+        </w:r>
+      </w:del>
+      <w:del w:id="63" w:author="PR Preview" w:date="2026-01-01T00:00:00Z">
+        <w:r>
+          <w:delText xml:space="preserve">because a subspace of dimension</w:delText>
+        </w:r>
+      </w:del>
+      <w:del w:id="64" w:author="PR Preview" w:date="2026-01-01T00:00:00Z">
+        <w:r>
+          <w:delText xml:space="preserve"> </w:delText>
+        </w:r>
+      </w:del>
       <m:oMath>
         <m:r>
           <m:t>0</m:t>
         </m:r>
       </m:oMath>
-      <w:r>
-        <w:t xml:space="preserve"> </w:t>
-      </w:r>
-      <w:r>
-        <w:t xml:space="preserve">has the empty list as a basis, whose span is</w:t>
-      </w:r>
-      <w:r>
-        <w:t xml:space="preserve"> </w:t>
-      </w:r>
-      <w:r>
-        <w:t xml:space="preserve">$\mathopen{}\left\{\mathord{\smash[b]{\underset{\raise.3ex\hbox{$\scriptstyle\sim$}}{0}}\vphantom{0}}\right\}\mathclose{}$</w:t>
-      </w:r>
-      <w:r>
-        <w:t xml:space="preserve"> </w:t>
-      </w:r>
-      <w:r>
-        <w:t xml:space="preserve">(</w:t>
-      </w:r>
+      <w:del w:id="65" w:author="PR Preview" w:date="2026-01-01T00:00:00Z">
+        <w:r>
+          <w:delText xml:space="preserve"> </w:delText>
+        </w:r>
+      </w:del>
+      <w:del w:id="66" w:author="PR Preview" w:date="2026-01-01T00:00:00Z">
+        <w:r>
+          <w:delText xml:space="preserve">has the empty list as a basis, whose span is</w:delText>
+        </w:r>
+      </w:del>
+      <w:del w:id="67" w:author="PR Preview" w:date="2026-01-01T00:00:00Z">
+        <w:r>
+          <w:delText xml:space="preserve"> </w:delText>
+        </w:r>
+      </w:del>
+      <w:del w:id="68" w:author="PR Preview" w:date="2026-01-01T00:00:00Z">
+        <w:r>
+          <w:delText xml:space="preserve">$\mathopen{}\left\{\mathord{\smash[b]{\underset{\raise.3ex\hbox{$\scriptstyle\sim$}}{0}}\vphantom{0}}\right\}\mathclose{}$</w:delText>
+        </w:r>
+      </w:del>
+      <w:del w:id="69" w:author="PR Preview" w:date="2026-01-01T00:00:00Z">
+        <w:r>
+          <w:delText xml:space="preserve"> </w:delText>
+        </w:r>
+      </w:del>
+      <w:del w:id="70" w:author="PR Preview" w:date="2026-01-01T00:00:00Z">
+        <w:r>
+          <w:delText xml:space="preserve">(</w:delText>
+        </w:r>
+      </w:del>
       <w:hyperlink r:id="rId21">
-        <w:r>
-          <w:rPr>
-            <w:rStyle w:val="Hyperlink"/>
-          </w:rPr>
-          <w:t xml:space="preserve">Definition 9 in Subspaces and Rank</w:t>
-        </w:r>
+        <w:del w:id="71" w:author="PR Preview" w:date="2026-01-01T00:00:00Z">
+          <w:r>
+            <w:rPr>
+              <w:rStyle w:val="Hyperlink"/>
+            </w:rPr>
+            <w:delText xml:space="preserve">Definition 9 in Subspaces and Rank</w:delText>
+          </w:r>
+        </w:del>
       </w:hyperlink>
-      <w:r>
-        <w:t xml:space="preserve">,</w:t>
-      </w:r>
-      <w:r>
-        <w:t xml:space="preserve"> </w:t>
-      </w:r>
+      <w:del w:id="72" w:author="PR Preview" w:date="2026-01-01T00:00:00Z">
+        <w:r>
+          <w:delText xml:space="preserve">,</w:delText>
+        </w:r>
+      </w:del>
+      <w:del w:id="73" w:author="PR Preview" w:date="2026-01-01T00:00:00Z">
+        <w:r>
+          <w:delText xml:space="preserve"> </w:delText>
+        </w:r>
+      </w:del>
       <w:hyperlink r:id="rId22">
-        <w:r>
-          <w:rPr>
-            <w:rStyle w:val="Hyperlink"/>
-          </w:rPr>
-          <w:t xml:space="preserve">Definition 5 in Subspaces and Rank</w:t>
-        </w:r>
+        <w:del w:id="74" w:author="PR Preview" w:date="2026-01-01T00:00:00Z">
+          <w:r>
+            <w:rPr>
+              <w:rStyle w:val="Hyperlink"/>
+            </w:rPr>
+            <w:delText xml:space="preserve">Definition 5 in Subspaces and Rank</w:delText>
+          </w:r>
+        </w:del>
       </w:hyperlink>
-      <w:r>
-        <w:t xml:space="preserve">), and</w:t>
-      </w:r>
-      <w:r>
-        <w:t xml:space="preserve"> </w:t>
-      </w:r>
-      <w:r>
-        <w:t xml:space="preserve">$\mathopen{}\left\{\mathord{\smash[b]{\underset{\raise.3ex\hbox{$\scriptstyle\sim$}}{0}}\vphantom{0}}\right\}\mathclose{}$</w:t>
-      </w:r>
-      <w:r>
-        <w:t xml:space="preserve"> </w:t>
-      </w:r>
-      <w:r>
-        <w:t xml:space="preserve">has dimension</w:t>
-      </w:r>
-      <w:r>
-        <w:t xml:space="preserve"> </w:t>
-      </w:r>
+      <w:del w:id="75" w:author="PR Preview" w:date="2026-01-01T00:00:00Z">
+        <w:r>
+          <w:delText xml:space="preserve">), and</w:delText>
+        </w:r>
+      </w:del>
+      <w:del w:id="76" w:author="PR Preview" w:date="2026-01-01T00:00:00Z">
+        <w:r>
+          <w:delText xml:space="preserve"> </w:delText>
+        </w:r>
+      </w:del>
+      <w:del w:id="77" w:author="PR Preview" w:date="2026-01-01T00:00:00Z">
+        <w:r>
+          <w:delText xml:space="preserve">$\mathopen{}\left\{\mathord{\smash[b]{\underset{\raise.3ex\hbox{$\scriptstyle\sim$}}{0}}\vphantom{0}}\right\}\mathclose{}$</w:delText>
+        </w:r>
+      </w:del>
+      <w:del w:id="78" w:author="PR Preview" w:date="2026-01-01T00:00:00Z">
+        <w:r>
+          <w:delText xml:space="preserve"> </w:delText>
+        </w:r>
+      </w:del>
+      <w:del w:id="79" w:author="PR Preview" w:date="2026-01-01T00:00:00Z">
+        <w:r>
+          <w:delText xml:space="preserve">has dimension</w:delText>
+        </w:r>
+      </w:del>
+      <w:del w:id="80" w:author="PR Preview" w:date="2026-01-01T00:00:00Z">
+        <w:r>
+          <w:delText xml:space="preserve"> </w:delText>
+        </w:r>
+      </w:del>
       <m:oMath>
         <m:r>
           <m:t>0</m:t>
         </m:r>
       </m:oMath>
-      <w:r>
-        <w:t xml:space="preserve"> </w:t>
-      </w:r>
-      <w:r>
-        <w:t xml:space="preserve">(</w:t>
-      </w:r>
+      <w:del w:id="81" w:author="PR Preview" w:date="2026-01-01T00:00:00Z">
+        <w:r>
+          <w:delText xml:space="preserve"> </w:delText>
+        </w:r>
+      </w:del>
+      <w:del w:id="82" w:author="PR Preview" w:date="2026-01-01T00:00:00Z">
+        <w:r>
+          <w:delText xml:space="preserve">(</w:delText>
+        </w:r>
+      </w:del>
       <w:hyperlink r:id="rId23">
-        <w:r>
-          <w:rPr>
-            <w:rStyle w:val="Hyperlink"/>
-          </w:rPr>
-          <w:t xml:space="preserve">Example 16 in Subspaces and Rank</w:t>
-        </w:r>
+        <w:del w:id="83" w:author="PR Preview" w:date="2026-01-01T00:00:00Z">
+          <w:r>
+            <w:rPr>
+              <w:rStyle w:val="Hyperlink"/>
+            </w:rPr>
+            <w:delText xml:space="preserve">Example 16 in Subspaces and Rank</w:delText>
+          </w:r>
+        </w:del>
       </w:hyperlink>
-      <w:r>
-        <w:t xml:space="preserve">).</w:t>
-      </w:r>
+      <w:del w:id="84" w:author="PR Preview" w:date="2026-01-01T00:00:00Z">
+        <w:r>
+          <w:delText xml:space="preserve">).</w:delText>
+        </w:r>
+      </w:del>
+    </w:p>
+    <w:p>
+      <w:pPr>
+        <w:pStyle w:val="FirstParagraph"/>
+      </w:pPr>
+      <w:ins w:id="85" w:author="PR Preview" w:date="2026-01-01T00:00:00Z">
+        <w:r>
+          <w:t xml:space="preserve">so every column of</w:t>
+        </w:r>
+      </w:ins>
+      <w:ins w:id="86" w:author="PR Preview" w:date="2026-01-01T00:00:00Z">
+        <w:r>
+          <w:t xml:space="preserve"> </w:t>
+        </w:r>
+      </w:ins>
+      <m:oMath>
+        <m:r>
+          <m:rPr>
+            <m:sty m:val="bi"/>
+          </m:rPr>
+          <m:t>B</m:t>
+        </m:r>
+        <m:r>
+          <m:rPr>
+            <m:sty m:val="bi"/>
+          </m:rPr>
+          <m:t>A</m:t>
+        </m:r>
+        <m:r>
+          <m:rPr>
+            <m:sty m:val="p"/>
+          </m:rPr>
+          <m:t>−</m:t>
+        </m:r>
+        <m:sSub>
+          <m:e>
+            <m:r>
+              <m:rPr>
+                <m:sty m:val="bi"/>
+              </m:rPr>
+              <m:t>I</m:t>
+            </m:r>
+          </m:e>
+          <m:sub>
+            <m:r>
+              <m:t>n</m:t>
+            </m:r>
+          </m:sub>
+        </m:sSub>
+      </m:oMath>
+      <w:ins w:id="87" w:author="PR Preview" w:date="2026-01-01T00:00:00Z">
+        <w:r>
+          <w:t xml:space="preserve"> </w:t>
+        </w:r>
+      </w:ins>
+      <w:ins w:id="88" w:author="PR Preview" w:date="2026-01-01T00:00:00Z">
+        <w:r>
+          <w:t xml:space="preserve">is in</w:t>
+        </w:r>
+      </w:ins>
+      <w:ins w:id="89" w:author="PR Preview" w:date="2026-01-01T00:00:00Z">
+        <w:r>
+          <w:t xml:space="preserve"> </w:t>
+        </w:r>
+      </w:ins>
+      <w:ins w:id="90" w:author="PR Preview" w:date="2026-01-01T00:00:00Z">
+        <w:r>
+          <w:t xml:space="preserve">$\mathcal{N}(\mathbf{A}) = \mathopen{}\left\{\mathord{\smash[b]{\underset{\raise.3ex\hbox{$\scriptstyle\sim$}}{0}}\vphantom{0}}_n\right\}\mathclose{}$</w:t>
+        </w:r>
+      </w:ins>
+      <w:ins w:id="91" w:author="PR Preview" w:date="2026-01-01T00:00:00Z">
+        <w:r>
+          <w:t xml:space="preserve"> </w:t>
+        </w:r>
+      </w:ins>
+      <w:ins w:id="92" w:author="PR Preview" w:date="2026-01-01T00:00:00Z">
+        <w:r>
+          <w:t xml:space="preserve">(1),</w:t>
+        </w:r>
+      </w:ins>
+      <w:ins w:id="93" w:author="PR Preview" w:date="2026-01-01T00:00:00Z">
+        <w:r>
+          <w:t xml:space="preserve"> </w:t>
+        </w:r>
+      </w:ins>
+      <w:ins w:id="94" w:author="PR Preview" w:date="2026-01-01T00:00:00Z">
+        <w:r>
+          <w:t xml:space="preserve">and</w:t>
+        </w:r>
+      </w:ins>
+      <w:ins w:id="95" w:author="PR Preview" w:date="2026-01-01T00:00:00Z">
+        <w:r>
+          <w:t xml:space="preserve"> </w:t>
+        </w:r>
+      </w:ins>
+      <m:oMath>
+        <m:r>
+          <m:rPr>
+            <m:sty m:val="bi"/>
+          </m:rPr>
+          <m:t>B</m:t>
+        </m:r>
+        <m:r>
+          <m:rPr>
+            <m:sty m:val="bi"/>
+          </m:rPr>
+          <m:t>A</m:t>
+        </m:r>
+        <m:r>
+          <m:rPr>
+            <m:sty m:val="p"/>
+          </m:rPr>
+          <m:t>=</m:t>
+        </m:r>
+        <m:sSub>
+          <m:e>
+            <m:r>
+              <m:rPr>
+                <m:sty m:val="bi"/>
+              </m:rPr>
+              <m:t>I</m:t>
+            </m:r>
+          </m:e>
+          <m:sub>
+            <m:r>
+              <m:t>n</m:t>
+            </m:r>
+          </m:sub>
+        </m:sSub>
+      </m:oMath>
+      <w:ins w:id="96" w:author="PR Preview" w:date="2026-01-01T00:00:00Z">
+        <w:r>
+          <w:t xml:space="preserve">.</w:t>
+        </w:r>
+      </w:ins>
+      <w:ins w:id="97" w:author="PR Preview" w:date="2026-01-01T00:00:00Z">
+        <w:r>
+          <w:t xml:space="preserve"> </w:t>
+        </w:r>
+      </w:ins>
+      <w:ins w:id="98" w:author="PR Preview" w:date="2026-01-01T00:00:00Z">
+        <w:r>
+          <w:t xml:space="preserve">So</w:t>
+        </w:r>
+      </w:ins>
+      <w:ins w:id="99" w:author="PR Preview" w:date="2026-01-01T00:00:00Z">
+        <w:r>
+          <w:t xml:space="preserve"> </w:t>
+        </w:r>
+      </w:ins>
+      <m:oMath>
+        <m:r>
+          <m:rPr>
+            <m:sty m:val="bi"/>
+          </m:rPr>
+          <m:t>B</m:t>
+        </m:r>
+      </m:oMath>
+      <w:ins w:id="100" w:author="PR Preview" w:date="2026-01-01T00:00:00Z">
+        <w:r>
+          <w:t xml:space="preserve"> </w:t>
+        </w:r>
+      </w:ins>
+      <w:ins w:id="101" w:author="PR Preview" w:date="2026-01-01T00:00:00Z">
+        <w:r>
+          <w:t xml:space="preserve">satisfies</w:t>
+        </w:r>
+      </w:ins>
+      <w:ins w:id="102" w:author="PR Preview" w:date="2026-01-01T00:00:00Z">
+        <w:r>
+          <w:t xml:space="preserve"> </w:t>
+        </w:r>
+      </w:ins>
+      <w:hyperlink r:id="rId15">
+        <w:ins w:id="103" w:author="PR Preview" w:date="2026-01-01T00:00:00Z">
+          <w:r>
+            <w:rPr>
+              <w:rStyle w:val="Hyperlink"/>
+            </w:rPr>
+            <w:t xml:space="preserve">Definition 6 in Special Matrices and Decompositions</w:t>
+          </w:r>
+        </w:ins>
+      </w:hyperlink>
+      <w:ins w:id="104" w:author="PR Preview" w:date="2026-01-01T00:00:00Z">
+        <w:r>
+          <w:t xml:space="preserve">.</w:t>
+        </w:r>
+      </w:ins>
+      <w:ins w:id="105" w:author="PR Preview" w:date="2026-01-01T00:00:00Z">
+        <w:r>
+          <w:t xml:space="preserve"> </w:t>
+        </w:r>
+      </w:ins>
+      <w:ins w:id="106" w:author="PR Preview" w:date="2026-01-01T00:00:00Z">
+        <w:r>
+          <w:t xml:space="preserve">The two conditions in the statement are equivalent by</w:t>
+        </w:r>
+      </w:ins>
+      <w:ins w:id="107" w:author="PR Preview" w:date="2026-01-01T00:00:00Z">
+        <w:r>
+          <w:t xml:space="preserve"> </w:t>
+        </w:r>
+      </w:ins>
+      <w:hyperlink r:id="rId18">
+        <w:ins w:id="108" w:author="PR Preview" w:date="2026-01-01T00:00:00Z">
+          <w:r>
+            <w:rPr>
+              <w:rStyle w:val="Hyperlink"/>
+            </w:rPr>
+            <w:t xml:space="preserve">Theorem 7 in Column Space, Null Space and Rank-Nullity</w:t>
+          </w:r>
+        </w:ins>
+      </w:hyperlink>
+      <w:ins w:id="109" w:author="PR Preview" w:date="2026-01-01T00:00:00Z">
+        <w:r>
+          <w:t xml:space="preserve">:</w:t>
+        </w:r>
+      </w:ins>
+      <w:ins w:id="110" w:author="PR Preview" w:date="2026-01-01T00:00:00Z">
+        <w:r>
+          <w:t xml:space="preserve"> </w:t>
+        </w:r>
+      </w:ins>
+      <w:ins w:id="111" w:author="PR Preview" w:date="2026-01-01T00:00:00Z">
+        <w:r>
+          <w:t xml:space="preserve">the nullity is</w:t>
+        </w:r>
+      </w:ins>
+      <w:ins w:id="112" w:author="PR Preview" w:date="2026-01-01T00:00:00Z">
+        <w:r>
+          <w:t xml:space="preserve"> </w:t>
+        </w:r>
+      </w:ins>
+      <m:oMath>
+        <m:r>
+          <m:t>0</m:t>
+        </m:r>
+      </m:oMath>
+      <w:ins w:id="113" w:author="PR Preview" w:date="2026-01-01T00:00:00Z">
+        <w:r>
+          <w:t xml:space="preserve"> </w:t>
+        </w:r>
+      </w:ins>
+      <w:ins w:id="114" w:author="PR Preview" w:date="2026-01-01T00:00:00Z">
+        <w:r>
+          <w:t xml:space="preserve">exactly when</w:t>
+        </w:r>
+      </w:ins>
+      <w:ins w:id="115" w:author="PR Preview" w:date="2026-01-01T00:00:00Z">
+        <w:r>
+          <w:t xml:space="preserve"> </w:t>
+        </w:r>
+      </w:ins>
+      <w:ins w:id="116" w:author="PR Preview" w:date="2026-01-01T00:00:00Z">
+        <w:r>
+          <w:t xml:space="preserve">$\mathcal{N}(\mathbf{A}) = \mathopen{}\left\{\mathord{\smash[b]{\underset{\raise.3ex\hbox{$\scriptstyle\sim$}}{0}}\vphantom{0}}_n\right\}\mathclose{}$</w:t>
+        </w:r>
+      </w:ins>
+      <w:ins w:id="117" w:author="PR Preview" w:date="2026-01-01T00:00:00Z">
+        <w:r>
+          <w:t xml:space="preserve">,</w:t>
+        </w:r>
+      </w:ins>
+      <w:ins w:id="118" w:author="PR Preview" w:date="2026-01-01T00:00:00Z">
+        <w:r>
+          <w:t xml:space="preserve"> </w:t>
+        </w:r>
+      </w:ins>
+      <w:ins w:id="119" w:author="PR Preview" w:date="2026-01-01T00:00:00Z">
+        <w:r>
+          <w:t xml:space="preserve">because a subspace of dimension</w:t>
+        </w:r>
+      </w:ins>
+      <w:ins w:id="120" w:author="PR Preview" w:date="2026-01-01T00:00:00Z">
+        <w:r>
+          <w:t xml:space="preserve"> </w:t>
+        </w:r>
+      </w:ins>
+      <m:oMath>
+        <m:r>
+          <m:t>0</m:t>
+        </m:r>
+      </m:oMath>
+      <w:ins w:id="121" w:author="PR Preview" w:date="2026-01-01T00:00:00Z">
+        <w:r>
+          <w:t xml:space="preserve"> </w:t>
+        </w:r>
+      </w:ins>
+      <w:ins w:id="122" w:author="PR Preview" w:date="2026-01-01T00:00:00Z">
+        <w:r>
+          <w:t xml:space="preserve">has the empty list as a basis, whose span is</w:t>
+        </w:r>
+      </w:ins>
+      <w:ins w:id="123" w:author="PR Preview" w:date="2026-01-01T00:00:00Z">
+        <w:r>
+          <w:t xml:space="preserve"> </w:t>
+        </w:r>
+      </w:ins>
+      <w:ins w:id="124" w:author="PR Preview" w:date="2026-01-01T00:00:00Z">
+        <w:r>
+          <w:t xml:space="preserve">$\mathopen{}\left\{\mathord{\smash[b]{\underset{\raise.3ex\hbox{$\scriptstyle\sim$}}{0}}\vphantom{0}}\right\}\mathclose{}$</w:t>
+        </w:r>
+      </w:ins>
+      <w:ins w:id="125" w:author="PR Preview" w:date="2026-01-01T00:00:00Z">
+        <w:r>
+          <w:t xml:space="preserve"> </w:t>
+        </w:r>
+      </w:ins>
+      <w:ins w:id="126" w:author="PR Preview" w:date="2026-01-01T00:00:00Z">
+        <w:r>
+          <w:t xml:space="preserve">(</w:t>
+        </w:r>
+      </w:ins>
+      <w:hyperlink r:id="rId21">
+        <w:ins w:id="127" w:author="PR Preview" w:date="2026-01-01T00:00:00Z">
+          <w:r>
+            <w:rPr>
+              <w:rStyle w:val="Hyperlink"/>
+            </w:rPr>
+            <w:t xml:space="preserve">Definition 9 in Subspaces and Rank</w:t>
+          </w:r>
+        </w:ins>
+      </w:hyperlink>
+      <w:ins w:id="128" w:author="PR Preview" w:date="2026-01-01T00:00:00Z">
+        <w:r>
+          <w:t xml:space="preserve">,</w:t>
+        </w:r>
+      </w:ins>
+      <w:ins w:id="129" w:author="PR Preview" w:date="2026-01-01T00:00:00Z">
+        <w:r>
+          <w:t xml:space="preserve"> </w:t>
+        </w:r>
+      </w:ins>
+      <w:hyperlink r:id="rId22">
+        <w:ins w:id="130" w:author="PR Preview" w:date="2026-01-01T00:00:00Z">
+          <w:r>
+            <w:rPr>
+              <w:rStyle w:val="Hyperlink"/>
+            </w:rPr>
+            <w:t xml:space="preserve">Definition 5 in Subspaces and Rank</w:t>
+          </w:r>
+        </w:ins>
+      </w:hyperlink>
+      <w:ins w:id="131" w:author="PR Preview" w:date="2026-01-01T00:00:00Z">
+        <w:r>
+          <w:t xml:space="preserve">), and</w:t>
+        </w:r>
+      </w:ins>
+      <w:ins w:id="132" w:author="PR Preview" w:date="2026-01-01T00:00:00Z">
+        <w:r>
+          <w:t xml:space="preserve"> </w:t>
+        </w:r>
+      </w:ins>
+      <w:ins w:id="133" w:author="PR Preview" w:date="2026-01-01T00:00:00Z">
+        <w:r>
+          <w:t xml:space="preserve">$\mathopen{}\left\{\mathord{\smash[b]{\underset{\raise.3ex\hbox{$\scriptstyle\sim$}}{0}}\vphantom{0}}\right\}\mathclose{}$</w:t>
+        </w:r>
+      </w:ins>
+      <w:ins w:id="134" w:author="PR Preview" w:date="2026-01-01T00:00:00Z">
+        <w:r>
+          <w:t xml:space="preserve"> </w:t>
+        </w:r>
+      </w:ins>
+      <w:ins w:id="135" w:author="PR Preview" w:date="2026-01-01T00:00:00Z">
+        <w:r>
+          <w:t xml:space="preserve">has dimension</w:t>
+        </w:r>
+      </w:ins>
+      <w:ins w:id="136" w:author="PR Preview" w:date="2026-01-01T00:00:00Z">
+        <w:r>
+          <w:t xml:space="preserve"> </w:t>
+        </w:r>
+      </w:ins>
+      <m:oMath>
+        <m:r>
+          <m:t>0</m:t>
+        </m:r>
+      </m:oMath>
+      <w:ins w:id="137" w:author="PR Preview" w:date="2026-01-01T00:00:00Z">
+        <w:r>
+          <w:t xml:space="preserve"> </w:t>
+        </w:r>
+      </w:ins>
+      <w:ins w:id="138" w:author="PR Preview" w:date="2026-01-01T00:00:00Z">
+        <w:r>
+          <w:t xml:space="preserve">(</w:t>
+        </w:r>
+      </w:ins>
+      <w:hyperlink r:id="rId23">
+        <w:ins w:id="139" w:author="PR Preview" w:date="2026-01-01T00:00:00Z">
+          <w:r>
+            <w:rPr>
+              <w:rStyle w:val="Hyperlink"/>
+            </w:rPr>
+            <w:t xml:space="preserve">Example 16 in Subspaces and Rank</w:t>
+          </w:r>
+        </w:ins>
+      </w:hyperlink>
+      <w:ins w:id="140" w:author="PR Preview" w:date="2026-01-01T00:00:00Z">
+        <w:r>
+          <w:t xml:space="preserve">).</w:t>
+        </w:r>
+      </w:ins>
     </w:p>
     <w:bookmarkStart w:id="25" w:name="exm-invertible-rank"/>
     <w:p>
@@ -24238,7 +24894,7 @@
                 <w:rPr>
                   <w:rStyle w:val="Hyperlink"/>
                 </w:rPr>
-                <w:t xml:space="preserve">Theorem 15 in Special Matrices and Decompositions</w:t>
+                <w:t xml:space="preserve">Theorem 16 in Special Matrices and Decompositions</w:t>
               </w:r>
             </w:hyperlink>
             <w:r>
@@ -25148,22 +25804,30 @@
       <w:pPr>
         <w:pStyle w:val="BodyText"/>
       </w:pPr>
-      <w:r>
-        <w:rPr>
-          <w:b/>
-          <w:bCs/>
-        </w:rPr>
-        <w:t xml:space="preserve">Only if.</w:t>
-      </w:r>
-      <w:r>
-        <w:t xml:space="preserve"> </w:t>
-      </w:r>
-      <w:r>
-        <w:t xml:space="preserve">Let</w:t>
-      </w:r>
-      <w:r>
-        <w:t xml:space="preserve"> </w:t>
-      </w:r>
+      <w:del w:id="141" w:author="PR Preview" w:date="2026-01-01T00:00:00Z">
+        <w:r>
+          <w:rPr>
+            <w:b/>
+            <w:bCs/>
+          </w:rPr>
+          <w:delText xml:space="preserve">Only if.</w:delText>
+        </w:r>
+      </w:del>
+      <w:del w:id="142" w:author="PR Preview" w:date="2026-01-01T00:00:00Z">
+        <w:r>
+          <w:delText xml:space="preserve"> </w:delText>
+        </w:r>
+      </w:del>
+      <w:del w:id="143" w:author="PR Preview" w:date="2026-01-01T00:00:00Z">
+        <w:r>
+          <w:delText xml:space="preserve">Let</w:delText>
+        </w:r>
+      </w:del>
+      <w:del w:id="144" w:author="PR Preview" w:date="2026-01-01T00:00:00Z">
+        <w:r>
+          <w:delText xml:space="preserve"> </w:delText>
+        </w:r>
+      </w:del>
       <m:oMath>
         <m:r>
           <m:rPr>
@@ -25172,21 +25836,31 @@
           <m:t>A</m:t>
         </m:r>
       </m:oMath>
-      <w:r>
-        <w:t xml:space="preserve"> </w:t>
-      </w:r>
-      <w:r>
-        <w:t xml:space="preserve">be positive semidefinite.</w:t>
-      </w:r>
-      <w:r>
-        <w:t xml:space="preserve"> </w:t>
-      </w:r>
-      <w:r>
-        <w:t xml:space="preserve">It is symmetric, so</w:t>
-      </w:r>
-      <w:r>
-        <w:t xml:space="preserve"> </w:t>
-      </w:r>
+      <w:del w:id="145" w:author="PR Preview" w:date="2026-01-01T00:00:00Z">
+        <w:r>
+          <w:delText xml:space="preserve"> </w:delText>
+        </w:r>
+      </w:del>
+      <w:del w:id="146" w:author="PR Preview" w:date="2026-01-01T00:00:00Z">
+        <w:r>
+          <w:delText xml:space="preserve">be positive semidefinite.</w:delText>
+        </w:r>
+      </w:del>
+      <w:del w:id="147" w:author="PR Preview" w:date="2026-01-01T00:00:00Z">
+        <w:r>
+          <w:delText xml:space="preserve"> </w:delText>
+        </w:r>
+      </w:del>
+      <w:del w:id="148" w:author="PR Preview" w:date="2026-01-01T00:00:00Z">
+        <w:r>
+          <w:delText xml:space="preserve">It is symmetric, so</w:delText>
+        </w:r>
+      </w:del>
+      <w:del w:id="149" w:author="PR Preview" w:date="2026-01-01T00:00:00Z">
+        <w:r>
+          <w:delText xml:space="preserve"> </w:delText>
+        </w:r>
+      </w:del>
       <m:oMath>
         <m:r>
           <m:rPr>
@@ -25231,32 +25905,46 @@
           </m:sup>
         </m:sSup>
       </m:oMath>
-      <w:r>
-        <w:t xml:space="preserve"> </w:t>
-      </w:r>
-      <w:r>
-        <w:t xml:space="preserve">(</w:t>
-      </w:r>
+      <w:del w:id="150" w:author="PR Preview" w:date="2026-01-01T00:00:00Z">
+        <w:r>
+          <w:delText xml:space="preserve"> </w:delText>
+        </w:r>
+      </w:del>
+      <w:del w:id="151" w:author="PR Preview" w:date="2026-01-01T00:00:00Z">
+        <w:r>
+          <w:delText xml:space="preserve">(</w:delText>
+        </w:r>
+      </w:del>
       <w:hyperlink r:id="rId14">
-        <w:r>
-          <w:rPr>
-            <w:rStyle w:val="Hyperlink"/>
-          </w:rPr>
-          <w:t xml:space="preserve">Theorem 12 in Special Matrices and Decompositions</w:t>
-        </w:r>
+        <w:del w:id="152" w:author="PR Preview" w:date="2026-01-01T00:00:00Z">
+          <w:r>
+            <w:rPr>
+              <w:rStyle w:val="Hyperlink"/>
+            </w:rPr>
+            <w:delText xml:space="preserve">Theorem 12 in Special Matrices and Decompositions</w:delText>
+          </w:r>
+        </w:del>
       </w:hyperlink>
-      <w:r>
-        <w:t xml:space="preserve">),</w:t>
-      </w:r>
-      <w:r>
-        <w:t xml:space="preserve"> </w:t>
-      </w:r>
-      <w:r>
-        <w:t xml:space="preserve">and every</w:t>
-      </w:r>
-      <w:r>
-        <w:t xml:space="preserve"> </w:t>
-      </w:r>
+      <w:del w:id="153" w:author="PR Preview" w:date="2026-01-01T00:00:00Z">
+        <w:r>
+          <w:delText xml:space="preserve">),</w:delText>
+        </w:r>
+      </w:del>
+      <w:del w:id="154" w:author="PR Preview" w:date="2026-01-01T00:00:00Z">
+        <w:r>
+          <w:delText xml:space="preserve"> </w:delText>
+        </w:r>
+      </w:del>
+      <w:del w:id="155" w:author="PR Preview" w:date="2026-01-01T00:00:00Z">
+        <w:r>
+          <w:delText xml:space="preserve">and every</w:delText>
+        </w:r>
+      </w:del>
+      <w:del w:id="156" w:author="PR Preview" w:date="2026-01-01T00:00:00Z">
+        <w:r>
+          <w:delText xml:space="preserve"> </w:delText>
+        </w:r>
+      </w:del>
       <m:oMath>
         <m:sSub>
           <m:e>
@@ -25280,32 +25968,46 @@
           <m:t>0</m:t>
         </m:r>
       </m:oMath>
-      <w:r>
-        <w:t xml:space="preserve"> </w:t>
-      </w:r>
-      <w:r>
-        <w:t xml:space="preserve">(</w:t>
-      </w:r>
+      <w:del w:id="157" w:author="PR Preview" w:date="2026-01-01T00:00:00Z">
+        <w:r>
+          <w:delText xml:space="preserve"> </w:delText>
+        </w:r>
+      </w:del>
+      <w:del w:id="158" w:author="PR Preview" w:date="2026-01-01T00:00:00Z">
+        <w:r>
+          <w:delText xml:space="preserve">(</w:delText>
+        </w:r>
+      </w:del>
       <w:hyperlink r:id="rId82">
-        <w:r>
-          <w:rPr>
-            <w:rStyle w:val="Hyperlink"/>
-          </w:rPr>
-          <w:t xml:space="preserve">Theorem 15 in Special Matrices and Decompositions</w:t>
-        </w:r>
+        <w:del w:id="159" w:author="PR Preview" w:date="2026-01-01T00:00:00Z">
+          <w:r>
+            <w:rPr>
+              <w:rStyle w:val="Hyperlink"/>
+            </w:rPr>
+            <w:delText xml:space="preserve">Theorem 15 in Special Matrices and Decompositions</w:delText>
+          </w:r>
+        </w:del>
       </w:hyperlink>
-      <w:r>
-        <w:t xml:space="preserve">).</w:t>
-      </w:r>
-      <w:r>
-        <w:t xml:space="preserve"> </w:t>
-      </w:r>
-      <w:r>
-        <w:t xml:space="preserve">Let</w:t>
-      </w:r>
-      <w:r>
-        <w:t xml:space="preserve"> </w:t>
-      </w:r>
+      <w:del w:id="160" w:author="PR Preview" w:date="2026-01-01T00:00:00Z">
+        <w:r>
+          <w:delText xml:space="preserve">).</w:delText>
+        </w:r>
+      </w:del>
+      <w:del w:id="161" w:author="PR Preview" w:date="2026-01-01T00:00:00Z">
+        <w:r>
+          <w:delText xml:space="preserve"> </w:delText>
+        </w:r>
+      </w:del>
+      <w:del w:id="162" w:author="PR Preview" w:date="2026-01-01T00:00:00Z">
+        <w:r>
+          <w:delText xml:space="preserve">Let</w:delText>
+        </w:r>
+      </w:del>
+      <w:del w:id="163" w:author="PR Preview" w:date="2026-01-01T00:00:00Z">
+        <w:r>
+          <w:delText xml:space="preserve"> </w:delText>
+        </w:r>
+      </w:del>
       <m:oMath>
         <m:sSup>
           <m:e>
@@ -25427,18 +26129,26 @@
           <m:t>)</m:t>
         </m:r>
       </m:oMath>
-      <w:r>
-        <w:t xml:space="preserve">,</w:t>
-      </w:r>
-      <w:r>
-        <w:t xml:space="preserve"> </w:t>
-      </w:r>
-      <w:r>
-        <w:t xml:space="preserve">which is symmetric, with</w:t>
-      </w:r>
-      <w:r>
-        <w:t xml:space="preserve"> </w:t>
-      </w:r>
+      <w:del w:id="164" w:author="PR Preview" w:date="2026-01-01T00:00:00Z">
+        <w:r>
+          <w:delText xml:space="preserve">,</w:delText>
+        </w:r>
+      </w:del>
+      <w:del w:id="165" w:author="PR Preview" w:date="2026-01-01T00:00:00Z">
+        <w:r>
+          <w:delText xml:space="preserve"> </w:delText>
+        </w:r>
+      </w:del>
+      <w:del w:id="166" w:author="PR Preview" w:date="2026-01-01T00:00:00Z">
+        <w:r>
+          <w:delText xml:space="preserve">which is symmetric, with</w:delText>
+        </w:r>
+      </w:del>
+      <w:del w:id="167" w:author="PR Preview" w:date="2026-01-01T00:00:00Z">
+        <w:r>
+          <w:delText xml:space="preserve"> </w:delText>
+        </w:r>
+      </w:del>
       <m:oMath>
         <m:sSup>
           <m:e>
@@ -25501,35 +26211,51 @@
           <m:t>Λ</m:t>
         </m:r>
       </m:oMath>
-      <w:r>
-        <w:t xml:space="preserve"> </w:t>
-      </w:r>
-      <w:r>
-        <w:t xml:space="preserve">(the product of diagonal matrices multiplies their diagonals, as in the proof of</w:t>
-      </w:r>
-      <w:r>
-        <w:t xml:space="preserve"> </w:t>
-      </w:r>
+      <w:del w:id="168" w:author="PR Preview" w:date="2026-01-01T00:00:00Z">
+        <w:r>
+          <w:delText xml:space="preserve"> </w:delText>
+        </w:r>
+      </w:del>
+      <w:del w:id="169" w:author="PR Preview" w:date="2026-01-01T00:00:00Z">
+        <w:r>
+          <w:delText xml:space="preserve">(the product of diagonal matrices multiplies their diagonals, as in the proof of</w:delText>
+        </w:r>
+      </w:del>
+      <w:del w:id="170" w:author="PR Preview" w:date="2026-01-01T00:00:00Z">
+        <w:r>
+          <w:delText xml:space="preserve"> </w:delText>
+        </w:r>
+      </w:del>
       <w:hyperlink w:anchor="thm-diagonalizable-powers">
-        <w:r>
-          <w:rPr>
-            <w:rStyle w:val="Hyperlink"/>
-          </w:rPr>
-          <w:t xml:space="preserve">Theorem 9</w:t>
-        </w:r>
+        <w:del w:id="171" w:author="PR Preview" w:date="2026-01-01T00:00:00Z">
+          <w:r>
+            <w:rPr>
+              <w:rStyle w:val="Hyperlink"/>
+            </w:rPr>
+            <w:delText xml:space="preserve">Theorem 9</w:delText>
+          </w:r>
+        </w:del>
       </w:hyperlink>
-      <w:r>
-        <w:t xml:space="preserve">),</w:t>
-      </w:r>
-      <w:r>
-        <w:t xml:space="preserve"> </w:t>
-      </w:r>
-      <w:r>
-        <w:t xml:space="preserve">and let</w:t>
-      </w:r>
-      <w:r>
-        <w:t xml:space="preserve"> </w:t>
-      </w:r>
+      <w:del w:id="172" w:author="PR Preview" w:date="2026-01-01T00:00:00Z">
+        <w:r>
+          <w:delText xml:space="preserve">),</w:delText>
+        </w:r>
+      </w:del>
+      <w:del w:id="173" w:author="PR Preview" w:date="2026-01-01T00:00:00Z">
+        <w:r>
+          <w:delText xml:space="preserve"> </w:delText>
+        </w:r>
+      </w:del>
+      <w:del w:id="174" w:author="PR Preview" w:date="2026-01-01T00:00:00Z">
+        <w:r>
+          <w:delText xml:space="preserve">and let</w:delText>
+        </w:r>
+      </w:del>
+      <w:del w:id="175" w:author="PR Preview" w:date="2026-01-01T00:00:00Z">
+        <w:r>
+          <w:delText xml:space="preserve"> </w:delText>
+        </w:r>
+      </w:del>
       <m:oMath>
         <m:r>
           <m:rPr>
@@ -25599,9 +26325,11 @@
           </m:sup>
         </m:sSup>
       </m:oMath>
-      <w:r>
-        <w:t xml:space="preserve">. Then</w:t>
-      </w:r>
+      <w:del w:id="176" w:author="PR Preview" w:date="2026-01-01T00:00:00Z">
+        <w:r>
+          <w:delText xml:space="preserve">. Then</w:delText>
+        </w:r>
+      </w:del>
     </w:p>
     <w:p>
       <w:pPr>
@@ -26139,12 +26867,16 @@
       <w:pPr>
         <w:pStyle w:val="FirstParagraph"/>
       </w:pPr>
-      <w:r>
-        <w:t xml:space="preserve">If</w:t>
-      </w:r>
-      <w:r>
-        <w:t xml:space="preserve"> </w:t>
-      </w:r>
+      <w:del w:id="177" w:author="PR Preview" w:date="2026-01-01T00:00:00Z">
+        <w:r>
+          <w:delText xml:space="preserve">If</w:delText>
+        </w:r>
+      </w:del>
+      <w:del w:id="178" w:author="PR Preview" w:date="2026-01-01T00:00:00Z">
+        <w:r>
+          <w:delText xml:space="preserve"> </w:delText>
+        </w:r>
+      </w:del>
       <m:oMath>
         <m:r>
           <m:rPr>
@@ -26153,32 +26885,46 @@
           <m:t>A</m:t>
         </m:r>
       </m:oMath>
-      <w:r>
-        <w:t xml:space="preserve"> </w:t>
-      </w:r>
-      <w:r>
-        <w:t xml:space="preserve">is positive definite, it is positive semidefinite (</w:t>
-      </w:r>
+      <w:del w:id="179" w:author="PR Preview" w:date="2026-01-01T00:00:00Z">
+        <w:r>
+          <w:delText xml:space="preserve"> </w:delText>
+        </w:r>
+      </w:del>
+      <w:del w:id="180" w:author="PR Preview" w:date="2026-01-01T00:00:00Z">
+        <w:r>
+          <w:delText xml:space="preserve">is positive definite, it is positive semidefinite (</w:delText>
+        </w:r>
+      </w:del>
       <w:hyperlink r:id="rId88">
-        <w:r>
-          <w:rPr>
-            <w:rStyle w:val="Hyperlink"/>
-          </w:rPr>
-          <w:t xml:space="preserve">Remark 19 in Special Matrices and Decompositions</w:t>
-        </w:r>
+        <w:del w:id="181" w:author="PR Preview" w:date="2026-01-01T00:00:00Z">
+          <w:r>
+            <w:rPr>
+              <w:rStyle w:val="Hyperlink"/>
+            </w:rPr>
+            <w:delText xml:space="preserve">Remark 19 in Special Matrices and Decompositions</w:delText>
+          </w:r>
+        </w:del>
       </w:hyperlink>
-      <w:r>
-        <w:t xml:space="preserve">),</w:t>
-      </w:r>
-      <w:r>
-        <w:t xml:space="preserve"> </w:t>
-      </w:r>
-      <w:r>
-        <w:t xml:space="preserve">so the same</w:t>
-      </w:r>
-      <w:r>
-        <w:t xml:space="preserve"> </w:t>
-      </w:r>
+      <w:del w:id="182" w:author="PR Preview" w:date="2026-01-01T00:00:00Z">
+        <w:r>
+          <w:delText xml:space="preserve">),</w:delText>
+        </w:r>
+      </w:del>
+      <w:del w:id="183" w:author="PR Preview" w:date="2026-01-01T00:00:00Z">
+        <w:r>
+          <w:delText xml:space="preserve"> </w:delText>
+        </w:r>
+      </w:del>
+      <w:del w:id="184" w:author="PR Preview" w:date="2026-01-01T00:00:00Z">
+        <w:r>
+          <w:delText xml:space="preserve">so the same</w:delText>
+        </w:r>
+      </w:del>
+      <w:del w:id="185" w:author="PR Preview" w:date="2026-01-01T00:00:00Z">
+        <w:r>
+          <w:delText xml:space="preserve"> </w:delText>
+        </w:r>
+      </w:del>
       <m:oMath>
         <m:r>
           <m:rPr>
@@ -26187,15 +26933,21 @@
           <m:t>B</m:t>
         </m:r>
       </m:oMath>
-      <w:r>
-        <w:t xml:space="preserve"> </w:t>
-      </w:r>
-      <w:r>
-        <w:t xml:space="preserve">gives</w:t>
-      </w:r>
-      <w:r>
-        <w:t xml:space="preserve"> </w:t>
-      </w:r>
+      <w:del w:id="186" w:author="PR Preview" w:date="2026-01-01T00:00:00Z">
+        <w:r>
+          <w:delText xml:space="preserve"> </w:delText>
+        </w:r>
+      </w:del>
+      <w:del w:id="187" w:author="PR Preview" w:date="2026-01-01T00:00:00Z">
+        <w:r>
+          <w:delText xml:space="preserve">gives</w:delText>
+        </w:r>
+      </w:del>
+      <w:del w:id="188" w:author="PR Preview" w:date="2026-01-01T00:00:00Z">
+        <w:r>
+          <w:delText xml:space="preserve"> </w:delText>
+        </w:r>
+      </w:del>
       <m:oMath>
         <m:r>
           <m:rPr>
@@ -26234,12 +26986,16 @@
           <m:t>B</m:t>
         </m:r>
       </m:oMath>
-      <w:r>
-        <w:t xml:space="preserve">; and every</w:t>
-      </w:r>
-      <w:r>
-        <w:t xml:space="preserve"> </w:t>
-      </w:r>
+      <w:del w:id="189" w:author="PR Preview" w:date="2026-01-01T00:00:00Z">
+        <w:r>
+          <w:delText xml:space="preserve">; and every</w:delText>
+        </w:r>
+      </w:del>
+      <w:del w:id="190" w:author="PR Preview" w:date="2026-01-01T00:00:00Z">
+        <w:r>
+          <w:delText xml:space="preserve"> </w:delText>
+        </w:r>
+      </w:del>
       <m:oMath>
         <m:sSub>
           <m:e>
@@ -26263,32 +27019,46 @@
           <m:t>0</m:t>
         </m:r>
       </m:oMath>
-      <w:r>
-        <w:t xml:space="preserve"> </w:t>
-      </w:r>
-      <w:r>
-        <w:t xml:space="preserve">(</w:t>
-      </w:r>
+      <w:del w:id="191" w:author="PR Preview" w:date="2026-01-01T00:00:00Z">
+        <w:r>
+          <w:delText xml:space="preserve"> </w:delText>
+        </w:r>
+      </w:del>
+      <w:del w:id="192" w:author="PR Preview" w:date="2026-01-01T00:00:00Z">
+        <w:r>
+          <w:delText xml:space="preserve">(</w:delText>
+        </w:r>
+      </w:del>
       <w:hyperlink r:id="rId82">
-        <w:r>
-          <w:rPr>
-            <w:rStyle w:val="Hyperlink"/>
-          </w:rPr>
-          <w:t xml:space="preserve">Theorem 15 in Special Matrices and Decompositions</w:t>
-        </w:r>
+        <w:del w:id="193" w:author="PR Preview" w:date="2026-01-01T00:00:00Z">
+          <w:r>
+            <w:rPr>
+              <w:rStyle w:val="Hyperlink"/>
+            </w:rPr>
+            <w:delText xml:space="preserve">Theorem 15 in Special Matrices and Decompositions</w:delText>
+          </w:r>
+        </w:del>
       </w:hyperlink>
-      <w:r>
-        <w:t xml:space="preserve">),</w:t>
-      </w:r>
-      <w:r>
-        <w:t xml:space="preserve"> </w:t>
-      </w:r>
-      <w:r>
-        <w:t xml:space="preserve">so</w:t>
-      </w:r>
-      <w:r>
-        <w:t xml:space="preserve"> </w:t>
-      </w:r>
+      <w:del w:id="194" w:author="PR Preview" w:date="2026-01-01T00:00:00Z">
+        <w:r>
+          <w:delText xml:space="preserve">),</w:delText>
+        </w:r>
+      </w:del>
+      <w:del w:id="195" w:author="PR Preview" w:date="2026-01-01T00:00:00Z">
+        <w:r>
+          <w:delText xml:space="preserve"> </w:delText>
+        </w:r>
+      </w:del>
+      <w:del w:id="196" w:author="PR Preview" w:date="2026-01-01T00:00:00Z">
+        <w:r>
+          <w:delText xml:space="preserve">so</w:delText>
+        </w:r>
+      </w:del>
+      <w:del w:id="197" w:author="PR Preview" w:date="2026-01-01T00:00:00Z">
+        <w:r>
+          <w:delText xml:space="preserve"> </w:delText>
+        </w:r>
+      </w:del>
       <m:oMath>
         <m:sSup>
           <m:e>
@@ -26315,21 +27085,31 @@
           </m:sup>
         </m:sSup>
       </m:oMath>
-      <w:r>
-        <w:t xml:space="preserve"> </w:t>
-      </w:r>
-      <w:r>
-        <w:t xml:space="preserve">is diagonal with nonzero diagonal, and invertible</w:t>
-      </w:r>
-      <w:r>
-        <w:t xml:space="preserve"> </w:t>
-      </w:r>
-      <w:r>
-        <w:t xml:space="preserve">(its inverse is</w:t>
-      </w:r>
-      <w:r>
-        <w:t xml:space="preserve"> </w:t>
-      </w:r>
+      <w:del w:id="198" w:author="PR Preview" w:date="2026-01-01T00:00:00Z">
+        <w:r>
+          <w:delText xml:space="preserve"> </w:delText>
+        </w:r>
+      </w:del>
+      <w:del w:id="199" w:author="PR Preview" w:date="2026-01-01T00:00:00Z">
+        <w:r>
+          <w:delText xml:space="preserve">is diagonal with nonzero diagonal, and invertible</w:delText>
+        </w:r>
+      </w:del>
+      <w:del w:id="200" w:author="PR Preview" w:date="2026-01-01T00:00:00Z">
+        <w:r>
+          <w:delText xml:space="preserve"> </w:delText>
+        </w:r>
+      </w:del>
+      <w:del w:id="201" w:author="PR Preview" w:date="2026-01-01T00:00:00Z">
+        <w:r>
+          <w:delText xml:space="preserve">(its inverse is</w:delText>
+        </w:r>
+      </w:del>
+      <w:del w:id="202" w:author="PR Preview" w:date="2026-01-01T00:00:00Z">
+        <w:r>
+          <w:delText xml:space="preserve"> </w:delText>
+        </w:r>
+      </w:del>
       <m:oMath>
         <m:r>
           <m:rPr>
@@ -26426,12 +27206,16 @@
           <m:t>)</m:t>
         </m:r>
       </m:oMath>
-      <w:r>
-        <w:t xml:space="preserve">);</w:t>
-      </w:r>
-      <w:r>
-        <w:t xml:space="preserve"> </w:t>
-      </w:r>
+      <w:del w:id="203" w:author="PR Preview" w:date="2026-01-01T00:00:00Z">
+        <w:r>
+          <w:delText xml:space="preserve">);</w:delText>
+        </w:r>
+      </w:del>
+      <w:del w:id="204" w:author="PR Preview" w:date="2026-01-01T00:00:00Z">
+        <w:r>
+          <w:delText xml:space="preserve"> </w:delText>
+        </w:r>
+      </w:del>
       <m:oMath>
         <m:sSup>
           <m:e>
@@ -26452,15 +27236,21 @@
           </m:sup>
         </m:sSup>
       </m:oMath>
-      <w:r>
-        <w:t xml:space="preserve"> </w:t>
-      </w:r>
-      <w:r>
-        <w:t xml:space="preserve">is invertible with inverse</w:t>
-      </w:r>
-      <w:r>
-        <w:t xml:space="preserve"> </w:t>
-      </w:r>
+      <w:del w:id="205" w:author="PR Preview" w:date="2026-01-01T00:00:00Z">
+        <w:r>
+          <w:delText xml:space="preserve"> </w:delText>
+        </w:r>
+      </w:del>
+      <w:del w:id="206" w:author="PR Preview" w:date="2026-01-01T00:00:00Z">
+        <w:r>
+          <w:delText xml:space="preserve">is invertible with inverse</w:delText>
+        </w:r>
+      </w:del>
+      <w:del w:id="207" w:author="PR Preview" w:date="2026-01-01T00:00:00Z">
+        <w:r>
+          <w:delText xml:space="preserve"> </w:delText>
+        </w:r>
+      </w:del>
       <m:oMath>
         <m:r>
           <m:rPr>
@@ -26469,32 +27259,601 @@
           <m:t>Q</m:t>
         </m:r>
       </m:oMath>
-      <w:r>
-        <w:t xml:space="preserve"> </w:t>
-      </w:r>
-      <w:r>
-        <w:t xml:space="preserve">(</w:t>
-      </w:r>
+      <w:del w:id="208" w:author="PR Preview" w:date="2026-01-01T00:00:00Z">
+        <w:r>
+          <w:delText xml:space="preserve"> </w:delText>
+        </w:r>
+      </w:del>
+      <w:del w:id="209" w:author="PR Preview" w:date="2026-01-01T00:00:00Z">
+        <w:r>
+          <w:delText xml:space="preserve">(</w:delText>
+        </w:r>
+      </w:del>
       <w:hyperlink r:id="rId50">
+        <w:del w:id="210" w:author="PR Preview" w:date="2026-01-01T00:00:00Z">
+          <w:r>
+            <w:rPr>
+              <w:rStyle w:val="Hyperlink"/>
+            </w:rPr>
+            <w:delText xml:space="preserve">Remark 6 in Special Matrices and Decompositions</w:delText>
+          </w:r>
+        </w:del>
+      </w:hyperlink>
+      <w:del w:id="211" w:author="PR Preview" w:date="2026-01-01T00:00:00Z">
+        <w:r>
+          <w:delText xml:space="preserve">).</w:delText>
+        </w:r>
+      </w:del>
+      <w:del w:id="212" w:author="PR Preview" w:date="2026-01-01T00:00:00Z">
+        <w:r>
+          <w:delText xml:space="preserve"> </w:delText>
+        </w:r>
+      </w:del>
+      <w:del w:id="213" w:author="PR Preview" w:date="2026-01-01T00:00:00Z">
+        <w:r>
+          <w:delText xml:space="preserve">So</w:delText>
+        </w:r>
+      </w:del>
+      <w:del w:id="214" w:author="PR Preview" w:date="2026-01-01T00:00:00Z">
+        <w:r>
+          <w:delText xml:space="preserve"> </w:delText>
+        </w:r>
+      </w:del>
+      <m:oMath>
+        <m:r>
+          <m:rPr>
+            <m:sty m:val="bi"/>
+          </m:rPr>
+          <m:t>B</m:t>
+        </m:r>
+      </m:oMath>
+      <w:del w:id="215" w:author="PR Preview" w:date="2026-01-01T00:00:00Z">
+        <w:r>
+          <w:delText xml:space="preserve"> </w:delText>
+        </w:r>
+      </w:del>
+      <w:del w:id="216" w:author="PR Preview" w:date="2026-01-01T00:00:00Z">
+        <w:r>
+          <w:delText xml:space="preserve">is invertible (</w:delText>
+        </w:r>
+      </w:del>
+      <w:hyperlink r:id="rId89">
+        <w:del w:id="217" w:author="PR Preview" w:date="2026-01-01T00:00:00Z">
+          <w:r>
+            <w:rPr>
+              <w:rStyle w:val="Hyperlink"/>
+            </w:rPr>
+            <w:delText xml:space="preserve">Theorem 1 in Special Matrices and Decompositions</w:delText>
+          </w:r>
+        </w:del>
+      </w:hyperlink>
+      <w:del w:id="218" w:author="PR Preview" w:date="2026-01-01T00:00:00Z">
+        <w:r>
+          <w:delText xml:space="preserve">),</w:delText>
+        </w:r>
+      </w:del>
+      <w:del w:id="219" w:author="PR Preview" w:date="2026-01-01T00:00:00Z">
+        <w:r>
+          <w:delText xml:space="preserve"> </w:delText>
+        </w:r>
+      </w:del>
+      <w:del w:id="220" w:author="PR Preview" w:date="2026-01-01T00:00:00Z">
+        <w:r>
+          <w:delText xml:space="preserve">and its</w:delText>
+        </w:r>
+      </w:del>
+      <w:del w:id="221" w:author="PR Preview" w:date="2026-01-01T00:00:00Z">
+        <w:r>
+          <w:delText xml:space="preserve"> </w:delText>
+        </w:r>
+      </w:del>
+      <m:oMath>
+        <m:r>
+          <m:t>p</m:t>
+        </m:r>
+      </m:oMath>
+      <w:del w:id="222" w:author="PR Preview" w:date="2026-01-01T00:00:00Z">
+        <w:r>
+          <w:delText xml:space="preserve"> </w:delText>
+        </w:r>
+      </w:del>
+      <w:del w:id="223" w:author="PR Preview" w:date="2026-01-01T00:00:00Z">
+        <w:r>
+          <w:delText xml:space="preserve">columns are linearly independent (</w:delText>
+        </w:r>
+      </w:del>
+      <w:hyperlink w:anchor="thm-invertible-rank">
+        <w:del w:id="224" w:author="PR Preview" w:date="2026-01-01T00:00:00Z">
+          <w:r>
+            <w:rPr>
+              <w:rStyle w:val="Hyperlink"/>
+            </w:rPr>
+            <w:delText xml:space="preserve">Theorem 1</w:delText>
+          </w:r>
+        </w:del>
+      </w:hyperlink>
+      <w:del w:id="225" w:author="PR Preview" w:date="2026-01-01T00:00:00Z">
+        <w:r>
+          <w:delText xml:space="preserve">,</w:delText>
+        </w:r>
+      </w:del>
+      <w:del w:id="226" w:author="PR Preview" w:date="2026-01-01T00:00:00Z">
+        <w:r>
+          <w:delText xml:space="preserve"> </w:delText>
+        </w:r>
+      </w:del>
+      <w:hyperlink r:id="rId72">
+        <w:del w:id="227" w:author="PR Preview" w:date="2026-01-01T00:00:00Z">
+          <w:r>
+            <w:rPr>
+              <w:rStyle w:val="Hyperlink"/>
+            </w:rPr>
+            <w:delText xml:space="preserve">Definition 2 in Subspaces and Rank</w:delText>
+          </w:r>
+        </w:del>
+      </w:hyperlink>
+      <w:del w:id="228" w:author="PR Preview" w:date="2026-01-01T00:00:00Z">
+        <w:r>
+          <w:delText xml:space="preserve">).</w:delText>
+        </w:r>
+      </w:del>
+    </w:p>
+    <w:p>
+      <w:pPr>
+        <w:pStyle w:val="BodyText"/>
+      </w:pPr>
+      <w:ins w:id="229" w:author="PR Preview" w:date="2026-01-01T00:00:00Z">
         <w:r>
           <w:rPr>
-            <w:rStyle w:val="Hyperlink"/>
+            <w:b/>
+            <w:bCs/>
           </w:rPr>
-          <w:t xml:space="preserve">Remark 6 in Special Matrices and Decompositions</w:t>
-        </w:r>
+          <w:t xml:space="preserve">Only if.</w:t>
+        </w:r>
+      </w:ins>
+      <w:ins w:id="230" w:author="PR Preview" w:date="2026-01-01T00:00:00Z">
+        <w:r>
+          <w:t xml:space="preserve"> </w:t>
+        </w:r>
+      </w:ins>
+      <w:ins w:id="231" w:author="PR Preview" w:date="2026-01-01T00:00:00Z">
+        <w:r>
+          <w:t xml:space="preserve">Let</w:t>
+        </w:r>
+      </w:ins>
+      <w:ins w:id="232" w:author="PR Preview" w:date="2026-01-01T00:00:00Z">
+        <w:r>
+          <w:t xml:space="preserve"> </w:t>
+        </w:r>
+      </w:ins>
+      <m:oMath>
+        <m:r>
+          <m:rPr>
+            <m:sty m:val="bi"/>
+          </m:rPr>
+          <m:t>A</m:t>
+        </m:r>
+      </m:oMath>
+      <w:ins w:id="233" w:author="PR Preview" w:date="2026-01-01T00:00:00Z">
+        <w:r>
+          <w:t xml:space="preserve"> </w:t>
+        </w:r>
+      </w:ins>
+      <w:ins w:id="234" w:author="PR Preview" w:date="2026-01-01T00:00:00Z">
+        <w:r>
+          <w:t xml:space="preserve">be positive semidefinite.</w:t>
+        </w:r>
+      </w:ins>
+      <w:ins w:id="235" w:author="PR Preview" w:date="2026-01-01T00:00:00Z">
+        <w:r>
+          <w:t xml:space="preserve"> </w:t>
+        </w:r>
+      </w:ins>
+      <w:ins w:id="236" w:author="PR Preview" w:date="2026-01-01T00:00:00Z">
+        <w:r>
+          <w:t xml:space="preserve">It is symmetric, so</w:t>
+        </w:r>
+      </w:ins>
+      <w:ins w:id="237" w:author="PR Preview" w:date="2026-01-01T00:00:00Z">
+        <w:r>
+          <w:t xml:space="preserve"> </w:t>
+        </w:r>
+      </w:ins>
+      <m:oMath>
+        <m:r>
+          <m:rPr>
+            <m:sty m:val="bi"/>
+          </m:rPr>
+          <m:t>A</m:t>
+        </m:r>
+        <m:r>
+          <m:rPr>
+            <m:sty m:val="p"/>
+          </m:rPr>
+          <m:t>=</m:t>
+        </m:r>
+        <m:r>
+          <m:rPr>
+            <m:sty m:val="bi"/>
+          </m:rPr>
+          <m:t>Q</m:t>
+        </m:r>
+        <m:r>
+          <m:rPr>
+            <m:sty m:val="b"/>
+          </m:rPr>
+          <m:t>Λ</m:t>
+        </m:r>
+        <m:sSup>
+          <m:e>
+            <m:r>
+              <m:rPr>
+                <m:sty m:val="bi"/>
+              </m:rPr>
+              <m:t>Q</m:t>
+            </m:r>
+          </m:e>
+          <m:sup>
+            <m:r>
+              <m:rPr>
+                <m:sty m:val="p"/>
+              </m:rPr>
+              <m:t>⊤</m:t>
+            </m:r>
+          </m:sup>
+        </m:sSup>
+      </m:oMath>
+      <w:ins w:id="238" w:author="PR Preview" w:date="2026-01-01T00:00:00Z">
+        <w:r>
+          <w:t xml:space="preserve"> </w:t>
+        </w:r>
+      </w:ins>
+      <w:ins w:id="239" w:author="PR Preview" w:date="2026-01-01T00:00:00Z">
+        <w:r>
+          <w:t xml:space="preserve">(</w:t>
+        </w:r>
+      </w:ins>
+      <w:hyperlink r:id="rId14">
+        <w:ins w:id="240" w:author="PR Preview" w:date="2026-01-01T00:00:00Z">
+          <w:r>
+            <w:rPr>
+              <w:rStyle w:val="Hyperlink"/>
+            </w:rPr>
+            <w:t xml:space="preserve">Theorem 12 in Special Matrices and Decompositions</w:t>
+          </w:r>
+        </w:ins>
       </w:hyperlink>
-      <w:r>
-        <w:t xml:space="preserve">).</w:t>
-      </w:r>
-      <w:r>
-        <w:t xml:space="preserve"> </w:t>
-      </w:r>
-      <w:r>
-        <w:t xml:space="preserve">So</w:t>
-      </w:r>
-      <w:r>
-        <w:t xml:space="preserve"> </w:t>
-      </w:r>
+      <w:ins w:id="241" w:author="PR Preview" w:date="2026-01-01T00:00:00Z">
+        <w:r>
+          <w:t xml:space="preserve">),</w:t>
+        </w:r>
+      </w:ins>
+      <w:ins w:id="242" w:author="PR Preview" w:date="2026-01-01T00:00:00Z">
+        <w:r>
+          <w:t xml:space="preserve"> </w:t>
+        </w:r>
+      </w:ins>
+      <w:ins w:id="243" w:author="PR Preview" w:date="2026-01-01T00:00:00Z">
+        <w:r>
+          <w:t xml:space="preserve">and every</w:t>
+        </w:r>
+      </w:ins>
+      <w:ins w:id="244" w:author="PR Preview" w:date="2026-01-01T00:00:00Z">
+        <w:r>
+          <w:t xml:space="preserve"> </w:t>
+        </w:r>
+      </w:ins>
+      <m:oMath>
+        <m:sSub>
+          <m:e>
+            <m:r>
+              <m:t>λ</m:t>
+            </m:r>
+          </m:e>
+          <m:sub>
+            <m:r>
+              <m:t>i</m:t>
+            </m:r>
+          </m:sub>
+        </m:sSub>
+        <m:r>
+          <m:rPr>
+            <m:sty m:val="p"/>
+          </m:rPr>
+          <m:t>≥</m:t>
+        </m:r>
+        <m:r>
+          <m:t>0</m:t>
+        </m:r>
+      </m:oMath>
+      <w:ins w:id="245" w:author="PR Preview" w:date="2026-01-01T00:00:00Z">
+        <w:r>
+          <w:t xml:space="preserve"> </w:t>
+        </w:r>
+      </w:ins>
+      <w:ins w:id="246" w:author="PR Preview" w:date="2026-01-01T00:00:00Z">
+        <w:r>
+          <w:t xml:space="preserve">(</w:t>
+        </w:r>
+      </w:ins>
+      <w:hyperlink r:id="rId82">
+        <w:ins w:id="247" w:author="PR Preview" w:date="2026-01-01T00:00:00Z">
+          <w:r>
+            <w:rPr>
+              <w:rStyle w:val="Hyperlink"/>
+            </w:rPr>
+            <w:t xml:space="preserve">Theorem 16 in Special Matrices and Decompositions</w:t>
+          </w:r>
+        </w:ins>
+      </w:hyperlink>
+      <w:ins w:id="248" w:author="PR Preview" w:date="2026-01-01T00:00:00Z">
+        <w:r>
+          <w:t xml:space="preserve">).</w:t>
+        </w:r>
+      </w:ins>
+      <w:ins w:id="249" w:author="PR Preview" w:date="2026-01-01T00:00:00Z">
+        <w:r>
+          <w:t xml:space="preserve"> </w:t>
+        </w:r>
+      </w:ins>
+      <w:ins w:id="250" w:author="PR Preview" w:date="2026-01-01T00:00:00Z">
+        <w:r>
+          <w:t xml:space="preserve">Let</w:t>
+        </w:r>
+      </w:ins>
+      <w:ins w:id="251" w:author="PR Preview" w:date="2026-01-01T00:00:00Z">
+        <w:r>
+          <w:t xml:space="preserve"> </w:t>
+        </w:r>
+      </w:ins>
+      <m:oMath>
+        <m:sSup>
+          <m:e>
+            <m:r>
+              <m:rPr>
+                <m:sty m:val="b"/>
+              </m:rPr>
+              <m:t>Λ</m:t>
+            </m:r>
+          </m:e>
+          <m:sup>
+            <m:r>
+              <m:t>1</m:t>
+            </m:r>
+            <m:r>
+              <m:rPr>
+                <m:sty m:val="p"/>
+              </m:rPr>
+              <m:t>/</m:t>
+            </m:r>
+            <m:r>
+              <m:t>2</m:t>
+            </m:r>
+          </m:sup>
+        </m:sSup>
+        <m:limUpp>
+          <m:e>
+            <m:r>
+              <m:rPr>
+                <m:sty m:val="p"/>
+              </m:rPr>
+              <m:t>=</m:t>
+            </m:r>
+          </m:e>
+          <m:lim>
+            <m:r>
+              <m:rPr>
+                <m:nor/>
+                <m:sty m:val="p"/>
+              </m:rPr>
+              <m:t>def</m:t>
+            </m:r>
+          </m:lim>
+        </m:limUpp>
+        <m:r>
+          <m:rPr>
+            <m:sty m:val="p"/>
+          </m:rPr>
+          <m:t>diag</m:t>
+        </m:r>
+        <m:r>
+          <m:rPr>
+            <m:sty m:val="p"/>
+          </m:rPr>
+          <m:t>(</m:t>
+        </m:r>
+        <m:rad>
+          <m:radPr>
+            <m:degHide m:val="on"/>
+          </m:radPr>
+          <m:deg/>
+          <m:e>
+            <m:sSub>
+              <m:e>
+                <m:r>
+                  <m:t>λ</m:t>
+                </m:r>
+              </m:e>
+              <m:sub>
+                <m:r>
+                  <m:t>1</m:t>
+                </m:r>
+              </m:sub>
+            </m:sSub>
+          </m:e>
+        </m:rad>
+        <m:r>
+          <m:rPr>
+            <m:sty m:val="p"/>
+          </m:rPr>
+          <m:t>,</m:t>
+        </m:r>
+        <m:r>
+          <m:rPr>
+            <m:sty m:val="p"/>
+          </m:rPr>
+          <m:t>…</m:t>
+        </m:r>
+        <m:r>
+          <m:rPr>
+            <m:sty m:val="p"/>
+          </m:rPr>
+          <m:t>,</m:t>
+        </m:r>
+        <m:rad>
+          <m:radPr>
+            <m:degHide m:val="on"/>
+          </m:radPr>
+          <m:deg/>
+          <m:e>
+            <m:sSub>
+              <m:e>
+                <m:r>
+                  <m:t>λ</m:t>
+                </m:r>
+              </m:e>
+              <m:sub>
+                <m:r>
+                  <m:t>p</m:t>
+                </m:r>
+              </m:sub>
+            </m:sSub>
+          </m:e>
+        </m:rad>
+        <m:r>
+          <m:rPr>
+            <m:sty m:val="p"/>
+          </m:rPr>
+          <m:t>)</m:t>
+        </m:r>
+      </m:oMath>
+      <w:ins w:id="252" w:author="PR Preview" w:date="2026-01-01T00:00:00Z">
+        <w:r>
+          <w:t xml:space="preserve">,</w:t>
+        </w:r>
+      </w:ins>
+      <w:ins w:id="253" w:author="PR Preview" w:date="2026-01-01T00:00:00Z">
+        <w:r>
+          <w:t xml:space="preserve"> </w:t>
+        </w:r>
+      </w:ins>
+      <w:ins w:id="254" w:author="PR Preview" w:date="2026-01-01T00:00:00Z">
+        <w:r>
+          <w:t xml:space="preserve">which is symmetric, with</w:t>
+        </w:r>
+      </w:ins>
+      <w:ins w:id="255" w:author="PR Preview" w:date="2026-01-01T00:00:00Z">
+        <w:r>
+          <w:t xml:space="preserve"> </w:t>
+        </w:r>
+      </w:ins>
+      <m:oMath>
+        <m:sSup>
+          <m:e>
+            <m:r>
+              <m:rPr>
+                <m:sty m:val="b"/>
+              </m:rPr>
+              <m:t>Λ</m:t>
+            </m:r>
+          </m:e>
+          <m:sup>
+            <m:r>
+              <m:t>1</m:t>
+            </m:r>
+            <m:r>
+              <m:rPr>
+                <m:sty m:val="p"/>
+              </m:rPr>
+              <m:t>/</m:t>
+            </m:r>
+            <m:r>
+              <m:t>2</m:t>
+            </m:r>
+          </m:sup>
+        </m:sSup>
+        <m:sSup>
+          <m:e>
+            <m:r>
+              <m:rPr>
+                <m:sty m:val="b"/>
+              </m:rPr>
+              <m:t>Λ</m:t>
+            </m:r>
+          </m:e>
+          <m:sup>
+            <m:r>
+              <m:t>1</m:t>
+            </m:r>
+            <m:r>
+              <m:rPr>
+                <m:sty m:val="p"/>
+              </m:rPr>
+              <m:t>/</m:t>
+            </m:r>
+            <m:r>
+              <m:t>2</m:t>
+            </m:r>
+          </m:sup>
+        </m:sSup>
+        <m:r>
+          <m:rPr>
+            <m:sty m:val="p"/>
+          </m:rPr>
+          <m:t>=</m:t>
+        </m:r>
+        <m:r>
+          <m:rPr>
+            <m:sty m:val="b"/>
+          </m:rPr>
+          <m:t>Λ</m:t>
+        </m:r>
+      </m:oMath>
+      <w:ins w:id="256" w:author="PR Preview" w:date="2026-01-01T00:00:00Z">
+        <w:r>
+          <w:t xml:space="preserve"> </w:t>
+        </w:r>
+      </w:ins>
+      <w:ins w:id="257" w:author="PR Preview" w:date="2026-01-01T00:00:00Z">
+        <w:r>
+          <w:t xml:space="preserve">(the product of diagonal matrices multiplies their diagonals, as in the proof of</w:t>
+        </w:r>
+      </w:ins>
+      <w:ins w:id="258" w:author="PR Preview" w:date="2026-01-01T00:00:00Z">
+        <w:r>
+          <w:t xml:space="preserve"> </w:t>
+        </w:r>
+      </w:ins>
+      <w:hyperlink w:anchor="thm-diagonalizable-powers">
+        <w:ins w:id="259" w:author="PR Preview" w:date="2026-01-01T00:00:00Z">
+          <w:r>
+            <w:rPr>
+              <w:rStyle w:val="Hyperlink"/>
+            </w:rPr>
+            <w:t xml:space="preserve">Theorem 9</w:t>
+          </w:r>
+        </w:ins>
+      </w:hyperlink>
+      <w:ins w:id="260" w:author="PR Preview" w:date="2026-01-01T00:00:00Z">
+        <w:r>
+          <w:t xml:space="preserve">),</w:t>
+        </w:r>
+      </w:ins>
+      <w:ins w:id="261" w:author="PR Preview" w:date="2026-01-01T00:00:00Z">
+        <w:r>
+          <w:t xml:space="preserve"> </w:t>
+        </w:r>
+      </w:ins>
+      <w:ins w:id="262" w:author="PR Preview" w:date="2026-01-01T00:00:00Z">
+        <w:r>
+          <w:t xml:space="preserve">and let</w:t>
+        </w:r>
+      </w:ins>
+      <w:ins w:id="263" w:author="PR Preview" w:date="2026-01-01T00:00:00Z">
+        <w:r>
+          <w:t xml:space="preserve"> </w:t>
+        </w:r>
+      </w:ins>
       <m:oMath>
         <m:r>
           <m:rPr>
@@ -26502,69 +27861,1140 @@
           </m:rPr>
           <m:t>B</m:t>
         </m:r>
-      </m:oMath>
-      <w:r>
-        <w:t xml:space="preserve"> </w:t>
-      </w:r>
-      <w:r>
-        <w:t xml:space="preserve">is invertible (</w:t>
-      </w:r>
+        <m:limUpp>
+          <m:e>
+            <m:r>
+              <m:rPr>
+                <m:sty m:val="p"/>
+              </m:rPr>
+              <m:t>=</m:t>
+            </m:r>
+          </m:e>
+          <m:lim>
+            <m:r>
+              <m:rPr>
+                <m:nor/>
+                <m:sty m:val="p"/>
+              </m:rPr>
+              <m:t>def</m:t>
+            </m:r>
+          </m:lim>
+        </m:limUpp>
+        <m:sSup>
+          <m:e>
+            <m:r>
+              <m:rPr>
+                <m:sty m:val="b"/>
+              </m:rPr>
+              <m:t>Λ</m:t>
+            </m:r>
+          </m:e>
+          <m:sup>
+            <m:r>
+              <m:t>1</m:t>
+            </m:r>
+            <m:r>
+              <m:rPr>
+                <m:sty m:val="p"/>
+              </m:rPr>
+              <m:t>/</m:t>
+            </m:r>
+            <m:r>
+              <m:t>2</m:t>
+            </m:r>
+          </m:sup>
+        </m:sSup>
+        <m:sSup>
+          <m:e>
+            <m:r>
+              <m:rPr>
+                <m:sty m:val="bi"/>
+              </m:rPr>
+              <m:t>Q</m:t>
+            </m:r>
+          </m:e>
+          <m:sup>
+            <m:r>
+              <m:rPr>
+                <m:sty m:val="p"/>
+              </m:rPr>
+              <m:t>⊤</m:t>
+            </m:r>
+          </m:sup>
+        </m:sSup>
+      </m:oMath>
+      <w:ins w:id="264" w:author="PR Preview" w:date="2026-01-01T00:00:00Z">
+        <w:r>
+          <w:t xml:space="preserve">. Then</w:t>
+        </w:r>
+      </w:ins>
+    </w:p>
+    <w:p>
+      <w:pPr>
+        <w:pStyle w:val="BodyText"/>
+      </w:pPr>
+      <m:oMathPara>
+        <m:oMathParaPr>
+          <m:jc m:val="center"/>
+        </m:oMathParaPr>
+        <m:oMath>
+          <m:eqArr>
+            <m:e>
+              <m:sSup>
+                <m:e>
+                  <m:r>
+                    <m:rPr>
+                      <m:sty m:val="bi"/>
+                    </m:rPr>
+                    <m:t>B</m:t>
+                  </m:r>
+                </m:e>
+                <m:sup>
+                  <m:r>
+                    <m:rPr>
+                      <m:sty m:val="p"/>
+                    </m:rPr>
+                    <m:t>⊤</m:t>
+                  </m:r>
+                </m:sup>
+              </m:sSup>
+              <m:r>
+                <m:rPr>
+                  <m:sty m:val="bi"/>
+                </m:rPr>
+                <m:t>B</m:t>
+              </m:r>
+              <m:r>
+                <m:t>&amp;</m:t>
+              </m:r>
+              <m:r>
+                <m:rPr>
+                  <m:sty m:val="p"/>
+                </m:rPr>
+                <m:t>=</m:t>
+              </m:r>
+              <m:sSup>
+                <m:e>
+                  <m:r>
+                    <m:rPr>
+                      <m:sty m:val="p"/>
+                    </m:rPr>
+                    <m:t>(</m:t>
+                  </m:r>
+                  <m:sSup>
+                    <m:e>
+                      <m:r>
+                        <m:rPr>
+                          <m:sty m:val="bi"/>
+                        </m:rPr>
+                        <m:t>Q</m:t>
+                      </m:r>
+                    </m:e>
+                    <m:sup>
+                      <m:r>
+                        <m:rPr>
+                          <m:sty m:val="p"/>
+                        </m:rPr>
+                        <m:t>⊤</m:t>
+                      </m:r>
+                    </m:sup>
+                  </m:sSup>
+                  <m:r>
+                    <m:rPr>
+                      <m:sty m:val="p"/>
+                    </m:rPr>
+                    <m:t>)</m:t>
+                  </m:r>
+                </m:e>
+                <m:sup>
+                  <m:r>
+                    <m:rPr>
+                      <m:sty m:val="p"/>
+                    </m:rPr>
+                    <m:t>⊤</m:t>
+                  </m:r>
+                </m:sup>
+              </m:sSup>
+              <m:r>
+                <m:t> </m:t>
+              </m:r>
+              <m:sSup>
+                <m:e>
+                  <m:r>
+                    <m:rPr>
+                      <m:sty m:val="p"/>
+                    </m:rPr>
+                    <m:t>(</m:t>
+                  </m:r>
+                  <m:sSup>
+                    <m:e>
+                      <m:r>
+                        <m:rPr>
+                          <m:sty m:val="b"/>
+                        </m:rPr>
+                        <m:t>Λ</m:t>
+                      </m:r>
+                    </m:e>
+                    <m:sup>
+                      <m:r>
+                        <m:t>1</m:t>
+                      </m:r>
+                      <m:r>
+                        <m:rPr>
+                          <m:sty m:val="p"/>
+                        </m:rPr>
+                        <m:t>/</m:t>
+                      </m:r>
+                      <m:r>
+                        <m:t>2</m:t>
+                      </m:r>
+                    </m:sup>
+                  </m:sSup>
+                  <m:r>
+                    <m:rPr>
+                      <m:sty m:val="p"/>
+                    </m:rPr>
+                    <m:t>)</m:t>
+                  </m:r>
+                </m:e>
+                <m:sup>
+                  <m:r>
+                    <m:rPr>
+                      <m:sty m:val="p"/>
+                    </m:rPr>
+                    <m:t>⊤</m:t>
+                  </m:r>
+                </m:sup>
+              </m:sSup>
+              <m:r>
+                <m:t> </m:t>
+              </m:r>
+              <m:sSup>
+                <m:e>
+                  <m:r>
+                    <m:rPr>
+                      <m:sty m:val="b"/>
+                    </m:rPr>
+                    <m:t>Λ</m:t>
+                  </m:r>
+                </m:e>
+                <m:sup>
+                  <m:r>
+                    <m:t>1</m:t>
+                  </m:r>
+                  <m:r>
+                    <m:rPr>
+                      <m:sty m:val="p"/>
+                    </m:rPr>
+                    <m:t>/</m:t>
+                  </m:r>
+                  <m:r>
+                    <m:t>2</m:t>
+                  </m:r>
+                </m:sup>
+              </m:sSup>
+              <m:sSup>
+                <m:e>
+                  <m:r>
+                    <m:rPr>
+                      <m:sty m:val="bi"/>
+                    </m:rPr>
+                    <m:t>Q</m:t>
+                  </m:r>
+                </m:e>
+                <m:sup>
+                  <m:r>
+                    <m:rPr>
+                      <m:sty m:val="p"/>
+                    </m:rPr>
+                    <m:t>⊤</m:t>
+                  </m:r>
+                </m:sup>
+              </m:sSup>
+              <m:r>
+                <m:t>&amp;</m:t>
+              </m:r>
+              <m:r>
+                <m:t>&amp;</m:t>
+              </m:r>
+              <m:r>
+                <m:rPr>
+                  <m:nor/>
+                  <m:sty m:val="p"/>
+                </m:rPr>
+                <m:t>(</m:t>
+              </m:r>
+              <m:r>
+                <m:rPr>
+                  <m:nor/>
+                  <m:sty m:val="p"/>
+                </m:rPr>
+                <m:t>Theorem 17 in Matrices</m:t>
+              </m:r>
+              <m:r>
+                <m:rPr>
+                  <m:nor/>
+                  <m:sty m:val="p"/>
+                </m:rPr>
+                <m:t>)</m:t>
+              </m:r>
+            </m:e>
+            <m:e>
+              <m:r>
+                <m:t>&amp;</m:t>
+              </m:r>
+              <m:r>
+                <m:rPr>
+                  <m:sty m:val="p"/>
+                </m:rPr>
+                <m:t>=</m:t>
+              </m:r>
+              <m:r>
+                <m:rPr>
+                  <m:sty m:val="bi"/>
+                </m:rPr>
+                <m:t>Q</m:t>
+              </m:r>
+              <m:r>
+                <m:t> </m:t>
+              </m:r>
+              <m:sSup>
+                <m:e>
+                  <m:r>
+                    <m:rPr>
+                      <m:sty m:val="b"/>
+                    </m:rPr>
+                    <m:t>Λ</m:t>
+                  </m:r>
+                </m:e>
+                <m:sup>
+                  <m:r>
+                    <m:t>1</m:t>
+                  </m:r>
+                  <m:r>
+                    <m:rPr>
+                      <m:sty m:val="p"/>
+                    </m:rPr>
+                    <m:t>/</m:t>
+                  </m:r>
+                  <m:r>
+                    <m:t>2</m:t>
+                  </m:r>
+                </m:sup>
+              </m:sSup>
+              <m:sSup>
+                <m:e>
+                  <m:r>
+                    <m:rPr>
+                      <m:sty m:val="b"/>
+                    </m:rPr>
+                    <m:t>Λ</m:t>
+                  </m:r>
+                </m:e>
+                <m:sup>
+                  <m:r>
+                    <m:t>1</m:t>
+                  </m:r>
+                  <m:r>
+                    <m:rPr>
+                      <m:sty m:val="p"/>
+                    </m:rPr>
+                    <m:t>/</m:t>
+                  </m:r>
+                  <m:r>
+                    <m:t>2</m:t>
+                  </m:r>
+                </m:sup>
+              </m:sSup>
+              <m:r>
+                <m:t> </m:t>
+              </m:r>
+              <m:sSup>
+                <m:e>
+                  <m:r>
+                    <m:rPr>
+                      <m:sty m:val="bi"/>
+                    </m:rPr>
+                    <m:t>Q</m:t>
+                  </m:r>
+                </m:e>
+                <m:sup>
+                  <m:r>
+                    <m:rPr>
+                      <m:sty m:val="p"/>
+                    </m:rPr>
+                    <m:t>⊤</m:t>
+                  </m:r>
+                </m:sup>
+              </m:sSup>
+              <m:r>
+                <m:t>&amp;</m:t>
+              </m:r>
+              <m:r>
+                <m:t>&amp;</m:t>
+              </m:r>
+              <m:r>
+                <m:rPr>
+                  <m:nor/>
+                  <m:sty m:val="p"/>
+                </m:rPr>
+                <m:t>(</m:t>
+              </m:r>
+              <m:r>
+                <m:rPr>
+                  <m:nor/>
+                  <m:sty m:val="p"/>
+                </m:rPr>
+                <m:t>Definition 3 in Matrices</m:t>
+              </m:r>
+              <m:r>
+                <m:rPr>
+                  <m:nor/>
+                  <m:sty m:val="p"/>
+                </m:rPr>
+                <m:t>; </m:t>
+              </m:r>
+              <m:sSup>
+                <m:e>
+                  <m:r>
+                    <m:rPr>
+                      <m:sty m:val="b"/>
+                    </m:rPr>
+                    <m:t>Λ</m:t>
+                  </m:r>
+                </m:e>
+                <m:sup>
+                  <m:r>
+                    <m:t>1</m:t>
+                  </m:r>
+                  <m:r>
+                    <m:rPr>
+                      <m:sty m:val="p"/>
+                    </m:rPr>
+                    <m:t>/</m:t>
+                  </m:r>
+                  <m:r>
+                    <m:t>2</m:t>
+                  </m:r>
+                </m:sup>
+              </m:sSup>
+              <m:r>
+                <m:rPr>
+                  <m:nor/>
+                  <m:sty m:val="p"/>
+                </m:rPr>
+                <m:t> is symmetric)</m:t>
+              </m:r>
+            </m:e>
+            <m:e>
+              <m:r>
+                <m:t>&amp;</m:t>
+              </m:r>
+              <m:r>
+                <m:rPr>
+                  <m:sty m:val="p"/>
+                </m:rPr>
+                <m:t>=</m:t>
+              </m:r>
+              <m:r>
+                <m:rPr>
+                  <m:sty m:val="bi"/>
+                </m:rPr>
+                <m:t>Q</m:t>
+              </m:r>
+              <m:r>
+                <m:rPr>
+                  <m:sty m:val="b"/>
+                </m:rPr>
+                <m:t>Λ</m:t>
+              </m:r>
+              <m:sSup>
+                <m:e>
+                  <m:r>
+                    <m:rPr>
+                      <m:sty m:val="bi"/>
+                    </m:rPr>
+                    <m:t>Q</m:t>
+                  </m:r>
+                </m:e>
+                <m:sup>
+                  <m:r>
+                    <m:rPr>
+                      <m:sty m:val="p"/>
+                    </m:rPr>
+                    <m:t>⊤</m:t>
+                  </m:r>
+                </m:sup>
+              </m:sSup>
+              <m:r>
+                <m:t>&amp;</m:t>
+              </m:r>
+              <m:r>
+                <m:t>&amp;</m:t>
+              </m:r>
+              <m:r>
+                <m:rPr>
+                  <m:nor/>
+                  <m:sty m:val="p"/>
+                </m:rPr>
+                <m:t>(</m:t>
+              </m:r>
+              <m:sSup>
+                <m:e>
+                  <m:r>
+                    <m:rPr>
+                      <m:sty m:val="b"/>
+                    </m:rPr>
+                    <m:t>Λ</m:t>
+                  </m:r>
+                </m:e>
+                <m:sup>
+                  <m:r>
+                    <m:t>1</m:t>
+                  </m:r>
+                  <m:r>
+                    <m:rPr>
+                      <m:sty m:val="p"/>
+                    </m:rPr>
+                    <m:t>/</m:t>
+                  </m:r>
+                  <m:r>
+                    <m:t>2</m:t>
+                  </m:r>
+                </m:sup>
+              </m:sSup>
+              <m:sSup>
+                <m:e>
+                  <m:r>
+                    <m:rPr>
+                      <m:sty m:val="b"/>
+                    </m:rPr>
+                    <m:t>Λ</m:t>
+                  </m:r>
+                </m:e>
+                <m:sup>
+                  <m:r>
+                    <m:t>1</m:t>
+                  </m:r>
+                  <m:r>
+                    <m:rPr>
+                      <m:sty m:val="p"/>
+                    </m:rPr>
+                    <m:t>/</m:t>
+                  </m:r>
+                  <m:r>
+                    <m:t>2</m:t>
+                  </m:r>
+                </m:sup>
+              </m:sSup>
+              <m:r>
+                <m:rPr>
+                  <m:sty m:val="p"/>
+                </m:rPr>
+                <m:t>=</m:t>
+              </m:r>
+              <m:r>
+                <m:rPr>
+                  <m:sty m:val="b"/>
+                </m:rPr>
+                <m:t>Λ</m:t>
+              </m:r>
+              <m:r>
+                <m:rPr>
+                  <m:nor/>
+                  <m:sty m:val="p"/>
+                </m:rPr>
+                <m:t>)</m:t>
+              </m:r>
+            </m:e>
+            <m:e>
+              <m:r>
+                <m:t>&amp;</m:t>
+              </m:r>
+              <m:r>
+                <m:rPr>
+                  <m:sty m:val="p"/>
+                </m:rPr>
+                <m:t>=</m:t>
+              </m:r>
+              <m:r>
+                <m:rPr>
+                  <m:sty m:val="bi"/>
+                </m:rPr>
+                <m:t>A</m:t>
+              </m:r>
+              <m:r>
+                <m:rPr>
+                  <m:sty m:val="p"/>
+                </m:rPr>
+                <m:t>.</m:t>
+              </m:r>
+              <m:r>
+                <m:t>&amp;</m:t>
+              </m:r>
+              <m:r>
+                <m:t>&amp;</m:t>
+              </m:r>
+              <m:r>
+                <m:rPr>
+                  <m:nor/>
+                  <m:sty m:val="p"/>
+                </m:rPr>
+                <m:t>(</m:t>
+              </m:r>
+              <m:r>
+                <m:rPr>
+                  <m:nor/>
+                  <m:sty m:val="p"/>
+                </m:rPr>
+                <m:t>Theorem 12 in Special Matrices and Decompositions</m:t>
+              </m:r>
+              <m:r>
+                <m:rPr>
+                  <m:nor/>
+                  <m:sty m:val="p"/>
+                </m:rPr>
+                <m:t>)</m:t>
+              </m:r>
+            </m:e>
+          </m:eqArr>
+        </m:oMath>
+      </m:oMathPara>
+    </w:p>
+    <w:p>
+      <w:pPr>
+        <w:pStyle w:val="FirstParagraph"/>
+      </w:pPr>
+      <w:ins w:id="265" w:author="PR Preview" w:date="2026-01-01T00:00:00Z">
+        <w:r>
+          <w:t xml:space="preserve">If</w:t>
+        </w:r>
+      </w:ins>
+      <w:ins w:id="266" w:author="PR Preview" w:date="2026-01-01T00:00:00Z">
+        <w:r>
+          <w:t xml:space="preserve"> </w:t>
+        </w:r>
+      </w:ins>
+      <m:oMath>
+        <m:r>
+          <m:rPr>
+            <m:sty m:val="bi"/>
+          </m:rPr>
+          <m:t>A</m:t>
+        </m:r>
+      </m:oMath>
+      <w:ins w:id="267" w:author="PR Preview" w:date="2026-01-01T00:00:00Z">
+        <w:r>
+          <w:t xml:space="preserve"> </w:t>
+        </w:r>
+      </w:ins>
+      <w:ins w:id="268" w:author="PR Preview" w:date="2026-01-01T00:00:00Z">
+        <w:r>
+          <w:t xml:space="preserve">is positive definite, it is positive semidefinite (</w:t>
+        </w:r>
+      </w:ins>
+      <w:hyperlink r:id="rId88">
+        <w:ins w:id="269" w:author="PR Preview" w:date="2026-01-01T00:00:00Z">
+          <w:r>
+            <w:rPr>
+              <w:rStyle w:val="Hyperlink"/>
+            </w:rPr>
+            <w:t xml:space="preserve">Remark 19 in Special Matrices and Decompositions</w:t>
+          </w:r>
+        </w:ins>
+      </w:hyperlink>
+      <w:ins w:id="270" w:author="PR Preview" w:date="2026-01-01T00:00:00Z">
+        <w:r>
+          <w:t xml:space="preserve">),</w:t>
+        </w:r>
+      </w:ins>
+      <w:ins w:id="271" w:author="PR Preview" w:date="2026-01-01T00:00:00Z">
+        <w:r>
+          <w:t xml:space="preserve"> </w:t>
+        </w:r>
+      </w:ins>
+      <w:ins w:id="272" w:author="PR Preview" w:date="2026-01-01T00:00:00Z">
+        <w:r>
+          <w:t xml:space="preserve">so the same</w:t>
+        </w:r>
+      </w:ins>
+      <w:ins w:id="273" w:author="PR Preview" w:date="2026-01-01T00:00:00Z">
+        <w:r>
+          <w:t xml:space="preserve"> </w:t>
+        </w:r>
+      </w:ins>
+      <m:oMath>
+        <m:r>
+          <m:rPr>
+            <m:sty m:val="bi"/>
+          </m:rPr>
+          <m:t>B</m:t>
+        </m:r>
+      </m:oMath>
+      <w:ins w:id="274" w:author="PR Preview" w:date="2026-01-01T00:00:00Z">
+        <w:r>
+          <w:t xml:space="preserve"> </w:t>
+        </w:r>
+      </w:ins>
+      <w:ins w:id="275" w:author="PR Preview" w:date="2026-01-01T00:00:00Z">
+        <w:r>
+          <w:t xml:space="preserve">gives</w:t>
+        </w:r>
+      </w:ins>
+      <w:ins w:id="276" w:author="PR Preview" w:date="2026-01-01T00:00:00Z">
+        <w:r>
+          <w:t xml:space="preserve"> </w:t>
+        </w:r>
+      </w:ins>
+      <m:oMath>
+        <m:r>
+          <m:rPr>
+            <m:sty m:val="bi"/>
+          </m:rPr>
+          <m:t>A</m:t>
+        </m:r>
+        <m:r>
+          <m:rPr>
+            <m:sty m:val="p"/>
+          </m:rPr>
+          <m:t>=</m:t>
+        </m:r>
+        <m:sSup>
+          <m:e>
+            <m:r>
+              <m:rPr>
+                <m:sty m:val="bi"/>
+              </m:rPr>
+              <m:t>B</m:t>
+            </m:r>
+          </m:e>
+          <m:sup>
+            <m:r>
+              <m:rPr>
+                <m:sty m:val="p"/>
+              </m:rPr>
+              <m:t>⊤</m:t>
+            </m:r>
+          </m:sup>
+        </m:sSup>
+        <m:r>
+          <m:rPr>
+            <m:sty m:val="bi"/>
+          </m:rPr>
+          <m:t>B</m:t>
+        </m:r>
+      </m:oMath>
+      <w:ins w:id="277" w:author="PR Preview" w:date="2026-01-01T00:00:00Z">
+        <w:r>
+          <w:t xml:space="preserve">; and every</w:t>
+        </w:r>
+      </w:ins>
+      <w:ins w:id="278" w:author="PR Preview" w:date="2026-01-01T00:00:00Z">
+        <w:r>
+          <w:t xml:space="preserve"> </w:t>
+        </w:r>
+      </w:ins>
+      <m:oMath>
+        <m:sSub>
+          <m:e>
+            <m:r>
+              <m:t>λ</m:t>
+            </m:r>
+          </m:e>
+          <m:sub>
+            <m:r>
+              <m:t>i</m:t>
+            </m:r>
+          </m:sub>
+        </m:sSub>
+        <m:r>
+          <m:rPr>
+            <m:sty m:val="p"/>
+          </m:rPr>
+          <m:t>&gt;</m:t>
+        </m:r>
+        <m:r>
+          <m:t>0</m:t>
+        </m:r>
+      </m:oMath>
+      <w:ins w:id="279" w:author="PR Preview" w:date="2026-01-01T00:00:00Z">
+        <w:r>
+          <w:t xml:space="preserve"> </w:t>
+        </w:r>
+      </w:ins>
+      <w:ins w:id="280" w:author="PR Preview" w:date="2026-01-01T00:00:00Z">
+        <w:r>
+          <w:t xml:space="preserve">(</w:t>
+        </w:r>
+      </w:ins>
+      <w:hyperlink r:id="rId82">
+        <w:ins w:id="281" w:author="PR Preview" w:date="2026-01-01T00:00:00Z">
+          <w:r>
+            <w:rPr>
+              <w:rStyle w:val="Hyperlink"/>
+            </w:rPr>
+            <w:t xml:space="preserve">Theorem 16 in Special Matrices and Decompositions</w:t>
+          </w:r>
+        </w:ins>
+      </w:hyperlink>
+      <w:ins w:id="282" w:author="PR Preview" w:date="2026-01-01T00:00:00Z">
+        <w:r>
+          <w:t xml:space="preserve">),</w:t>
+        </w:r>
+      </w:ins>
+      <w:ins w:id="283" w:author="PR Preview" w:date="2026-01-01T00:00:00Z">
+        <w:r>
+          <w:t xml:space="preserve"> </w:t>
+        </w:r>
+      </w:ins>
+      <w:ins w:id="284" w:author="PR Preview" w:date="2026-01-01T00:00:00Z">
+        <w:r>
+          <w:t xml:space="preserve">so</w:t>
+        </w:r>
+      </w:ins>
+      <w:ins w:id="285" w:author="PR Preview" w:date="2026-01-01T00:00:00Z">
+        <w:r>
+          <w:t xml:space="preserve"> </w:t>
+        </w:r>
+      </w:ins>
+      <m:oMath>
+        <m:sSup>
+          <m:e>
+            <m:r>
+              <m:rPr>
+                <m:sty m:val="b"/>
+              </m:rPr>
+              <m:t>Λ</m:t>
+            </m:r>
+          </m:e>
+          <m:sup>
+            <m:r>
+              <m:t>1</m:t>
+            </m:r>
+            <m:r>
+              <m:rPr>
+                <m:sty m:val="p"/>
+              </m:rPr>
+              <m:t>/</m:t>
+            </m:r>
+            <m:r>
+              <m:t>2</m:t>
+            </m:r>
+          </m:sup>
+        </m:sSup>
+      </m:oMath>
+      <w:ins w:id="286" w:author="PR Preview" w:date="2026-01-01T00:00:00Z">
+        <w:r>
+          <w:t xml:space="preserve"> </w:t>
+        </w:r>
+      </w:ins>
+      <w:ins w:id="287" w:author="PR Preview" w:date="2026-01-01T00:00:00Z">
+        <w:r>
+          <w:t xml:space="preserve">is diagonal with nonzero diagonal, and invertible</w:t>
+        </w:r>
+      </w:ins>
+      <w:ins w:id="288" w:author="PR Preview" w:date="2026-01-01T00:00:00Z">
+        <w:r>
+          <w:t xml:space="preserve"> </w:t>
+        </w:r>
+      </w:ins>
+      <w:ins w:id="289" w:author="PR Preview" w:date="2026-01-01T00:00:00Z">
+        <w:r>
+          <w:t xml:space="preserve">(its inverse is</w:t>
+        </w:r>
+      </w:ins>
+      <w:ins w:id="290" w:author="PR Preview" w:date="2026-01-01T00:00:00Z">
+        <w:r>
+          <w:t xml:space="preserve"> </w:t>
+        </w:r>
+      </w:ins>
+      <m:oMath>
+        <m:r>
+          <m:rPr>
+            <m:sty m:val="p"/>
+          </m:rPr>
+          <m:t>diag</m:t>
+        </m:r>
+        <m:r>
+          <m:rPr>
+            <m:sty m:val="p"/>
+          </m:rPr>
+          <m:t>(</m:t>
+        </m:r>
+        <m:r>
+          <m:t>1</m:t>
+        </m:r>
+        <m:r>
+          <m:rPr>
+            <m:sty m:val="p"/>
+          </m:rPr>
+          <m:t>/</m:t>
+        </m:r>
+        <m:rad>
+          <m:radPr>
+            <m:degHide m:val="on"/>
+          </m:radPr>
+          <m:deg/>
+          <m:e>
+            <m:sSub>
+              <m:e>
+                <m:r>
+                  <m:t>λ</m:t>
+                </m:r>
+              </m:e>
+              <m:sub>
+                <m:r>
+                  <m:t>1</m:t>
+                </m:r>
+              </m:sub>
+            </m:sSub>
+          </m:e>
+        </m:rad>
+        <m:r>
+          <m:rPr>
+            <m:sty m:val="p"/>
+          </m:rPr>
+          <m:t>,</m:t>
+        </m:r>
+        <m:r>
+          <m:rPr>
+            <m:sty m:val="p"/>
+          </m:rPr>
+          <m:t>…</m:t>
+        </m:r>
+        <m:r>
+          <m:rPr>
+            <m:sty m:val="p"/>
+          </m:rPr>
+          <m:t>,</m:t>
+        </m:r>
+        <m:r>
+          <m:t>1</m:t>
+        </m:r>
+        <m:r>
+          <m:rPr>
+            <m:sty m:val="p"/>
+          </m:rPr>
+          <m:t>/</m:t>
+        </m:r>
+        <m:rad>
+          <m:radPr>
+            <m:degHide m:val="on"/>
+          </m:radPr>
+          <m:deg/>
+          <m:e>
+            <m:sSub>
+              <m:e>
+                <m:r>
+                  <m:t>λ</m:t>
+                </m:r>
+              </m:e>
+              <m:sub>
+                <m:r>
+                  <m:t>p</m:t>
+                </m:r>
+              </m:sub>
+            </m:sSub>
+          </m:e>
+        </m:rad>
+        <m:r>
+          <m:rPr>
+            <m:sty m:val="p"/>
+          </m:rPr>
+          <m:t>)</m:t>
+        </m:r>
+      </m:oMath>
+      <w:ins w:id="291" w:author="PR Preview" w:date="2026-01-01T00:00:00Z">
+        <w:r>
+          <w:t xml:space="preserve">);</w:t>
+        </w:r>
+      </w:ins>
+      <w:ins w:id="292" w:author="PR Preview" w:date="2026-01-01T00:00:00Z">
+        <w:r>
+          <w:t xml:space="preserve"> </w:t>
+        </w:r>
+      </w:ins>
+      <m:oMath>
+        <m:sSup>
+          <m:e>
+            <m:r>
+              <m:rPr>
+                <m:sty m:val="bi"/>
+              </m:rPr>
+              <m:t>Q</m:t>
+            </m:r>
+          </m:e>
+          <m:sup>
+            <m:r>
+              <m:rPr>
+                <m:sty m:val="p"/>
+              </m:rPr>
+              <m:t>⊤</m:t>
+            </m:r>
+          </m:sup>
+        </m:sSup>
+      </m:oMath>
+      <w:ins w:id="293" w:author="PR Preview" w:date="2026-01-01T00:00:00Z">
+        <w:r>
+          <w:t xml:space="preserve"> </w:t>
+        </w:r>
+      </w:ins>
+      <w:ins w:id="294" w:author="PR Preview" w:date="2026-01-01T00:00:00Z">
+        <w:r>
+          <w:t xml:space="preserve">is invertible with inverse</w:t>
+        </w:r>
+      </w:ins>
+      <w:ins w:id="295" w:author="PR Preview" w:date="2026-01-01T00:00:00Z">
+        <w:r>
+          <w:t xml:space="preserve"> </w:t>
+        </w:r>
+      </w:ins>
+      <m:oMath>
+        <m:r>
+          <m:rPr>
+            <m:sty m:val="bi"/>
+          </m:rPr>
+          <m:t>Q</m:t>
+        </m:r>
+      </m:oMath>
+      <w:ins w:id="296" w:author="PR Preview" w:date="2026-01-01T00:00:00Z">
+        <w:r>
+          <w:t xml:space="preserve"> </w:t>
+        </w:r>
+      </w:ins>
+      <w:ins w:id="297" w:author="PR Preview" w:date="2026-01-01T00:00:00Z">
+        <w:r>
+          <w:t xml:space="preserve">(</w:t>
+        </w:r>
+      </w:ins>
+      <w:hyperlink r:id="rId50">
+        <w:ins w:id="298" w:author="PR Preview" w:date="2026-01-01T00:00:00Z">
+          <w:r>
+            <w:rPr>
+              <w:rStyle w:val="Hyperlink"/>
+            </w:rPr>
+            <w:t xml:space="preserve">Remark 6 in Special Matrices and Decompositions</w:t>
+          </w:r>
+        </w:ins>
+      </w:hyperlink>
+      <w:ins w:id="299" w:author="PR Preview" w:date="2026-01-01T00:00:00Z">
+        <w:r>
+          <w:t xml:space="preserve">).</w:t>
+        </w:r>
+      </w:ins>
+      <w:ins w:id="300" w:author="PR Preview" w:date="2026-01-01T00:00:00Z">
+        <w:r>
+          <w:t xml:space="preserve"> </w:t>
+        </w:r>
+      </w:ins>
+      <w:ins w:id="301" w:author="PR Preview" w:date="2026-01-01T00:00:00Z">
+        <w:r>
+          <w:t xml:space="preserve">So</w:t>
+        </w:r>
+      </w:ins>
+      <w:ins w:id="302" w:author="PR Preview" w:date="2026-01-01T00:00:00Z">
+        <w:r>
+          <w:t xml:space="preserve"> </w:t>
+        </w:r>
+      </w:ins>
+      <m:oMath>
+        <m:r>
+          <m:rPr>
+            <m:sty m:val="bi"/>
+          </m:rPr>
+          <m:t>B</m:t>
+        </m:r>
+      </m:oMath>
+      <w:ins w:id="303" w:author="PR Preview" w:date="2026-01-01T00:00:00Z">
+        <w:r>
+          <w:t xml:space="preserve"> </w:t>
+        </w:r>
+      </w:ins>
+      <w:ins w:id="304" w:author="PR Preview" w:date="2026-01-01T00:00:00Z">
+        <w:r>
+          <w:t xml:space="preserve">is invertible (</w:t>
+        </w:r>
+      </w:ins>
       <w:hyperlink r:id="rId89">
-        <w:r>
-          <w:rPr>
-            <w:rStyle w:val="Hyperlink"/>
-          </w:rPr>
-          <w:t xml:space="preserve">Theorem 1 in Special Matrices and Decompositions</w:t>
-        </w:r>
+        <w:ins w:id="305" w:author="PR Preview" w:date="2026-01-01T00:00:00Z">
+          <w:r>
+            <w:rPr>
+              <w:rStyle w:val="Hyperlink"/>
+            </w:rPr>
+            <w:t xml:space="preserve">Theorem 1 in Special Matrices and Decompositions</w:t>
+          </w:r>
+        </w:ins>
       </w:hyperlink>
-      <w:r>
-        <w:t xml:space="preserve">),</w:t>
-      </w:r>
-      <w:r>
-        <w:t xml:space="preserve"> </w:t>
-      </w:r>
-      <w:r>
-        <w:t xml:space="preserve">and its</w:t>
-      </w:r>
-      <w:r>
-        <w:t xml:space="preserve"> </w:t>
-      </w:r>
+      <w:ins w:id="306" w:author="PR Preview" w:date="2026-01-01T00:00:00Z">
+        <w:r>
+          <w:t xml:space="preserve">),</w:t>
+        </w:r>
+      </w:ins>
+      <w:ins w:id="307" w:author="PR Preview" w:date="2026-01-01T00:00:00Z">
+        <w:r>
+          <w:t xml:space="preserve"> </w:t>
+        </w:r>
+      </w:ins>
+      <w:ins w:id="308" w:author="PR Preview" w:date="2026-01-01T00:00:00Z">
+        <w:r>
+          <w:t xml:space="preserve">and its</w:t>
+        </w:r>
+      </w:ins>
+      <w:ins w:id="309" w:author="PR Preview" w:date="2026-01-01T00:00:00Z">
+        <w:r>
+          <w:t xml:space="preserve"> </w:t>
+        </w:r>
+      </w:ins>
       <m:oMath>
         <m:r>
           <m:t>p</m:t>
         </m:r>
       </m:oMath>
-      <w:r>
-        <w:t xml:space="preserve"> </w:t>
-      </w:r>
-      <w:r>
-        <w:t xml:space="preserve">columns are linearly independent (</w:t>
-      </w:r>
+      <w:ins w:id="310" w:author="PR Preview" w:date="2026-01-01T00:00:00Z">
+        <w:r>
+          <w:t xml:space="preserve"> </w:t>
+        </w:r>
+      </w:ins>
+      <w:ins w:id="311" w:author="PR Preview" w:date="2026-01-01T00:00:00Z">
+        <w:r>
+          <w:t xml:space="preserve">columns are linearly independent (</w:t>
+        </w:r>
+      </w:ins>
       <w:hyperlink w:anchor="thm-invertible-rank">
-        <w:r>
-          <w:rPr>
-            <w:rStyle w:val="Hyperlink"/>
-          </w:rPr>
-          <w:t xml:space="preserve">Theorem 1</w:t>
-        </w:r>
+        <w:ins w:id="312" w:author="PR Preview" w:date="2026-01-01T00:00:00Z">
+          <w:r>
+            <w:rPr>
+              <w:rStyle w:val="Hyperlink"/>
+            </w:rPr>
+            <w:t xml:space="preserve">Theorem 1</w:t>
+          </w:r>
+        </w:ins>
       </w:hyperlink>
-      <w:r>
-        <w:t xml:space="preserve">,</w:t>
-      </w:r>
-      <w:r>
-        <w:t xml:space="preserve"> </w:t>
-      </w:r>
+      <w:ins w:id="313" w:author="PR Preview" w:date="2026-01-01T00:00:00Z">
+        <w:r>
+          <w:t xml:space="preserve">,</w:t>
+        </w:r>
+      </w:ins>
+      <w:ins w:id="314" w:author="PR Preview" w:date="2026-01-01T00:00:00Z">
+        <w:r>
+          <w:t xml:space="preserve"> </w:t>
+        </w:r>
+      </w:ins>
       <w:hyperlink r:id="rId72">
-        <w:r>
-          <w:rPr>
-            <w:rStyle w:val="Hyperlink"/>
-          </w:rPr>
-          <w:t xml:space="preserve">Definition 2 in Subspaces and Rank</w:t>
-        </w:r>
+        <w:ins w:id="315" w:author="PR Preview" w:date="2026-01-01T00:00:00Z">
+          <w:r>
+            <w:rPr>
+              <w:rStyle w:val="Hyperlink"/>
+            </w:rPr>
+            <w:t xml:space="preserve">Definition 2 in Subspaces and Rank</w:t>
+          </w:r>
+        </w:ins>
       </w:hyperlink>
-      <w:r>
-        <w:t xml:space="preserve">).</w:t>
-      </w:r>
+      <w:ins w:id="316" w:author="PR Preview" w:date="2026-01-01T00:00:00Z">
+        <w:r>
+          <w:t xml:space="preserve">).</w:t>
+        </w:r>
+      </w:ins>
     </w:p>
     <w:bookmarkStart w:id="94" w:name="exm-pd-gram"/>
     <w:p>
@@ -26593,12 +29023,16 @@
           <w:numId w:val="1012"/>
         </w:numPr>
       </w:pPr>
-      <w:r>
-        <w:t xml:space="preserve">With</w:t>
-      </w:r>
-      <w:r>
-        <w:t xml:space="preserve"> </w:t>
-      </w:r>
+      <w:del w:id="317" w:author="PR Preview" w:date="2026-01-01T00:00:00Z">
+        <w:r>
+          <w:delText xml:space="preserve">With</w:delText>
+        </w:r>
+      </w:del>
+      <w:del w:id="318" w:author="PR Preview" w:date="2026-01-01T00:00:00Z">
+        <w:r>
+          <w:delText xml:space="preserve"> </w:delText>
+        </w:r>
+      </w:del>
       <m:oMath>
         <m:r>
           <m:rPr>
@@ -26655,12 +29089,16 @@
           </m:e>
         </m:d>
       </m:oMath>
-      <w:r>
-        <w:t xml:space="preserve"> </w:t>
-      </w:r>
-      <w:r>
-        <w:t xml:space="preserve">(</w:t>
-      </w:r>
+      <w:del w:id="319" w:author="PR Preview" w:date="2026-01-01T00:00:00Z">
+        <w:r>
+          <w:delText xml:space="preserve"> </w:delText>
+        </w:r>
+      </w:del>
+      <w:del w:id="320" w:author="PR Preview" w:date="2026-01-01T00:00:00Z">
+        <w:r>
+          <w:delText xml:space="preserve">(</w:delText>
+        </w:r>
+      </w:del>
       <m:oMath>
         <m:r>
           <m:t>1</m:t>
@@ -26675,12 +29113,16 @@
           <m:t>2</m:t>
         </m:r>
       </m:oMath>
-      <w:r>
-        <w:t xml:space="preserve">),</w:t>
-      </w:r>
-      <w:r>
-        <w:t xml:space="preserve"> </w:t>
-      </w:r>
+      <w:del w:id="321" w:author="PR Preview" w:date="2026-01-01T00:00:00Z">
+        <w:r>
+          <w:delText xml:space="preserve">),</w:delText>
+        </w:r>
+      </w:del>
+      <w:del w:id="322" w:author="PR Preview" w:date="2026-01-01T00:00:00Z">
+        <w:r>
+          <w:delText xml:space="preserve"> </w:delText>
+        </w:r>
+      </w:del>
       <m:oMath>
         <m:sSup>
           <m:e>
@@ -26767,38 +29209,56 @@
           </m:e>
         </m:d>
       </m:oMath>
-      <w:r>
-        <w:t xml:space="preserve">,</w:t>
-      </w:r>
-      <w:r>
-        <w:t xml:space="preserve"> </w:t>
-      </w:r>
-      <w:r>
-        <w:t xml:space="preserve">the positive semidefinite matrix of</w:t>
-      </w:r>
-      <w:r>
-        <w:t xml:space="preserve"> </w:t>
-      </w:r>
+      <w:del w:id="323" w:author="PR Preview" w:date="2026-01-01T00:00:00Z">
+        <w:r>
+          <w:delText xml:space="preserve">,</w:delText>
+        </w:r>
+      </w:del>
+      <w:del w:id="324" w:author="PR Preview" w:date="2026-01-01T00:00:00Z">
+        <w:r>
+          <w:delText xml:space="preserve"> </w:delText>
+        </w:r>
+      </w:del>
+      <w:del w:id="325" w:author="PR Preview" w:date="2026-01-01T00:00:00Z">
+        <w:r>
+          <w:delText xml:space="preserve">the positive semidefinite matrix of</w:delText>
+        </w:r>
+      </w:del>
+      <w:del w:id="326" w:author="PR Preview" w:date="2026-01-01T00:00:00Z">
+        <w:r>
+          <w:delText xml:space="preserve"> </w:delText>
+        </w:r>
+      </w:del>
       <w:hyperlink r:id="rId90">
-        <w:r>
-          <w:rPr>
-            <w:rStyle w:val="Hyperlink"/>
-          </w:rPr>
-          <w:t xml:space="preserve">Example 29 in Special Matrices and Decompositions</w:t>
-        </w:r>
+        <w:del w:id="327" w:author="PR Preview" w:date="2026-01-01T00:00:00Z">
+          <w:r>
+            <w:rPr>
+              <w:rStyle w:val="Hyperlink"/>
+            </w:rPr>
+            <w:delText xml:space="preserve">Example 29 in Special Matrices and Decompositions</w:delText>
+          </w:r>
+        </w:del>
       </w:hyperlink>
-      <w:r>
-        <w:t xml:space="preserve">;</w:t>
-      </w:r>
-      <w:r>
-        <w:t xml:space="preserve"> </w:t>
-      </w:r>
-      <w:r>
-        <w:t xml:space="preserve">the two columns of</w:t>
-      </w:r>
-      <w:r>
-        <w:t xml:space="preserve"> </w:t>
-      </w:r>
+      <w:del w:id="328" w:author="PR Preview" w:date="2026-01-01T00:00:00Z">
+        <w:r>
+          <w:delText xml:space="preserve">;</w:delText>
+        </w:r>
+      </w:del>
+      <w:del w:id="329" w:author="PR Preview" w:date="2026-01-01T00:00:00Z">
+        <w:r>
+          <w:delText xml:space="preserve"> </w:delText>
+        </w:r>
+      </w:del>
+      <w:del w:id="330" w:author="PR Preview" w:date="2026-01-01T00:00:00Z">
+        <w:r>
+          <w:delText xml:space="preserve">the two columns of</w:delText>
+        </w:r>
+      </w:del>
+      <w:del w:id="331" w:author="PR Preview" w:date="2026-01-01T00:00:00Z">
+        <w:r>
+          <w:delText xml:space="preserve"> </w:delText>
+        </w:r>
+      </w:del>
       <m:oMath>
         <m:r>
           <m:rPr>
@@ -26807,37 +29267,51 @@
           <m:t>R</m:t>
         </m:r>
       </m:oMath>
-      <w:r>
-        <w:t xml:space="preserve">,</w:t>
-      </w:r>
-      <w:r>
-        <w:t xml:space="preserve"> </w:t>
-      </w:r>
+      <w:del w:id="332" w:author="PR Preview" w:date="2026-01-01T00:00:00Z">
+        <w:r>
+          <w:delText xml:space="preserve">,</w:delText>
+        </w:r>
+      </w:del>
+      <w:del w:id="333" w:author="PR Preview" w:date="2026-01-01T00:00:00Z">
+        <w:r>
+          <w:delText xml:space="preserve"> </w:delText>
+        </w:r>
+      </w:del>
       <m:oMath>
         <m:r>
           <m:t>1</m:t>
         </m:r>
       </m:oMath>
-      <w:r>
-        <w:t xml:space="preserve"> </w:t>
-      </w:r>
-      <w:r>
-        <w:t xml:space="preserve">and</w:t>
-      </w:r>
-      <w:r>
-        <w:t xml:space="preserve"> </w:t>
-      </w:r>
+      <w:del w:id="334" w:author="PR Preview" w:date="2026-01-01T00:00:00Z">
+        <w:r>
+          <w:delText xml:space="preserve"> </w:delText>
+        </w:r>
+      </w:del>
+      <w:del w:id="335" w:author="PR Preview" w:date="2026-01-01T00:00:00Z">
+        <w:r>
+          <w:delText xml:space="preserve">and</w:delText>
+        </w:r>
+      </w:del>
+      <w:del w:id="336" w:author="PR Preview" w:date="2026-01-01T00:00:00Z">
+        <w:r>
+          <w:delText xml:space="preserve"> </w:delText>
+        </w:r>
+      </w:del>
       <m:oMath>
         <m:r>
           <m:t>1</m:t>
         </m:r>
       </m:oMath>
-      <w:r>
-        <w:t xml:space="preserve">, are dependent, so part 2 does not apply to</w:t>
-      </w:r>
-      <w:r>
-        <w:t xml:space="preserve"> </w:t>
-      </w:r>
+      <w:del w:id="337" w:author="PR Preview" w:date="2026-01-01T00:00:00Z">
+        <w:r>
+          <w:delText xml:space="preserve">, are dependent, so part 2 does not apply to</w:delText>
+        </w:r>
+      </w:del>
+      <w:del w:id="338" w:author="PR Preview" w:date="2026-01-01T00:00:00Z">
+        <w:r>
+          <w:delText xml:space="preserve"> </w:delText>
+        </w:r>
+      </w:del>
       <m:oMath>
         <m:r>
           <m:rPr>
@@ -26846,12 +29320,16 @@
           <m:t>R</m:t>
         </m:r>
       </m:oMath>
-      <w:r>
-        <w:t xml:space="preserve">;</w:t>
-      </w:r>
-      <w:r>
-        <w:t xml:space="preserve"> </w:t>
-      </w:r>
+      <w:del w:id="339" w:author="PR Preview" w:date="2026-01-01T00:00:00Z">
+        <w:r>
+          <w:delText xml:space="preserve">;</w:delText>
+        </w:r>
+      </w:del>
+      <w:del w:id="340" w:author="PR Preview" w:date="2026-01-01T00:00:00Z">
+        <w:r>
+          <w:delText xml:space="preserve"> </w:delText>
+        </w:r>
+      </w:del>
       <m:oMath>
         <m:sSup>
           <m:e>
@@ -26878,23 +29356,31 @@
           <m:t>R</m:t>
         </m:r>
       </m:oMath>
-      <w:r>
-        <w:t xml:space="preserve"> </w:t>
-      </w:r>
-      <w:r>
-        <w:t xml:space="preserve">is in fact not positive definite (</w:t>
-      </w:r>
+      <w:del w:id="341" w:author="PR Preview" w:date="2026-01-01T00:00:00Z">
+        <w:r>
+          <w:delText xml:space="preserve"> </w:delText>
+        </w:r>
+      </w:del>
+      <w:del w:id="342" w:author="PR Preview" w:date="2026-01-01T00:00:00Z">
+        <w:r>
+          <w:delText xml:space="preserve">is in fact not positive definite (</w:delText>
+        </w:r>
+      </w:del>
       <w:hyperlink r:id="rId91">
-        <w:r>
-          <w:rPr>
-            <w:rStyle w:val="Hyperlink"/>
-          </w:rPr>
-          <w:t xml:space="preserve">Example 30 in Special Matrices and Decompositions</w:t>
-        </w:r>
+        <w:del w:id="343" w:author="PR Preview" w:date="2026-01-01T00:00:00Z">
+          <w:r>
+            <w:rPr>
+              <w:rStyle w:val="Hyperlink"/>
+            </w:rPr>
+            <w:delText xml:space="preserve">Example 30 in Special Matrices and Decompositions</w:delText>
+          </w:r>
+        </w:del>
       </w:hyperlink>
-      <w:r>
-        <w:t xml:space="preserve">).</w:t>
-      </w:r>
+      <w:del w:id="344" w:author="PR Preview" w:date="2026-01-01T00:00:00Z">
+        <w:r>
+          <w:delText xml:space="preserve">).</w:delText>
+        </w:r>
+      </w:del>
     </w:p>
     <w:p>
       <w:pPr>
@@ -26904,18 +29390,22 @@
           <w:numId w:val="1012"/>
         </w:numPr>
       </w:pPr>
-      <w:r>
-        <w:t xml:space="preserve">With</w:t>
-      </w:r>
-      <w:r>
-        <w:t xml:space="preserve"> </w:t>
-      </w:r>
+      <w:ins w:id="345" w:author="PR Preview" w:date="2026-01-01T00:00:00Z">
+        <w:r>
+          <w:t xml:space="preserve">With</w:t>
+        </w:r>
+      </w:ins>
+      <w:ins w:id="346" w:author="PR Preview" w:date="2026-01-01T00:00:00Z">
+        <w:r>
+          <w:t xml:space="preserve"> </w:t>
+        </w:r>
+      </w:ins>
       <m:oMath>
         <m:r>
           <m:rPr>
             <m:sty m:val="bi"/>
           </m:rPr>
-          <m:t>X</m:t>
+          <m:t>R</m:t>
         </m:r>
         <m:r>
           <m:rPr>
@@ -26962,51 +29452,44 @@
                   </m:r>
                 </m:e>
               </m:mr>
-              <m:mr>
-                <m:e>
-                  <m:r>
-                    <m:t>1</m:t>
-                  </m:r>
-                </m:e>
-                <m:e>
-                  <m:r>
-                    <m:t>2</m:t>
-                  </m:r>
-                </m:e>
-              </m:mr>
-              <m:mr>
-                <m:e>
-                  <m:r>
-                    <m:t>1</m:t>
-                  </m:r>
-                </m:e>
-                <m:e>
-                  <m:r>
-                    <m:t>3</m:t>
-                  </m:r>
-                </m:e>
-              </m:mr>
             </m:m>
           </m:e>
         </m:d>
       </m:oMath>
-      <w:r>
-        <w:t xml:space="preserve">, whose columns are independent (</w:t>
-      </w:r>
-      <w:hyperlink r:id="rId92">
-        <w:r>
-          <w:rPr>
-            <w:rStyle w:val="Hyperlink"/>
-          </w:rPr>
-          <w:t xml:space="preserve">Example 2 in Subspaces and Rank</w:t>
-        </w:r>
-      </w:hyperlink>
-      <w:r>
-        <w:t xml:space="preserve">),</w:t>
-      </w:r>
-      <w:r>
-        <w:t xml:space="preserve"> </w:t>
-      </w:r>
+      <w:ins w:id="347" w:author="PR Preview" w:date="2026-01-01T00:00:00Z">
+        <w:r>
+          <w:t xml:space="preserve"> </w:t>
+        </w:r>
+      </w:ins>
+      <w:ins w:id="348" w:author="PR Preview" w:date="2026-01-01T00:00:00Z">
+        <w:r>
+          <w:t xml:space="preserve">(</w:t>
+        </w:r>
+      </w:ins>
+      <m:oMath>
+        <m:r>
+          <m:t>1</m:t>
+        </m:r>
+        <m:r>
+          <m:rPr>
+            <m:sty m:val="p"/>
+          </m:rPr>
+          <m:t>×</m:t>
+        </m:r>
+        <m:r>
+          <m:t>2</m:t>
+        </m:r>
+      </m:oMath>
+      <w:ins w:id="349" w:author="PR Preview" w:date="2026-01-01T00:00:00Z">
+        <w:r>
+          <w:t xml:space="preserve">),</w:t>
+        </w:r>
+      </w:ins>
+      <w:ins w:id="350" w:author="PR Preview" w:date="2026-01-01T00:00:00Z">
+        <w:r>
+          <w:t xml:space="preserve"> </w:t>
+        </w:r>
+      </w:ins>
       <m:oMath>
         <m:sSup>
           <m:e>
@@ -27014,7 +29497,7 @@
               <m:rPr>
                 <m:sty m:val="bi"/>
               </m:rPr>
-              <m:t>X</m:t>
+              <m:t>R</m:t>
             </m:r>
           </m:e>
           <m:sup>
@@ -27030,7 +29513,7 @@
           <m:rPr>
             <m:sty m:val="bi"/>
           </m:rPr>
-          <m:t>X</m:t>
+          <m:t>R</m:t>
         </m:r>
         <m:r>
           <m:rPr>
@@ -27068,24 +29551,24 @@
               <m:mr>
                 <m:e>
                   <m:r>
-                    <m:t>3</m:t>
+                    <m:t>1</m:t>
                   </m:r>
                 </m:e>
                 <m:e>
                   <m:r>
-                    <m:t>6</m:t>
+                    <m:t>1</m:t>
                   </m:r>
                 </m:e>
               </m:mr>
               <m:mr>
                 <m:e>
                   <m:r>
-                    <m:t>6</m:t>
+                    <m:t>1</m:t>
                   </m:r>
                 </m:e>
                 <m:e>
                   <m:r>
-                    <m:t>14</m:t>
+                    <m:t>1</m:t>
                   </m:r>
                 </m:e>
               </m:mr>
@@ -27093,29 +29576,178 @@
           </m:e>
         </m:d>
       </m:oMath>
-      <w:r>
-        <w:t xml:space="preserve"> </w:t>
-      </w:r>
-      <w:r>
-        <w:t xml:space="preserve">(</w:t>
-      </w:r>
-      <w:hyperlink r:id="rId93">
-        <w:r>
-          <w:rPr>
-            <w:rStyle w:val="Hyperlink"/>
-          </w:rPr>
-          <w:t xml:space="preserve">Example 1 in Projections and Linear Systems</w:t>
-        </w:r>
+      <w:ins w:id="351" w:author="PR Preview" w:date="2026-01-01T00:00:00Z">
+        <w:r>
+          <w:t xml:space="preserve">,</w:t>
+        </w:r>
+      </w:ins>
+      <w:ins w:id="352" w:author="PR Preview" w:date="2026-01-01T00:00:00Z">
+        <w:r>
+          <w:t xml:space="preserve"> </w:t>
+        </w:r>
+      </w:ins>
+      <w:ins w:id="353" w:author="PR Preview" w:date="2026-01-01T00:00:00Z">
+        <w:r>
+          <w:t xml:space="preserve">the positive semidefinite matrix of</w:t>
+        </w:r>
+      </w:ins>
+      <w:ins w:id="354" w:author="PR Preview" w:date="2026-01-01T00:00:00Z">
+        <w:r>
+          <w:t xml:space="preserve"> </w:t>
+        </w:r>
+      </w:ins>
+      <w:hyperlink r:id="rId90">
+        <w:ins w:id="355" w:author="PR Preview" w:date="2026-01-01T00:00:00Z">
+          <w:r>
+            <w:rPr>
+              <w:rStyle w:val="Hyperlink"/>
+            </w:rPr>
+            <w:t xml:space="preserve">Example 29 in Special Matrices and Decompositions</w:t>
+          </w:r>
+        </w:ins>
       </w:hyperlink>
-      <w:r>
-        <w:t xml:space="preserve">)</w:t>
-      </w:r>
-      <w:r>
-        <w:t xml:space="preserve"> </w:t>
-      </w:r>
-      <w:r>
-        <w:t xml:space="preserve">is positive definite.</w:t>
-      </w:r>
+      <w:ins w:id="356" w:author="PR Preview" w:date="2026-01-01T00:00:00Z">
+        <w:r>
+          <w:t xml:space="preserve">;</w:t>
+        </w:r>
+      </w:ins>
+      <w:ins w:id="357" w:author="PR Preview" w:date="2026-01-01T00:00:00Z">
+        <w:r>
+          <w:t xml:space="preserve"> </w:t>
+        </w:r>
+      </w:ins>
+      <w:ins w:id="358" w:author="PR Preview" w:date="2026-01-01T00:00:00Z">
+        <w:r>
+          <w:t xml:space="preserve">the two columns of</w:t>
+        </w:r>
+      </w:ins>
+      <w:ins w:id="359" w:author="PR Preview" w:date="2026-01-01T00:00:00Z">
+        <w:r>
+          <w:t xml:space="preserve"> </w:t>
+        </w:r>
+      </w:ins>
+      <m:oMath>
+        <m:r>
+          <m:rPr>
+            <m:sty m:val="bi"/>
+          </m:rPr>
+          <m:t>R</m:t>
+        </m:r>
+      </m:oMath>
+      <w:ins w:id="360" w:author="PR Preview" w:date="2026-01-01T00:00:00Z">
+        <w:r>
+          <w:t xml:space="preserve">,</w:t>
+        </w:r>
+      </w:ins>
+      <w:ins w:id="361" w:author="PR Preview" w:date="2026-01-01T00:00:00Z">
+        <w:r>
+          <w:t xml:space="preserve"> </w:t>
+        </w:r>
+      </w:ins>
+      <m:oMath>
+        <m:r>
+          <m:t>1</m:t>
+        </m:r>
+      </m:oMath>
+      <w:ins w:id="362" w:author="PR Preview" w:date="2026-01-01T00:00:00Z">
+        <w:r>
+          <w:t xml:space="preserve"> </w:t>
+        </w:r>
+      </w:ins>
+      <w:ins w:id="363" w:author="PR Preview" w:date="2026-01-01T00:00:00Z">
+        <w:r>
+          <w:t xml:space="preserve">and</w:t>
+        </w:r>
+      </w:ins>
+      <w:ins w:id="364" w:author="PR Preview" w:date="2026-01-01T00:00:00Z">
+        <w:r>
+          <w:t xml:space="preserve"> </w:t>
+        </w:r>
+      </w:ins>
+      <m:oMath>
+        <m:r>
+          <m:t>1</m:t>
+        </m:r>
+      </m:oMath>
+      <w:ins w:id="365" w:author="PR Preview" w:date="2026-01-01T00:00:00Z">
+        <w:r>
+          <w:t xml:space="preserve">, are dependent, so part 2 does not apply to</w:t>
+        </w:r>
+      </w:ins>
+      <w:ins w:id="366" w:author="PR Preview" w:date="2026-01-01T00:00:00Z">
+        <w:r>
+          <w:t xml:space="preserve"> </w:t>
+        </w:r>
+      </w:ins>
+      <m:oMath>
+        <m:r>
+          <m:rPr>
+            <m:sty m:val="bi"/>
+          </m:rPr>
+          <m:t>R</m:t>
+        </m:r>
+      </m:oMath>
+      <w:ins w:id="367" w:author="PR Preview" w:date="2026-01-01T00:00:00Z">
+        <w:r>
+          <w:t xml:space="preserve">;</w:t>
+        </w:r>
+      </w:ins>
+      <w:ins w:id="368" w:author="PR Preview" w:date="2026-01-01T00:00:00Z">
+        <w:r>
+          <w:t xml:space="preserve"> </w:t>
+        </w:r>
+      </w:ins>
+      <m:oMath>
+        <m:sSup>
+          <m:e>
+            <m:r>
+              <m:rPr>
+                <m:sty m:val="bi"/>
+              </m:rPr>
+              <m:t>R</m:t>
+            </m:r>
+          </m:e>
+          <m:sup>
+            <m:r>
+              <m:rPr>
+                <m:sty m:val="p"/>
+              </m:rPr>
+              <m:t>⊤</m:t>
+            </m:r>
+          </m:sup>
+        </m:sSup>
+        <m:r>
+          <m:rPr>
+            <m:sty m:val="bi"/>
+          </m:rPr>
+          <m:t>R</m:t>
+        </m:r>
+      </m:oMath>
+      <w:ins w:id="369" w:author="PR Preview" w:date="2026-01-01T00:00:00Z">
+        <w:r>
+          <w:t xml:space="preserve"> </w:t>
+        </w:r>
+      </w:ins>
+      <w:ins w:id="370" w:author="PR Preview" w:date="2026-01-01T00:00:00Z">
+        <w:r>
+          <w:t xml:space="preserve">is in fact not positive definite (</w:t>
+        </w:r>
+      </w:ins>
+      <w:hyperlink r:id="rId91">
+        <w:ins w:id="371" w:author="PR Preview" w:date="2026-01-01T00:00:00Z">
+          <w:r>
+            <w:rPr>
+              <w:rStyle w:val="Hyperlink"/>
+            </w:rPr>
+            <w:t xml:space="preserve">Example 31 in Special Matrices and Decompositions</w:t>
+          </w:r>
+        </w:ins>
+      </w:hyperlink>
+      <w:ins w:id="372" w:author="PR Preview" w:date="2026-01-01T00:00:00Z">
+        <w:r>
+          <w:t xml:space="preserve">).</w:t>
+        </w:r>
+      </w:ins>
     </w:p>
     <w:p>
       <w:pPr>
@@ -27125,12 +29757,18 @@
           <w:numId w:val="1012"/>
         </w:numPr>
       </w:pPr>
+      <w:r>
+        <w:t xml:space="preserve">With</w:t>
+      </w:r>
+      <w:r>
+        <w:t xml:space="preserve"> </w:t>
+      </w:r>
       <m:oMath>
         <m:r>
           <m:rPr>
             <m:sty m:val="bi"/>
           </m:rPr>
-          <m:t>D</m:t>
+          <m:t>X</m:t>
         </m:r>
         <m:r>
           <m:rPr>
@@ -27173,19 +29811,31 @@
                 </m:e>
                 <m:e>
                   <m:r>
-                    <m:t>2</m:t>
+                    <m:t>1</m:t>
                   </m:r>
                 </m:e>
               </m:mr>
               <m:mr>
                 <m:e>
                   <m:r>
-                    <m:t>2</m:t>
+                    <m:t>1</m:t>
                   </m:r>
                 </m:e>
                 <m:e>
                   <m:r>
+                    <m:t>2</m:t>
+                  </m:r>
+                </m:e>
+              </m:mr>
+              <m:mr>
+                <m:e>
+                  <m:r>
                     <m:t>1</m:t>
+                  </m:r>
+                </m:e>
+                <m:e>
+                  <m:r>
+                    <m:t>3</m:t>
                   </m:r>
                 </m:e>
               </m:mr>
@@ -27194,37 +29844,258 @@
         </m:d>
       </m:oMath>
       <w:r>
-        <w:t xml:space="preserve"> </w:t>
-      </w:r>
-      <w:r>
-        <w:t xml:space="preserve">of</w:t>
-      </w:r>
-      <w:r>
-        <w:t xml:space="preserve"> </w:t>
-      </w:r>
-      <w:hyperlink r:id="rId91">
+        <w:t xml:space="preserve">, whose columns are independent (</w:t>
+      </w:r>
+      <w:hyperlink r:id="rId92">
         <w:r>
           <w:rPr>
             <w:rStyle w:val="Hyperlink"/>
           </w:rPr>
-          <w:t xml:space="preserve">Example 30 in Special Matrices and Decompositions</w:t>
+          <w:t xml:space="preserve">Example 2 in Subspaces and Rank</w:t>
         </w:r>
       </w:hyperlink>
       <w:r>
-        <w:t xml:space="preserve"> </w:t>
-      </w:r>
-      <w:r>
-        <w:t xml:space="preserve">is symmetric</w:t>
-      </w:r>
-      <w:r>
-        <w:t xml:space="preserve"> </w:t>
-      </w:r>
-      <w:r>
-        <w:t xml:space="preserve">but not positive semidefinite, so by part 1 it is not</w:t>
-      </w:r>
-      <w:r>
-        <w:t xml:space="preserve"> </w:t>
-      </w:r>
+        <w:t xml:space="preserve">),</w:t>
+      </w:r>
+      <w:r>
+        <w:t xml:space="preserve"> </w:t>
+      </w:r>
+      <m:oMath>
+        <m:sSup>
+          <m:e>
+            <m:r>
+              <m:rPr>
+                <m:sty m:val="bi"/>
+              </m:rPr>
+              <m:t>X</m:t>
+            </m:r>
+          </m:e>
+          <m:sup>
+            <m:r>
+              <m:rPr>
+                <m:sty m:val="p"/>
+              </m:rPr>
+              <m:t>⊤</m:t>
+            </m:r>
+          </m:sup>
+        </m:sSup>
+        <m:r>
+          <m:rPr>
+            <m:sty m:val="bi"/>
+          </m:rPr>
+          <m:t>X</m:t>
+        </m:r>
+        <m:r>
+          <m:rPr>
+            <m:sty m:val="p"/>
+          </m:rPr>
+          <m:t>=</m:t>
+        </m:r>
+        <m:d>
+          <m:dPr>
+            <m:begChr m:val="["/>
+            <m:sepChr m:val=""/>
+            <m:endChr m:val="]"/>
+            <m:grow/>
+          </m:dPr>
+          <m:e>
+            <m:m>
+              <m:mPr>
+                <m:baseJc m:val="center"/>
+                <m:plcHide m:val="on"/>
+                <m:mcs>
+                  <m:mc>
+                    <m:mcPr>
+                      <m:mcJc m:val="center"/>
+                      <m:count m:val="1"/>
+                    </m:mcPr>
+                  </m:mc>
+                  <m:mc>
+                    <m:mcPr>
+                      <m:mcJc m:val="center"/>
+                      <m:count m:val="1"/>
+                    </m:mcPr>
+                  </m:mc>
+                </m:mcs>
+              </m:mPr>
+              <m:mr>
+                <m:e>
+                  <m:r>
+                    <m:t>3</m:t>
+                  </m:r>
+                </m:e>
+                <m:e>
+                  <m:r>
+                    <m:t>6</m:t>
+                  </m:r>
+                </m:e>
+              </m:mr>
+              <m:mr>
+                <m:e>
+                  <m:r>
+                    <m:t>6</m:t>
+                  </m:r>
+                </m:e>
+                <m:e>
+                  <m:r>
+                    <m:t>14</m:t>
+                  </m:r>
+                </m:e>
+              </m:mr>
+            </m:m>
+          </m:e>
+        </m:d>
+      </m:oMath>
+      <w:r>
+        <w:t xml:space="preserve"> </w:t>
+      </w:r>
+      <w:r>
+        <w:t xml:space="preserve">(</w:t>
+      </w:r>
+      <w:hyperlink r:id="rId93">
+        <w:r>
+          <w:rPr>
+            <w:rStyle w:val="Hyperlink"/>
+          </w:rPr>
+          <w:t xml:space="preserve">Example 1 in Projections and Linear Systems</w:t>
+        </w:r>
+      </w:hyperlink>
+      <w:r>
+        <w:t xml:space="preserve">)</w:t>
+      </w:r>
+      <w:r>
+        <w:t xml:space="preserve"> </w:t>
+      </w:r>
+      <w:r>
+        <w:t xml:space="preserve">is positive definite.</w:t>
+      </w:r>
+    </w:p>
+    <w:p>
+      <w:pPr>
+        <w:pStyle w:val="Compact"/>
+        <w:numPr>
+          <w:ilvl w:val="0"/>
+          <w:numId w:val="1012"/>
+        </w:numPr>
+      </w:pPr>
+      <m:oMath>
+        <m:r>
+          <m:rPr>
+            <m:sty m:val="bi"/>
+          </m:rPr>
+          <m:t>D</m:t>
+        </m:r>
+        <m:r>
+          <m:rPr>
+            <m:sty m:val="p"/>
+          </m:rPr>
+          <m:t>=</m:t>
+        </m:r>
+        <m:d>
+          <m:dPr>
+            <m:begChr m:val="["/>
+            <m:sepChr m:val=""/>
+            <m:endChr m:val="]"/>
+            <m:grow/>
+          </m:dPr>
+          <m:e>
+            <m:m>
+              <m:mPr>
+                <m:baseJc m:val="center"/>
+                <m:plcHide m:val="on"/>
+                <m:mcs>
+                  <m:mc>
+                    <m:mcPr>
+                      <m:mcJc m:val="center"/>
+                      <m:count m:val="1"/>
+                    </m:mcPr>
+                  </m:mc>
+                  <m:mc>
+                    <m:mcPr>
+                      <m:mcJc m:val="center"/>
+                      <m:count m:val="1"/>
+                    </m:mcPr>
+                  </m:mc>
+                </m:mcs>
+              </m:mPr>
+              <m:mr>
+                <m:e>
+                  <m:r>
+                    <m:t>1</m:t>
+                  </m:r>
+                </m:e>
+                <m:e>
+                  <m:r>
+                    <m:t>2</m:t>
+                  </m:r>
+                </m:e>
+              </m:mr>
+              <m:mr>
+                <m:e>
+                  <m:r>
+                    <m:t>2</m:t>
+                  </m:r>
+                </m:e>
+                <m:e>
+                  <m:r>
+                    <m:t>1</m:t>
+                  </m:r>
+                </m:e>
+              </m:mr>
+            </m:m>
+          </m:e>
+        </m:d>
+      </m:oMath>
+      <w:del w:id="373" w:author="PR Preview" w:date="2026-01-01T00:00:00Z">
+        <w:r>
+          <w:delText xml:space="preserve"> </w:delText>
+        </w:r>
+      </w:del>
+      <w:del w:id="374" w:author="PR Preview" w:date="2026-01-01T00:00:00Z">
+        <w:r>
+          <w:delText xml:space="preserve">of</w:delText>
+        </w:r>
+      </w:del>
+      <w:del w:id="375" w:author="PR Preview" w:date="2026-01-01T00:00:00Z">
+        <w:r>
+          <w:delText xml:space="preserve"> </w:delText>
+        </w:r>
+      </w:del>
+      <w:hyperlink r:id="rId91">
+        <w:del w:id="376" w:author="PR Preview" w:date="2026-01-01T00:00:00Z">
+          <w:r>
+            <w:rPr>
+              <w:rStyle w:val="Hyperlink"/>
+            </w:rPr>
+            <w:delText xml:space="preserve">Example 30 in Special Matrices and Decompositions</w:delText>
+          </w:r>
+        </w:del>
+      </w:hyperlink>
+      <w:del w:id="377" w:author="PR Preview" w:date="2026-01-01T00:00:00Z">
+        <w:r>
+          <w:delText xml:space="preserve"> </w:delText>
+        </w:r>
+      </w:del>
+      <w:del w:id="378" w:author="PR Preview" w:date="2026-01-01T00:00:00Z">
+        <w:r>
+          <w:delText xml:space="preserve">is symmetric</w:delText>
+        </w:r>
+      </w:del>
+      <w:del w:id="379" w:author="PR Preview" w:date="2026-01-01T00:00:00Z">
+        <w:r>
+          <w:delText xml:space="preserve"> </w:delText>
+        </w:r>
+      </w:del>
+      <w:del w:id="380" w:author="PR Preview" w:date="2026-01-01T00:00:00Z">
+        <w:r>
+          <w:delText xml:space="preserve">but not positive semidefinite, so by part 1 it is not</w:delText>
+        </w:r>
+      </w:del>
+      <w:del w:id="381" w:author="PR Preview" w:date="2026-01-01T00:00:00Z">
+        <w:r>
+          <w:delText xml:space="preserve"> </w:delText>
+        </w:r>
+      </w:del>
       <m:oMath>
         <m:sSup>
           <m:e>
@@ -27251,15 +30122,21 @@
           <m:t>B</m:t>
         </m:r>
       </m:oMath>
-      <w:r>
-        <w:t xml:space="preserve"> </w:t>
-      </w:r>
-      <w:r>
-        <w:t xml:space="preserve">for any</w:t>
-      </w:r>
-      <w:r>
-        <w:t xml:space="preserve"> </w:t>
-      </w:r>
+      <w:del w:id="382" w:author="PR Preview" w:date="2026-01-01T00:00:00Z">
+        <w:r>
+          <w:delText xml:space="preserve"> </w:delText>
+        </w:r>
+      </w:del>
+      <w:del w:id="383" w:author="PR Preview" w:date="2026-01-01T00:00:00Z">
+        <w:r>
+          <w:delText xml:space="preserve">for any</w:delText>
+        </w:r>
+      </w:del>
+      <w:del w:id="384" w:author="PR Preview" w:date="2026-01-01T00:00:00Z">
+        <w:r>
+          <w:delText xml:space="preserve"> </w:delText>
+        </w:r>
+      </w:del>
       <m:oMath>
         <m:r>
           <m:rPr>
@@ -27268,9 +30145,192 @@
           <m:t>B</m:t>
         </m:r>
       </m:oMath>
-      <w:r>
-        <w:t xml:space="preserve">.</w:t>
-      </w:r>
+      <w:del w:id="385" w:author="PR Preview" w:date="2026-01-01T00:00:00Z">
+        <w:r>
+          <w:delText xml:space="preserve">.</w:delText>
+        </w:r>
+      </w:del>
+    </w:p>
+    <w:p>
+      <w:pPr>
+        <w:pStyle w:val="Compact"/>
+        <w:numPr>
+          <w:ilvl w:val="0"/>
+          <w:numId w:val="1012"/>
+        </w:numPr>
+      </w:pPr>
+      <m:oMath>
+        <m:r>
+          <m:rPr>
+            <m:sty m:val="bi"/>
+          </m:rPr>
+          <m:t>D</m:t>
+        </m:r>
+        <m:r>
+          <m:rPr>
+            <m:sty m:val="p"/>
+          </m:rPr>
+          <m:t>=</m:t>
+        </m:r>
+        <m:d>
+          <m:dPr>
+            <m:begChr m:val="["/>
+            <m:sepChr m:val=""/>
+            <m:endChr m:val="]"/>
+            <m:grow/>
+          </m:dPr>
+          <m:e>
+            <m:m>
+              <m:mPr>
+                <m:baseJc m:val="center"/>
+                <m:plcHide m:val="on"/>
+                <m:mcs>
+                  <m:mc>
+                    <m:mcPr>
+                      <m:mcJc m:val="center"/>
+                      <m:count m:val="1"/>
+                    </m:mcPr>
+                  </m:mc>
+                  <m:mc>
+                    <m:mcPr>
+                      <m:mcJc m:val="center"/>
+                      <m:count m:val="1"/>
+                    </m:mcPr>
+                  </m:mc>
+                </m:mcs>
+              </m:mPr>
+              <m:mr>
+                <m:e>
+                  <m:r>
+                    <m:t>1</m:t>
+                  </m:r>
+                </m:e>
+                <m:e>
+                  <m:r>
+                    <m:t>2</m:t>
+                  </m:r>
+                </m:e>
+              </m:mr>
+              <m:mr>
+                <m:e>
+                  <m:r>
+                    <m:t>2</m:t>
+                  </m:r>
+                </m:e>
+                <m:e>
+                  <m:r>
+                    <m:t>1</m:t>
+                  </m:r>
+                </m:e>
+              </m:mr>
+            </m:m>
+          </m:e>
+        </m:d>
+      </m:oMath>
+      <w:ins w:id="386" w:author="PR Preview" w:date="2026-01-01T00:00:00Z">
+        <w:r>
+          <w:t xml:space="preserve"> </w:t>
+        </w:r>
+      </w:ins>
+      <w:ins w:id="387" w:author="PR Preview" w:date="2026-01-01T00:00:00Z">
+        <w:r>
+          <w:t xml:space="preserve">of</w:t>
+        </w:r>
+      </w:ins>
+      <w:ins w:id="388" w:author="PR Preview" w:date="2026-01-01T00:00:00Z">
+        <w:r>
+          <w:t xml:space="preserve"> </w:t>
+        </w:r>
+      </w:ins>
+      <w:hyperlink r:id="rId91">
+        <w:ins w:id="389" w:author="PR Preview" w:date="2026-01-01T00:00:00Z">
+          <w:r>
+            <w:rPr>
+              <w:rStyle w:val="Hyperlink"/>
+            </w:rPr>
+            <w:t xml:space="preserve">Example 31 in Special Matrices and Decompositions</w:t>
+          </w:r>
+        </w:ins>
+      </w:hyperlink>
+      <w:ins w:id="390" w:author="PR Preview" w:date="2026-01-01T00:00:00Z">
+        <w:r>
+          <w:t xml:space="preserve"> </w:t>
+        </w:r>
+      </w:ins>
+      <w:ins w:id="391" w:author="PR Preview" w:date="2026-01-01T00:00:00Z">
+        <w:r>
+          <w:t xml:space="preserve">is symmetric</w:t>
+        </w:r>
+      </w:ins>
+      <w:ins w:id="392" w:author="PR Preview" w:date="2026-01-01T00:00:00Z">
+        <w:r>
+          <w:t xml:space="preserve"> </w:t>
+        </w:r>
+      </w:ins>
+      <w:ins w:id="393" w:author="PR Preview" w:date="2026-01-01T00:00:00Z">
+        <w:r>
+          <w:t xml:space="preserve">but not positive semidefinite, so by part 1 it is not</w:t>
+        </w:r>
+      </w:ins>
+      <w:ins w:id="394" w:author="PR Preview" w:date="2026-01-01T00:00:00Z">
+        <w:r>
+          <w:t xml:space="preserve"> </w:t>
+        </w:r>
+      </w:ins>
+      <m:oMath>
+        <m:sSup>
+          <m:e>
+            <m:r>
+              <m:rPr>
+                <m:sty m:val="bi"/>
+              </m:rPr>
+              <m:t>B</m:t>
+            </m:r>
+          </m:e>
+          <m:sup>
+            <m:r>
+              <m:rPr>
+                <m:sty m:val="p"/>
+              </m:rPr>
+              <m:t>⊤</m:t>
+            </m:r>
+          </m:sup>
+        </m:sSup>
+        <m:r>
+          <m:rPr>
+            <m:sty m:val="bi"/>
+          </m:rPr>
+          <m:t>B</m:t>
+        </m:r>
+      </m:oMath>
+      <w:ins w:id="395" w:author="PR Preview" w:date="2026-01-01T00:00:00Z">
+        <w:r>
+          <w:t xml:space="preserve"> </w:t>
+        </w:r>
+      </w:ins>
+      <w:ins w:id="396" w:author="PR Preview" w:date="2026-01-01T00:00:00Z">
+        <w:r>
+          <w:t xml:space="preserve">for any</w:t>
+        </w:r>
+      </w:ins>
+      <w:ins w:id="397" w:author="PR Preview" w:date="2026-01-01T00:00:00Z">
+        <w:r>
+          <w:t xml:space="preserve"> </w:t>
+        </w:r>
+      </w:ins>
+      <m:oMath>
+        <m:r>
+          <m:rPr>
+            <m:sty m:val="bi"/>
+          </m:rPr>
+          <m:t>B</m:t>
+        </m:r>
+      </m:oMath>
+      <w:ins w:id="398" w:author="PR Preview" w:date="2026-01-01T00:00:00Z">
+        <w:r>
+          <w:t xml:space="preserve">.</w:t>
+        </w:r>
+      </w:ins>
     </w:p>
     <w:bookmarkEnd w:id="94"/>
     <w:bookmarkStart w:id="95" w:name="thm-pd-operations"/>
@@ -28580,12 +31640,16 @@
           <w:numId w:val="1014"/>
         </w:numPr>
       </w:pPr>
-      <w:r>
-        <w:t xml:space="preserve">With</w:t>
-      </w:r>
-      <w:r>
-        <w:t xml:space="preserve"> </w:t>
-      </w:r>
+      <w:del w:id="399" w:author="PR Preview" w:date="2026-01-01T00:00:00Z">
+        <w:r>
+          <w:delText xml:space="preserve">With</w:delText>
+        </w:r>
+      </w:del>
+      <w:del w:id="400" w:author="PR Preview" w:date="2026-01-01T00:00:00Z">
+        <w:r>
+          <w:delText xml:space="preserve"> </w:delText>
+        </w:r>
+      </w:del>
       <m:oMath>
         <m:sSub>
           <m:e>
@@ -28609,12 +31673,16 @@
           <m:t>2</m:t>
         </m:r>
       </m:oMath>
-      <w:r>
-        <w:t xml:space="preserve">,</w:t>
-      </w:r>
-      <w:r>
-        <w:t xml:space="preserve"> </w:t>
-      </w:r>
+      <w:del w:id="401" w:author="PR Preview" w:date="2026-01-01T00:00:00Z">
+        <w:r>
+          <w:delText xml:space="preserve">,</w:delText>
+        </w:r>
+      </w:del>
+      <w:del w:id="402" w:author="PR Preview" w:date="2026-01-01T00:00:00Z">
+        <w:r>
+          <w:delText xml:space="preserve"> </w:delText>
+        </w:r>
+      </w:del>
       <m:oMath>
         <m:sSub>
           <m:e>
@@ -28653,26 +31721,36 @@
           </m:sub>
         </m:sSub>
       </m:oMath>
-      <w:r>
-        <w:t xml:space="preserve"> </w:t>
-      </w:r>
-      <w:r>
-        <w:t xml:space="preserve">(</w:t>
-      </w:r>
+      <w:del w:id="403" w:author="PR Preview" w:date="2026-01-01T00:00:00Z">
+        <w:r>
+          <w:delText xml:space="preserve"> </w:delText>
+        </w:r>
+      </w:del>
+      <w:del w:id="404" w:author="PR Preview" w:date="2026-01-01T00:00:00Z">
+        <w:r>
+          <w:delText xml:space="preserve">(</w:delText>
+        </w:r>
+      </w:del>
       <w:hyperlink r:id="rId91">
-        <w:r>
-          <w:rPr>
-            <w:rStyle w:val="Hyperlink"/>
-          </w:rPr>
-          <w:t xml:space="preserve">Example 30 in Special Matrices and Decompositions</w:t>
-        </w:r>
+        <w:del w:id="405" w:author="PR Preview" w:date="2026-01-01T00:00:00Z">
+          <w:r>
+            <w:rPr>
+              <w:rStyle w:val="Hyperlink"/>
+            </w:rPr>
+            <w:delText xml:space="preserve">Example 30 in Special Matrices and Decompositions</w:delText>
+          </w:r>
+        </w:del>
       </w:hyperlink>
-      <w:r>
-        <w:t xml:space="preserve">),</w:t>
-      </w:r>
-      <w:r>
-        <w:t xml:space="preserve"> </w:t>
-      </w:r>
+      <w:del w:id="406" w:author="PR Preview" w:date="2026-01-01T00:00:00Z">
+        <w:r>
+          <w:delText xml:space="preserve">),</w:delText>
+        </w:r>
+      </w:del>
+      <w:del w:id="407" w:author="PR Preview" w:date="2026-01-01T00:00:00Z">
+        <w:r>
+          <w:delText xml:space="preserve"> </w:delText>
+        </w:r>
+      </w:del>
       <m:oMath>
         <m:sSub>
           <m:e>
@@ -28696,12 +31774,168 @@
           <m:t>1</m:t>
         </m:r>
       </m:oMath>
-      <w:r>
-        <w:t xml:space="preserve"> </w:t>
-      </w:r>
-      <w:r>
-        <w:t xml:space="preserve">and</w:t>
-      </w:r>
+      <w:del w:id="408" w:author="PR Preview" w:date="2026-01-01T00:00:00Z">
+        <w:r>
+          <w:delText xml:space="preserve"> </w:delText>
+        </w:r>
+      </w:del>
+      <w:del w:id="409" w:author="PR Preview" w:date="2026-01-01T00:00:00Z">
+        <w:r>
+          <w:delText xml:space="preserve">and</w:delText>
+        </w:r>
+      </w:del>
+    </w:p>
+    <w:p>
+      <w:pPr>
+        <w:numPr>
+          <w:ilvl w:val="0"/>
+          <w:numId w:val="1014"/>
+        </w:numPr>
+      </w:pPr>
+      <w:ins w:id="410" w:author="PR Preview" w:date="2026-01-01T00:00:00Z">
+        <w:r>
+          <w:t xml:space="preserve">With</w:t>
+        </w:r>
+      </w:ins>
+      <w:ins w:id="411" w:author="PR Preview" w:date="2026-01-01T00:00:00Z">
+        <w:r>
+          <w:t xml:space="preserve"> </w:t>
+        </w:r>
+      </w:ins>
+      <m:oMath>
+        <m:sSub>
+          <m:e>
+            <m:r>
+              <m:t>α</m:t>
+            </m:r>
+          </m:e>
+          <m:sub>
+            <m:r>
+              <m:t>1</m:t>
+            </m:r>
+          </m:sub>
+        </m:sSub>
+        <m:r>
+          <m:rPr>
+            <m:sty m:val="p"/>
+          </m:rPr>
+          <m:t>=</m:t>
+        </m:r>
+        <m:r>
+          <m:t>2</m:t>
+        </m:r>
+      </m:oMath>
+      <w:ins w:id="412" w:author="PR Preview" w:date="2026-01-01T00:00:00Z">
+        <w:r>
+          <w:t xml:space="preserve">,</w:t>
+        </w:r>
+      </w:ins>
+      <w:ins w:id="413" w:author="PR Preview" w:date="2026-01-01T00:00:00Z">
+        <w:r>
+          <w:t xml:space="preserve"> </w:t>
+        </w:r>
+      </w:ins>
+      <m:oMath>
+        <m:sSub>
+          <m:e>
+            <m:r>
+              <m:rPr>
+                <m:sty m:val="bi"/>
+              </m:rPr>
+              <m:t>A</m:t>
+            </m:r>
+          </m:e>
+          <m:sub>
+            <m:r>
+              <m:t>1</m:t>
+            </m:r>
+          </m:sub>
+        </m:sSub>
+        <m:r>
+          <m:rPr>
+            <m:sty m:val="p"/>
+          </m:rPr>
+          <m:t>=</m:t>
+        </m:r>
+        <m:sSub>
+          <m:e>
+            <m:r>
+              <m:rPr>
+                <m:sty m:val="bi"/>
+              </m:rPr>
+              <m:t>I</m:t>
+            </m:r>
+          </m:e>
+          <m:sub>
+            <m:r>
+              <m:t>2</m:t>
+            </m:r>
+          </m:sub>
+        </m:sSub>
+      </m:oMath>
+      <w:ins w:id="414" w:author="PR Preview" w:date="2026-01-01T00:00:00Z">
+        <w:r>
+          <w:t xml:space="preserve"> </w:t>
+        </w:r>
+      </w:ins>
+      <w:ins w:id="415" w:author="PR Preview" w:date="2026-01-01T00:00:00Z">
+        <w:r>
+          <w:t xml:space="preserve">(</w:t>
+        </w:r>
+      </w:ins>
+      <w:hyperlink r:id="rId91">
+        <w:ins w:id="416" w:author="PR Preview" w:date="2026-01-01T00:00:00Z">
+          <w:r>
+            <w:rPr>
+              <w:rStyle w:val="Hyperlink"/>
+            </w:rPr>
+            <w:t xml:space="preserve">Example 31 in Special Matrices and Decompositions</w:t>
+          </w:r>
+        </w:ins>
+      </w:hyperlink>
+      <w:ins w:id="417" w:author="PR Preview" w:date="2026-01-01T00:00:00Z">
+        <w:r>
+          <w:t xml:space="preserve">),</w:t>
+        </w:r>
+      </w:ins>
+      <w:ins w:id="418" w:author="PR Preview" w:date="2026-01-01T00:00:00Z">
+        <w:r>
+          <w:t xml:space="preserve"> </w:t>
+        </w:r>
+      </w:ins>
+      <m:oMath>
+        <m:sSub>
+          <m:e>
+            <m:r>
+              <m:t>α</m:t>
+            </m:r>
+          </m:e>
+          <m:sub>
+            <m:r>
+              <m:t>2</m:t>
+            </m:r>
+          </m:sub>
+        </m:sSub>
+        <m:r>
+          <m:rPr>
+            <m:sty m:val="p"/>
+          </m:rPr>
+          <m:t>=</m:t>
+        </m:r>
+        <m:r>
+          <m:t>1</m:t>
+        </m:r>
+      </m:oMath>
+      <w:ins w:id="419" w:author="PR Preview" w:date="2026-01-01T00:00:00Z">
+        <w:r>
+          <w:t xml:space="preserve"> </w:t>
+        </w:r>
+      </w:ins>
+      <w:ins w:id="420" w:author="PR Preview" w:date="2026-01-01T00:00:00Z">
+        <w:r>
+          <w:t xml:space="preserve">and</w:t>
+        </w:r>
+      </w:ins>
     </w:p>
     <w:p>
       <w:pPr>
@@ -30219,12 +33453,16 @@
       <w:pPr>
         <w:pStyle w:val="BodyText"/>
       </w:pPr>
-      <w:r>
-        <w:t xml:space="preserve">The converse fails.</w:t>
-      </w:r>
-      <w:r>
-        <w:t xml:space="preserve"> </w:t>
-      </w:r>
+      <w:del w:id="421" w:author="PR Preview" w:date="2026-01-01T00:00:00Z">
+        <w:r>
+          <w:delText xml:space="preserve">The converse fails.</w:delText>
+        </w:r>
+      </w:del>
+      <w:del w:id="422" w:author="PR Preview" w:date="2026-01-01T00:00:00Z">
+        <w:r>
+          <w:delText xml:space="preserve"> </w:delText>
+        </w:r>
+      </w:del>
       <m:oMath>
         <m:r>
           <m:rPr>
@@ -30293,38 +33531,56 @@
           </m:e>
         </m:d>
       </m:oMath>
-      <w:r>
-        <w:t xml:space="preserve"> </w:t>
-      </w:r>
-      <w:r>
-        <w:t xml:space="preserve">of</w:t>
-      </w:r>
-      <w:r>
-        <w:t xml:space="preserve"> </w:t>
-      </w:r>
+      <w:del w:id="423" w:author="PR Preview" w:date="2026-01-01T00:00:00Z">
+        <w:r>
+          <w:delText xml:space="preserve"> </w:delText>
+        </w:r>
+      </w:del>
+      <w:del w:id="424" w:author="PR Preview" w:date="2026-01-01T00:00:00Z">
+        <w:r>
+          <w:delText xml:space="preserve">of</w:delText>
+        </w:r>
+      </w:del>
+      <w:del w:id="425" w:author="PR Preview" w:date="2026-01-01T00:00:00Z">
+        <w:r>
+          <w:delText xml:space="preserve"> </w:delText>
+        </w:r>
+      </w:del>
       <w:hyperlink r:id="rId91">
-        <w:r>
-          <w:rPr>
-            <w:rStyle w:val="Hyperlink"/>
-          </w:rPr>
-          <w:t xml:space="preserve">Example 30 in Special Matrices and Decompositions</w:t>
-        </w:r>
+        <w:del w:id="426" w:author="PR Preview" w:date="2026-01-01T00:00:00Z">
+          <w:r>
+            <w:rPr>
+              <w:rStyle w:val="Hyperlink"/>
+            </w:rPr>
+            <w:delText xml:space="preserve">Example 30 in Special Matrices and Decompositions</w:delText>
+          </w:r>
+        </w:del>
       </w:hyperlink>
-      <w:r>
-        <w:t xml:space="preserve"> </w:t>
-      </w:r>
-      <w:r>
-        <w:t xml:space="preserve">is not positive definite,</w:t>
-      </w:r>
-      <w:r>
-        <w:t xml:space="preserve"> </w:t>
-      </w:r>
-      <w:r>
-        <w:t xml:space="preserve">yet it is invertible:</w:t>
-      </w:r>
-      <w:r>
-        <w:t xml:space="preserve"> </w:t>
-      </w:r>
+      <w:del w:id="427" w:author="PR Preview" w:date="2026-01-01T00:00:00Z">
+        <w:r>
+          <w:delText xml:space="preserve"> </w:delText>
+        </w:r>
+      </w:del>
+      <w:del w:id="428" w:author="PR Preview" w:date="2026-01-01T00:00:00Z">
+        <w:r>
+          <w:delText xml:space="preserve">is not positive definite,</w:delText>
+        </w:r>
+      </w:del>
+      <w:del w:id="429" w:author="PR Preview" w:date="2026-01-01T00:00:00Z">
+        <w:r>
+          <w:delText xml:space="preserve"> </w:delText>
+        </w:r>
+      </w:del>
+      <w:del w:id="430" w:author="PR Preview" w:date="2026-01-01T00:00:00Z">
+        <w:r>
+          <w:delText xml:space="preserve">yet it is invertible:</w:delText>
+        </w:r>
+      </w:del>
+      <w:del w:id="431" w:author="PR Preview" w:date="2026-01-01T00:00:00Z">
+        <w:r>
+          <w:delText xml:space="preserve"> </w:delText>
+        </w:r>
+      </w:del>
       <m:oMath>
         <m:sSup>
           <m:e>
@@ -30451,9 +33707,275 @@
           </m:e>
         </m:d>
       </m:oMath>
-      <w:r>
-        <w:t xml:space="preserve">.</w:t>
-      </w:r>
+      <w:del w:id="432" w:author="PR Preview" w:date="2026-01-01T00:00:00Z">
+        <w:r>
+          <w:delText xml:space="preserve">.</w:delText>
+        </w:r>
+      </w:del>
+    </w:p>
+    <w:p>
+      <w:pPr>
+        <w:pStyle w:val="BodyText"/>
+      </w:pPr>
+      <w:ins w:id="433" w:author="PR Preview" w:date="2026-01-01T00:00:00Z">
+        <w:r>
+          <w:t xml:space="preserve">The converse fails.</w:t>
+        </w:r>
+      </w:ins>
+      <w:ins w:id="434" w:author="PR Preview" w:date="2026-01-01T00:00:00Z">
+        <w:r>
+          <w:t xml:space="preserve"> </w:t>
+        </w:r>
+      </w:ins>
+      <m:oMath>
+        <m:r>
+          <m:rPr>
+            <m:sty m:val="bi"/>
+          </m:rPr>
+          <m:t>D</m:t>
+        </m:r>
+        <m:r>
+          <m:rPr>
+            <m:sty m:val="p"/>
+          </m:rPr>
+          <m:t>=</m:t>
+        </m:r>
+        <m:d>
+          <m:dPr>
+            <m:begChr m:val="["/>
+            <m:sepChr m:val=""/>
+            <m:endChr m:val="]"/>
+            <m:grow/>
+          </m:dPr>
+          <m:e>
+            <m:m>
+              <m:mPr>
+                <m:baseJc m:val="center"/>
+                <m:plcHide m:val="on"/>
+                <m:mcs>
+                  <m:mc>
+                    <m:mcPr>
+                      <m:mcJc m:val="center"/>
+                      <m:count m:val="1"/>
+                    </m:mcPr>
+                  </m:mc>
+                  <m:mc>
+                    <m:mcPr>
+                      <m:mcJc m:val="center"/>
+                      <m:count m:val="1"/>
+                    </m:mcPr>
+                  </m:mc>
+                </m:mcs>
+              </m:mPr>
+              <m:mr>
+                <m:e>
+                  <m:r>
+                    <m:t>1</m:t>
+                  </m:r>
+                </m:e>
+                <m:e>
+                  <m:r>
+                    <m:t>2</m:t>
+                  </m:r>
+                </m:e>
+              </m:mr>
+              <m:mr>
+                <m:e>
+                  <m:r>
+                    <m:t>2</m:t>
+                  </m:r>
+                </m:e>
+                <m:e>
+                  <m:r>
+                    <m:t>1</m:t>
+                  </m:r>
+                </m:e>
+              </m:mr>
+            </m:m>
+          </m:e>
+        </m:d>
+      </m:oMath>
+      <w:ins w:id="435" w:author="PR Preview" w:date="2026-01-01T00:00:00Z">
+        <w:r>
+          <w:t xml:space="preserve"> </w:t>
+        </w:r>
+      </w:ins>
+      <w:ins w:id="436" w:author="PR Preview" w:date="2026-01-01T00:00:00Z">
+        <w:r>
+          <w:t xml:space="preserve">of</w:t>
+        </w:r>
+      </w:ins>
+      <w:ins w:id="437" w:author="PR Preview" w:date="2026-01-01T00:00:00Z">
+        <w:r>
+          <w:t xml:space="preserve"> </w:t>
+        </w:r>
+      </w:ins>
+      <w:hyperlink r:id="rId91">
+        <w:ins w:id="438" w:author="PR Preview" w:date="2026-01-01T00:00:00Z">
+          <w:r>
+            <w:rPr>
+              <w:rStyle w:val="Hyperlink"/>
+            </w:rPr>
+            <w:t xml:space="preserve">Example 31 in Special Matrices and Decompositions</w:t>
+          </w:r>
+        </w:ins>
+      </w:hyperlink>
+      <w:ins w:id="439" w:author="PR Preview" w:date="2026-01-01T00:00:00Z">
+        <w:r>
+          <w:t xml:space="preserve"> </w:t>
+        </w:r>
+      </w:ins>
+      <w:ins w:id="440" w:author="PR Preview" w:date="2026-01-01T00:00:00Z">
+        <w:r>
+          <w:t xml:space="preserve">is not positive definite,</w:t>
+        </w:r>
+      </w:ins>
+      <w:ins w:id="441" w:author="PR Preview" w:date="2026-01-01T00:00:00Z">
+        <w:r>
+          <w:t xml:space="preserve"> </w:t>
+        </w:r>
+      </w:ins>
+      <w:ins w:id="442" w:author="PR Preview" w:date="2026-01-01T00:00:00Z">
+        <w:r>
+          <w:t xml:space="preserve">yet it is invertible:</w:t>
+        </w:r>
+      </w:ins>
+      <w:ins w:id="443" w:author="PR Preview" w:date="2026-01-01T00:00:00Z">
+        <w:r>
+          <w:t xml:space="preserve"> </w:t>
+        </w:r>
+      </w:ins>
+      <m:oMath>
+        <m:sSup>
+          <m:e>
+            <m:r>
+              <m:t>​</m:t>
+            </m:r>
+            <m:d>
+              <m:dPr>
+                <m:begChr m:val="("/>
+                <m:sepChr m:val=""/>
+                <m:endChr m:val=")"/>
+                <m:grow/>
+              </m:dPr>
+              <m:e>
+                <m:r>
+                  <m:rPr>
+                    <m:sty m:val="bi"/>
+                  </m:rPr>
+                  <m:t>D</m:t>
+                </m:r>
+              </m:e>
+            </m:d>
+            <m:r>
+              <m:t>​</m:t>
+            </m:r>
+          </m:e>
+          <m:sup>
+            <m:r>
+              <m:rPr>
+                <m:sty m:val="p"/>
+              </m:rPr>
+              <m:t>−</m:t>
+            </m:r>
+            <m:r>
+              <m:t>1</m:t>
+            </m:r>
+          </m:sup>
+        </m:sSup>
+        <m:r>
+          <m:rPr>
+            <m:sty m:val="p"/>
+          </m:rPr>
+          <m:t>=</m:t>
+        </m:r>
+        <m:f>
+          <m:fPr>
+            <m:type m:val="bar"/>
+          </m:fPr>
+          <m:num>
+            <m:r>
+              <m:t>1</m:t>
+            </m:r>
+          </m:num>
+          <m:den>
+            <m:r>
+              <m:t>3</m:t>
+            </m:r>
+          </m:den>
+        </m:f>
+        <m:d>
+          <m:dPr>
+            <m:begChr m:val="["/>
+            <m:sepChr m:val=""/>
+            <m:endChr m:val="]"/>
+            <m:grow/>
+          </m:dPr>
+          <m:e>
+            <m:m>
+              <m:mPr>
+                <m:baseJc m:val="center"/>
+                <m:plcHide m:val="on"/>
+                <m:mcs>
+                  <m:mc>
+                    <m:mcPr>
+                      <m:mcJc m:val="center"/>
+                      <m:count m:val="1"/>
+                    </m:mcPr>
+                  </m:mc>
+                  <m:mc>
+                    <m:mcPr>
+                      <m:mcJc m:val="center"/>
+                      <m:count m:val="1"/>
+                    </m:mcPr>
+                  </m:mc>
+                </m:mcs>
+              </m:mPr>
+              <m:mr>
+                <m:e>
+                  <m:r>
+                    <m:rPr>
+                      <m:sty m:val="p"/>
+                    </m:rPr>
+                    <m:t>−</m:t>
+                  </m:r>
+                  <m:r>
+                    <m:t>1</m:t>
+                  </m:r>
+                </m:e>
+                <m:e>
+                  <m:r>
+                    <m:t>2</m:t>
+                  </m:r>
+                </m:e>
+              </m:mr>
+              <m:mr>
+                <m:e>
+                  <m:r>
+                    <m:t>2</m:t>
+                  </m:r>
+                </m:e>
+                <m:e>
+                  <m:r>
+                    <m:rPr>
+                      <m:sty m:val="p"/>
+                    </m:rPr>
+                    <m:t>−</m:t>
+                  </m:r>
+                  <m:r>
+                    <m:t>1</m:t>
+                  </m:r>
+                </m:e>
+              </m:mr>
+            </m:m>
+          </m:e>
+        </m:d>
+      </m:oMath>
+      <w:ins w:id="444" w:author="PR Preview" w:date="2026-01-01T00:00:00Z">
+        <w:r>
+          <w:t xml:space="preserve">.</w:t>
+        </w:r>
+      </w:ins>
     </w:p>
     <w:bookmarkEnd w:id="100"/>
     <w:bookmarkStart w:id="101" w:name="thm-psd-plus-multiple-identity"/>
@@ -31398,8 +34920,9 @@
       <w:pPr>
         <w:pStyle w:val="BodyText"/>
       </w:pPr>
-      <w:r>
-        <w:t xml:space="preserve">$$
+      <w:del w:id="445" w:author="PR Preview" w:date="2026-01-01T00:00:00Z">
+        <w:r>
+          <w:delText xml:space="preserve">$$
     \begin{aligned}
     {\mathbf{X}}^{\top}\mathbf{X}\text{ is invertible}
     &amp;\iff \mathcal{N}({\mathbf{X}}^{\top}\mathbf{X}) = \mathopen{}\left\{\mathord{\smash[b]{\underset{\raise.3ex\hbox{$\scriptstyle\sim$}}{0}}\vphantom{0}}_p\right\}\mathclose{}
@@ -31411,8 +34934,31 @@
     &amp;\iff \mathbf{X}\text{ has full column rank.}
     &amp;&amp; \text{(}\text{Theorem~3 in Column Space, Null Space and Rank-Nullity}\text{)}
     \end{aligned}
+    $$</w:delText>
+        </w:r>
+      </w:del>
+    </w:p>
+    <w:p>
+      <w:pPr>
+        <w:pStyle w:val="BodyText"/>
+      </w:pPr>
+      <w:ins w:id="446" w:author="PR Preview" w:date="2026-01-01T00:00:00Z">
+        <w:r>
+          <w:t xml:space="preserve">$$
+    \begin{aligned}
+    {\mathbf{X}}^{\top}\mathbf{X}\text{ is invertible}
+    &amp;\iff \mathcal{N}({\mathbf{X}}^{\top}\mathbf{X}) = \mathopen{}\left\{\mathord{\smash[b]{\underset{\raise.3ex\hbox{$\scriptstyle\sim$}}{0}}\vphantom{0}}_p\right\}\mathclose{}
+    &amp;&amp; \text{(}\text{Theorem~1}\text{)}
+    \\
+    &amp;\iff \mathcal{N}(\mathbf{X}) = \mathopen{}\left\{\mathord{\smash[b]{\underset{\raise.3ex\hbox{$\scriptstyle\sim$}}{0}}\vphantom{0}}_p\right\}\mathclose{}
+    &amp;&amp; \text{(}\text{Theorem~5 in Column Space, Null Space and Rank-Nullity}\text{)}
+    \\
+    &amp;\iff \mathbf{X}\text{ has full column rank.}
+    &amp;&amp; \text{(}\text{Theorem~3 in Column Space, Null Space and Rank-Nullity}\text{)}
+    \end{aligned}
     $$</w:t>
-      </w:r>
+        </w:r>
+      </w:ins>
     </w:p>
     <w:bookmarkStart w:id="105" w:name="exm-gram-invertible-iff"/>
     <w:p>
@@ -34763,35 +38309,51 @@
       <w:pPr>
         <w:pStyle w:val="FirstParagraph"/>
       </w:pPr>
-      <w:r>
-        <w:t xml:space="preserve">(</w:t>
-      </w:r>
+      <w:del w:id="447" w:author="PR Preview" w:date="2026-01-01T00:00:00Z">
+        <w:r>
+          <w:delText xml:space="preserve">(</w:delText>
+        </w:r>
+      </w:del>
       <w:hyperlink r:id="rId110">
-        <w:r>
-          <w:rPr>
-            <w:rStyle w:val="Hyperlink"/>
-          </w:rPr>
-          <w:t xml:space="preserve">Definition 26 in Special Matrices and Decompositions</w:t>
-        </w:r>
+        <w:del w:id="448" w:author="PR Preview" w:date="2026-01-01T00:00:00Z">
+          <w:r>
+            <w:rPr>
+              <w:rStyle w:val="Hyperlink"/>
+            </w:rPr>
+            <w:delText xml:space="preserve">Definition 26 in Special Matrices and Decompositions</w:delText>
+          </w:r>
+        </w:del>
       </w:hyperlink>
-      <w:r>
-        <w:t xml:space="preserve">);</w:t>
-      </w:r>
-      <w:r>
-        <w:t xml:space="preserve"> </w:t>
-      </w:r>
-      <w:r>
-        <w:t xml:space="preserve">a positive determinant alone does not make a matrix positive definite.</w:t>
-      </w:r>
-      <w:r>
-        <w:t xml:space="preserve"> </w:t>
-      </w:r>
-      <w:r>
-        <w:t xml:space="preserve">And positive diagonal entries are not enough:</w:t>
-      </w:r>
-      <w:r>
-        <w:t xml:space="preserve"> </w:t>
-      </w:r>
+      <w:del w:id="449" w:author="PR Preview" w:date="2026-01-01T00:00:00Z">
+        <w:r>
+          <w:delText xml:space="preserve">);</w:delText>
+        </w:r>
+      </w:del>
+      <w:del w:id="450" w:author="PR Preview" w:date="2026-01-01T00:00:00Z">
+        <w:r>
+          <w:delText xml:space="preserve"> </w:delText>
+        </w:r>
+      </w:del>
+      <w:del w:id="451" w:author="PR Preview" w:date="2026-01-01T00:00:00Z">
+        <w:r>
+          <w:delText xml:space="preserve">a positive determinant alone does not make a matrix positive definite.</w:delText>
+        </w:r>
+      </w:del>
+      <w:del w:id="452" w:author="PR Preview" w:date="2026-01-01T00:00:00Z">
+        <w:r>
+          <w:delText xml:space="preserve"> </w:delText>
+        </w:r>
+      </w:del>
+      <w:del w:id="453" w:author="PR Preview" w:date="2026-01-01T00:00:00Z">
+        <w:r>
+          <w:delText xml:space="preserve">And positive diagonal entries are not enough:</w:delText>
+        </w:r>
+      </w:del>
+      <w:del w:id="454" w:author="PR Preview" w:date="2026-01-01T00:00:00Z">
+        <w:r>
+          <w:delText xml:space="preserve"> </w:delText>
+        </w:r>
+      </w:del>
       <m:oMath>
         <m:r>
           <m:rPr>
@@ -34860,35 +38422,214 @@
           </m:e>
         </m:d>
       </m:oMath>
-      <w:r>
-        <w:t xml:space="preserve"> </w:t>
-      </w:r>
-      <w:r>
-        <w:t xml:space="preserve">of</w:t>
-      </w:r>
-      <w:r>
-        <w:t xml:space="preserve"> </w:t>
-      </w:r>
+      <w:del w:id="455" w:author="PR Preview" w:date="2026-01-01T00:00:00Z">
+        <w:r>
+          <w:delText xml:space="preserve"> </w:delText>
+        </w:r>
+      </w:del>
+      <w:del w:id="456" w:author="PR Preview" w:date="2026-01-01T00:00:00Z">
+        <w:r>
+          <w:delText xml:space="preserve">of</w:delText>
+        </w:r>
+      </w:del>
+      <w:del w:id="457" w:author="PR Preview" w:date="2026-01-01T00:00:00Z">
+        <w:r>
+          <w:delText xml:space="preserve"> </w:delText>
+        </w:r>
+      </w:del>
       <w:hyperlink r:id="rId91">
-        <w:r>
-          <w:rPr>
-            <w:rStyle w:val="Hyperlink"/>
-          </w:rPr>
-          <w:t xml:space="preserve">Example 30 in Special Matrices and Decompositions</w:t>
-        </w:r>
+        <w:del w:id="458" w:author="PR Preview" w:date="2026-01-01T00:00:00Z">
+          <w:r>
+            <w:rPr>
+              <w:rStyle w:val="Hyperlink"/>
+            </w:rPr>
+            <w:delText xml:space="preserve">Example 30 in Special Matrices and Decompositions</w:delText>
+          </w:r>
+        </w:del>
       </w:hyperlink>
-      <w:r>
-        <w:t xml:space="preserve"> </w:t>
-      </w:r>
-      <w:r>
-        <w:t xml:space="preserve">has them</w:t>
-      </w:r>
-      <w:r>
-        <w:t xml:space="preserve"> </w:t>
-      </w:r>
-      <w:r>
-        <w:t xml:space="preserve">but is not positive definite.</w:t>
-      </w:r>
+      <w:del w:id="459" w:author="PR Preview" w:date="2026-01-01T00:00:00Z">
+        <w:r>
+          <w:delText xml:space="preserve"> </w:delText>
+        </w:r>
+      </w:del>
+      <w:del w:id="460" w:author="PR Preview" w:date="2026-01-01T00:00:00Z">
+        <w:r>
+          <w:delText xml:space="preserve">has them</w:delText>
+        </w:r>
+      </w:del>
+      <w:del w:id="461" w:author="PR Preview" w:date="2026-01-01T00:00:00Z">
+        <w:r>
+          <w:delText xml:space="preserve"> </w:delText>
+        </w:r>
+      </w:del>
+      <w:del w:id="462" w:author="PR Preview" w:date="2026-01-01T00:00:00Z">
+        <w:r>
+          <w:delText xml:space="preserve">but is not positive definite.</w:delText>
+        </w:r>
+      </w:del>
+    </w:p>
+    <w:p>
+      <w:pPr>
+        <w:pStyle w:val="FirstParagraph"/>
+      </w:pPr>
+      <w:ins w:id="463" w:author="PR Preview" w:date="2026-01-01T00:00:00Z">
+        <w:r>
+          <w:t xml:space="preserve">(</w:t>
+        </w:r>
+      </w:ins>
+      <w:hyperlink r:id="rId110">
+        <w:ins w:id="464" w:author="PR Preview" w:date="2026-01-01T00:00:00Z">
+          <w:r>
+            <w:rPr>
+              <w:rStyle w:val="Hyperlink"/>
+            </w:rPr>
+            <w:t xml:space="preserve">Definition 26 in Special Matrices and Decompositions</w:t>
+          </w:r>
+        </w:ins>
+      </w:hyperlink>
+      <w:ins w:id="465" w:author="PR Preview" w:date="2026-01-01T00:00:00Z">
+        <w:r>
+          <w:t xml:space="preserve">);</w:t>
+        </w:r>
+      </w:ins>
+      <w:ins w:id="466" w:author="PR Preview" w:date="2026-01-01T00:00:00Z">
+        <w:r>
+          <w:t xml:space="preserve"> </w:t>
+        </w:r>
+      </w:ins>
+      <w:ins w:id="467" w:author="PR Preview" w:date="2026-01-01T00:00:00Z">
+        <w:r>
+          <w:t xml:space="preserve">a positive determinant alone does not make a matrix positive definite.</w:t>
+        </w:r>
+      </w:ins>
+      <w:ins w:id="468" w:author="PR Preview" w:date="2026-01-01T00:00:00Z">
+        <w:r>
+          <w:t xml:space="preserve"> </w:t>
+        </w:r>
+      </w:ins>
+      <w:ins w:id="469" w:author="PR Preview" w:date="2026-01-01T00:00:00Z">
+        <w:r>
+          <w:t xml:space="preserve">And positive diagonal entries are not enough:</w:t>
+        </w:r>
+      </w:ins>
+      <w:ins w:id="470" w:author="PR Preview" w:date="2026-01-01T00:00:00Z">
+        <w:r>
+          <w:t xml:space="preserve"> </w:t>
+        </w:r>
+      </w:ins>
+      <m:oMath>
+        <m:r>
+          <m:rPr>
+            <m:sty m:val="bi"/>
+          </m:rPr>
+          <m:t>D</m:t>
+        </m:r>
+        <m:r>
+          <m:rPr>
+            <m:sty m:val="p"/>
+          </m:rPr>
+          <m:t>=</m:t>
+        </m:r>
+        <m:d>
+          <m:dPr>
+            <m:begChr m:val="["/>
+            <m:sepChr m:val=""/>
+            <m:endChr m:val="]"/>
+            <m:grow/>
+          </m:dPr>
+          <m:e>
+            <m:m>
+              <m:mPr>
+                <m:baseJc m:val="center"/>
+                <m:plcHide m:val="on"/>
+                <m:mcs>
+                  <m:mc>
+                    <m:mcPr>
+                      <m:mcJc m:val="center"/>
+                      <m:count m:val="1"/>
+                    </m:mcPr>
+                  </m:mc>
+                  <m:mc>
+                    <m:mcPr>
+                      <m:mcJc m:val="center"/>
+                      <m:count m:val="1"/>
+                    </m:mcPr>
+                  </m:mc>
+                </m:mcs>
+              </m:mPr>
+              <m:mr>
+                <m:e>
+                  <m:r>
+                    <m:t>1</m:t>
+                  </m:r>
+                </m:e>
+                <m:e>
+                  <m:r>
+                    <m:t>2</m:t>
+                  </m:r>
+                </m:e>
+              </m:mr>
+              <m:mr>
+                <m:e>
+                  <m:r>
+                    <m:t>2</m:t>
+                  </m:r>
+                </m:e>
+                <m:e>
+                  <m:r>
+                    <m:t>1</m:t>
+                  </m:r>
+                </m:e>
+              </m:mr>
+            </m:m>
+          </m:e>
+        </m:d>
+      </m:oMath>
+      <w:ins w:id="471" w:author="PR Preview" w:date="2026-01-01T00:00:00Z">
+        <w:r>
+          <w:t xml:space="preserve"> </w:t>
+        </w:r>
+      </w:ins>
+      <w:ins w:id="472" w:author="PR Preview" w:date="2026-01-01T00:00:00Z">
+        <w:r>
+          <w:t xml:space="preserve">of</w:t>
+        </w:r>
+      </w:ins>
+      <w:ins w:id="473" w:author="PR Preview" w:date="2026-01-01T00:00:00Z">
+        <w:r>
+          <w:t xml:space="preserve"> </w:t>
+        </w:r>
+      </w:ins>
+      <w:hyperlink r:id="rId91">
+        <w:ins w:id="474" w:author="PR Preview" w:date="2026-01-01T00:00:00Z">
+          <w:r>
+            <w:rPr>
+              <w:rStyle w:val="Hyperlink"/>
+            </w:rPr>
+            <w:t xml:space="preserve">Example 31 in Special Matrices and Decompositions</w:t>
+          </w:r>
+        </w:ins>
+      </w:hyperlink>
+      <w:ins w:id="475" w:author="PR Preview" w:date="2026-01-01T00:00:00Z">
+        <w:r>
+          <w:t xml:space="preserve"> </w:t>
+        </w:r>
+      </w:ins>
+      <w:ins w:id="476" w:author="PR Preview" w:date="2026-01-01T00:00:00Z">
+        <w:r>
+          <w:t xml:space="preserve">has them</w:t>
+        </w:r>
+      </w:ins>
+      <w:ins w:id="477" w:author="PR Preview" w:date="2026-01-01T00:00:00Z">
+        <w:r>
+          <w:t xml:space="preserve"> </w:t>
+        </w:r>
+      </w:ins>
+      <w:ins w:id="478" w:author="PR Preview" w:date="2026-01-01T00:00:00Z">
+        <w:r>
+          <w:t xml:space="preserve">but is not positive definite.</w:t>
+        </w:r>
+      </w:ins>
     </w:p>
     <w:bookmarkEnd w:id="111"/>
     <w:bookmarkStart w:id="114" w:name="thm-block-quadratic"/>
@@ -38574,26 +42315,34 @@
       <w:pPr>
         <w:pStyle w:val="BodyText"/>
       </w:pPr>
-      <w:r>
-        <w:rPr>
-          <w:i/>
-          <w:iCs/>
-        </w:rPr>
-        <w:t xml:space="preserve">Proof</w:t>
-      </w:r>
-      <w:r>
-        <w:t xml:space="preserve">. </w:t>
-      </w:r>
-      <w:r>
-        <w:rPr>
-          <w:b/>
-          <w:bCs/>
-        </w:rPr>
-        <w:t xml:space="preserve">If.</w:t>
-      </w:r>
-      <w:r>
-        <w:t xml:space="preserve"> </w:t>
-      </w:r>
+      <w:del w:id="479" w:author="PR Preview" w:date="2026-01-01T00:00:00Z">
+        <w:r>
+          <w:rPr>
+            <w:i/>
+            <w:iCs/>
+          </w:rPr>
+          <w:delText xml:space="preserve">Proof</w:delText>
+        </w:r>
+      </w:del>
+      <w:del w:id="480" w:author="PR Preview" w:date="2026-01-01T00:00:00Z">
+        <w:r>
+          <w:delText xml:space="preserve">. </w:delText>
+        </w:r>
+      </w:del>
+      <w:del w:id="481" w:author="PR Preview" w:date="2026-01-01T00:00:00Z">
+        <w:r>
+          <w:rPr>
+            <w:b/>
+            <w:bCs/>
+          </w:rPr>
+          <w:delText xml:space="preserve">If.</w:delText>
+        </w:r>
+      </w:del>
+      <w:del w:id="482" w:author="PR Preview" w:date="2026-01-01T00:00:00Z">
+        <w:r>
+          <w:delText xml:space="preserve"> </w:delText>
+        </w:r>
+      </w:del>
       <m:oMath>
         <m:r>
           <m:rPr>
@@ -38602,26 +42351,36 @@
           <m:t>A</m:t>
         </m:r>
       </m:oMath>
-      <w:r>
-        <w:t xml:space="preserve"> </w:t>
-      </w:r>
-      <w:r>
-        <w:t xml:space="preserve">is positive definite, so invertible (</w:t>
-      </w:r>
+      <w:del w:id="483" w:author="PR Preview" w:date="2026-01-01T00:00:00Z">
+        <w:r>
+          <w:delText xml:space="preserve"> </w:delText>
+        </w:r>
+      </w:del>
+      <w:del w:id="484" w:author="PR Preview" w:date="2026-01-01T00:00:00Z">
+        <w:r>
+          <w:delText xml:space="preserve">is positive definite, so invertible (</w:delText>
+        </w:r>
+      </w:del>
       <w:hyperlink r:id="rId120">
-        <w:r>
-          <w:rPr>
-            <w:rStyle w:val="Hyperlink"/>
-          </w:rPr>
-          <w:t xml:space="preserve">Theorem 16 in Special Matrices and Decompositions</w:t>
-        </w:r>
+        <w:del w:id="485" w:author="PR Preview" w:date="2026-01-01T00:00:00Z">
+          <w:r>
+            <w:rPr>
+              <w:rStyle w:val="Hyperlink"/>
+            </w:rPr>
+            <w:delText xml:space="preserve">Theorem 16 in Special Matrices and Decompositions</w:delText>
+          </w:r>
+        </w:del>
       </w:hyperlink>
-      <w:r>
-        <w:t xml:space="preserve">), and</w:t>
-      </w:r>
-      <w:r>
-        <w:t xml:space="preserve"> </w:t>
-      </w:r>
+      <w:del w:id="486" w:author="PR Preview" w:date="2026-01-01T00:00:00Z">
+        <w:r>
+          <w:delText xml:space="preserve">), and</w:delText>
+        </w:r>
+      </w:del>
+      <w:del w:id="487" w:author="PR Preview" w:date="2026-01-01T00:00:00Z">
+        <w:r>
+          <w:delText xml:space="preserve"> </w:delText>
+        </w:r>
+      </w:del>
       <m:oMath>
         <m:r>
           <m:rPr>
@@ -38630,15 +42389,21 @@
           <m:t>S</m:t>
         </m:r>
       </m:oMath>
-      <w:r>
-        <w:t xml:space="preserve"> </w:t>
-      </w:r>
-      <w:r>
-        <w:t xml:space="preserve">is defined.</w:t>
-      </w:r>
-      <w:r>
-        <w:t xml:space="preserve"> </w:t>
-      </w:r>
+      <w:del w:id="488" w:author="PR Preview" w:date="2026-01-01T00:00:00Z">
+        <w:r>
+          <w:delText xml:space="preserve"> </w:delText>
+        </w:r>
+      </w:del>
+      <w:del w:id="489" w:author="PR Preview" w:date="2026-01-01T00:00:00Z">
+        <w:r>
+          <w:delText xml:space="preserve">is defined.</w:delText>
+        </w:r>
+      </w:del>
+      <w:del w:id="490" w:author="PR Preview" w:date="2026-01-01T00:00:00Z">
+        <w:r>
+          <w:delText xml:space="preserve"> </w:delText>
+        </w:r>
+      </w:del>
       <m:oMath>
         <m:r>
           <m:rPr>
@@ -38647,166 +42412,260 @@
           <m:t>X</m:t>
         </m:r>
       </m:oMath>
-      <w:r>
-        <w:t xml:space="preserve"> </w:t>
-      </w:r>
-      <w:r>
-        <w:t xml:space="preserve">is symmetric.</w:t>
-      </w:r>
-      <w:r>
-        <w:t xml:space="preserve"> </w:t>
-      </w:r>
-      <w:r>
-        <w:t xml:space="preserve">Let</w:t>
-      </w:r>
-      <w:r>
-        <w:t xml:space="preserve"> </w:t>
-      </w:r>
-      <w:r>
-        <w:t xml:space="preserve">$\mathord{\smash[b]{\underset{\raise.3ex\hbox{$\scriptstyle\sim$}}{v}}\vphantom{v}} = (\mathord{\smash[b]{\underset{\raise.3ex\hbox{$\scriptstyle\sim$}}{u}}\vphantom{u}}, \mathord{\smash[b]{\underset{\raise.3ex\hbox{$\scriptstyle\sim$}}{w}}\vphantom{w}}) \ne \mathord{\smash[b]{\underset{\raise.3ex\hbox{$\scriptstyle\sim$}}{0}}\vphantom{0}}$</w:t>
-      </w:r>
-      <w:r>
-        <w:t xml:space="preserve"> </w:t>
-      </w:r>
-      <w:r>
-        <w:t xml:space="preserve">and</w:t>
-      </w:r>
-      <w:r>
-        <w:t xml:space="preserve"> </w:t>
-      </w:r>
-      <w:r>
-        <w:t xml:space="preserve">$\mathord{\smash[b]{\underset{\raise.3ex\hbox{$\scriptstyle\sim$}}{z}}\vphantom{z}} = \mathord{\smash[b]{\underset{\raise.3ex\hbox{$\scriptstyle\sim$}}{u}}\vphantom{u}} + \mathbf{A}^{-1} \mathbf{B} \mathord{\smash[b]{\underset{\raise.3ex\hbox{$\scriptstyle\sim$}}{w}}\vphantom{w}}$</w:t>
-      </w:r>
-      <w:r>
-        <w:t xml:space="preserve">.</w:t>
-      </w:r>
-      <w:r>
-        <w:t xml:space="preserve"> </w:t>
-      </w:r>
-      <w:r>
-        <w:t xml:space="preserve">By</w:t>
-      </w:r>
-      <w:r>
-        <w:t xml:space="preserve"> </w:t>
-      </w:r>
+      <w:del w:id="491" w:author="PR Preview" w:date="2026-01-01T00:00:00Z">
+        <w:r>
+          <w:delText xml:space="preserve"> </w:delText>
+        </w:r>
+      </w:del>
+      <w:del w:id="492" w:author="PR Preview" w:date="2026-01-01T00:00:00Z">
+        <w:r>
+          <w:delText xml:space="preserve">is symmetric.</w:delText>
+        </w:r>
+      </w:del>
+      <w:del w:id="493" w:author="PR Preview" w:date="2026-01-01T00:00:00Z">
+        <w:r>
+          <w:delText xml:space="preserve"> </w:delText>
+        </w:r>
+      </w:del>
+      <w:del w:id="494" w:author="PR Preview" w:date="2026-01-01T00:00:00Z">
+        <w:r>
+          <w:delText xml:space="preserve">Let</w:delText>
+        </w:r>
+      </w:del>
+      <w:del w:id="495" w:author="PR Preview" w:date="2026-01-01T00:00:00Z">
+        <w:r>
+          <w:delText xml:space="preserve"> </w:delText>
+        </w:r>
+      </w:del>
+      <w:del w:id="496" w:author="PR Preview" w:date="2026-01-01T00:00:00Z">
+        <w:r>
+          <w:delText xml:space="preserve">$\mathord{\smash[b]{\underset{\raise.3ex\hbox{$\scriptstyle\sim$}}{v}}\vphantom{v}} = (\mathord{\smash[b]{\underset{\raise.3ex\hbox{$\scriptstyle\sim$}}{u}}\vphantom{u}}, \mathord{\smash[b]{\underset{\raise.3ex\hbox{$\scriptstyle\sim$}}{w}}\vphantom{w}}) \ne \mathord{\smash[b]{\underset{\raise.3ex\hbox{$\scriptstyle\sim$}}{0}}\vphantom{0}}$</w:delText>
+        </w:r>
+      </w:del>
+      <w:del w:id="497" w:author="PR Preview" w:date="2026-01-01T00:00:00Z">
+        <w:r>
+          <w:delText xml:space="preserve"> </w:delText>
+        </w:r>
+      </w:del>
+      <w:del w:id="498" w:author="PR Preview" w:date="2026-01-01T00:00:00Z">
+        <w:r>
+          <w:delText xml:space="preserve">and</w:delText>
+        </w:r>
+      </w:del>
+      <w:del w:id="499" w:author="PR Preview" w:date="2026-01-01T00:00:00Z">
+        <w:r>
+          <w:delText xml:space="preserve"> </w:delText>
+        </w:r>
+      </w:del>
+      <w:del w:id="500" w:author="PR Preview" w:date="2026-01-01T00:00:00Z">
+        <w:r>
+          <w:delText xml:space="preserve">$\mathord{\smash[b]{\underset{\raise.3ex\hbox{$\scriptstyle\sim$}}{z}}\vphantom{z}} = \mathord{\smash[b]{\underset{\raise.3ex\hbox{$\scriptstyle\sim$}}{u}}\vphantom{u}} + \mathbf{A}^{-1} \mathbf{B} \mathord{\smash[b]{\underset{\raise.3ex\hbox{$\scriptstyle\sim$}}{w}}\vphantom{w}}$</w:delText>
+        </w:r>
+      </w:del>
+      <w:del w:id="501" w:author="PR Preview" w:date="2026-01-01T00:00:00Z">
+        <w:r>
+          <w:delText xml:space="preserve">.</w:delText>
+        </w:r>
+      </w:del>
+      <w:del w:id="502" w:author="PR Preview" w:date="2026-01-01T00:00:00Z">
+        <w:r>
+          <w:delText xml:space="preserve"> </w:delText>
+        </w:r>
+      </w:del>
+      <w:del w:id="503" w:author="PR Preview" w:date="2026-01-01T00:00:00Z">
+        <w:r>
+          <w:delText xml:space="preserve">By</w:delText>
+        </w:r>
+      </w:del>
+      <w:del w:id="504" w:author="PR Preview" w:date="2026-01-01T00:00:00Z">
+        <w:r>
+          <w:delText xml:space="preserve"> </w:delText>
+        </w:r>
+      </w:del>
       <w:hyperlink w:anchor="thm-block-quadratic">
-        <w:r>
-          <w:rPr>
-            <w:rStyle w:val="Hyperlink"/>
-          </w:rPr>
-          <w:t xml:space="preserve">Theorem 15</w:t>
-        </w:r>
+        <w:del w:id="505" w:author="PR Preview" w:date="2026-01-01T00:00:00Z">
+          <w:r>
+            <w:rPr>
+              <w:rStyle w:val="Hyperlink"/>
+            </w:rPr>
+            <w:delText xml:space="preserve">Theorem 15</w:delText>
+          </w:r>
+        </w:del>
       </w:hyperlink>
-      <w:r>
-        <w:t xml:space="preserve">,</w:t>
-      </w:r>
-      <w:r>
-        <w:t xml:space="preserve"> </w:t>
-      </w:r>
-      <w:r>
-        <w:t xml:space="preserve">${\mathord{\smash[b]{\underset{\raise.3ex\hbox{$\scriptstyle\sim$}}{v}}\vphantom{v}}}^{\top} \mathbf{X} \mathord{\smash[b]{\underset{\raise.3ex\hbox{$\scriptstyle\sim$}}{v}}\vphantom{v}} = {\mathord{\smash[b]{\underset{\raise.3ex\hbox{$\scriptstyle\sim$}}{z}}\vphantom{z}}}^{\top} \mathbf{A} \mathord{\smash[b]{\underset{\raise.3ex\hbox{$\scriptstyle\sim$}}{z}}\vphantom{z}} + {\mathord{\smash[b]{\underset{\raise.3ex\hbox{$\scriptstyle\sim$}}{w}}\vphantom{w}}}^{\top} \mathbf{S} \mathord{\smash[b]{\underset{\raise.3ex\hbox{$\scriptstyle\sim$}}{w}}\vphantom{w}}$</w:t>
-      </w:r>
-      <w:r>
-        <w:t xml:space="preserve">,</w:t>
-      </w:r>
-      <w:r>
-        <w:t xml:space="preserve"> </w:t>
-      </w:r>
-      <w:r>
-        <w:t xml:space="preserve">and both terms are at least</w:t>
-      </w:r>
-      <w:r>
-        <w:t xml:space="preserve"> </w:t>
-      </w:r>
+      <w:del w:id="506" w:author="PR Preview" w:date="2026-01-01T00:00:00Z">
+        <w:r>
+          <w:delText xml:space="preserve">,</w:delText>
+        </w:r>
+      </w:del>
+      <w:del w:id="507" w:author="PR Preview" w:date="2026-01-01T00:00:00Z">
+        <w:r>
+          <w:delText xml:space="preserve"> </w:delText>
+        </w:r>
+      </w:del>
+      <w:del w:id="508" w:author="PR Preview" w:date="2026-01-01T00:00:00Z">
+        <w:r>
+          <w:delText xml:space="preserve">${\mathord{\smash[b]{\underset{\raise.3ex\hbox{$\scriptstyle\sim$}}{v}}\vphantom{v}}}^{\top} \mathbf{X} \mathord{\smash[b]{\underset{\raise.3ex\hbox{$\scriptstyle\sim$}}{v}}\vphantom{v}} = {\mathord{\smash[b]{\underset{\raise.3ex\hbox{$\scriptstyle\sim$}}{z}}\vphantom{z}}}^{\top} \mathbf{A} \mathord{\smash[b]{\underset{\raise.3ex\hbox{$\scriptstyle\sim$}}{z}}\vphantom{z}} + {\mathord{\smash[b]{\underset{\raise.3ex\hbox{$\scriptstyle\sim$}}{w}}\vphantom{w}}}^{\top} \mathbf{S} \mathord{\smash[b]{\underset{\raise.3ex\hbox{$\scriptstyle\sim$}}{w}}\vphantom{w}}$</w:delText>
+        </w:r>
+      </w:del>
+      <w:del w:id="509" w:author="PR Preview" w:date="2026-01-01T00:00:00Z">
+        <w:r>
+          <w:delText xml:space="preserve">,</w:delText>
+        </w:r>
+      </w:del>
+      <w:del w:id="510" w:author="PR Preview" w:date="2026-01-01T00:00:00Z">
+        <w:r>
+          <w:delText xml:space="preserve"> </w:delText>
+        </w:r>
+      </w:del>
+      <w:del w:id="511" w:author="PR Preview" w:date="2026-01-01T00:00:00Z">
+        <w:r>
+          <w:delText xml:space="preserve">and both terms are at least</w:delText>
+        </w:r>
+      </w:del>
+      <w:del w:id="512" w:author="PR Preview" w:date="2026-01-01T00:00:00Z">
+        <w:r>
+          <w:delText xml:space="preserve"> </w:delText>
+        </w:r>
+      </w:del>
       <m:oMath>
         <m:r>
           <m:t>0</m:t>
         </m:r>
       </m:oMath>
-      <w:r>
-        <w:t xml:space="preserve">.</w:t>
-      </w:r>
-      <w:r>
-        <w:t xml:space="preserve"> </w:t>
-      </w:r>
-      <w:r>
-        <w:t xml:space="preserve">If</w:t>
-      </w:r>
-      <w:r>
-        <w:t xml:space="preserve"> </w:t>
-      </w:r>
-      <w:r>
-        <w:t xml:space="preserve">$\mathord{\smash[b]{\underset{\raise.3ex\hbox{$\scriptstyle\sim$}}{w}}\vphantom{w}} \ne \mathord{\smash[b]{\underset{\raise.3ex\hbox{$\scriptstyle\sim$}}{0}}\vphantom{0}}$</w:t>
-      </w:r>
-      <w:r>
-        <w:t xml:space="preserve">, the second term is positive.</w:t>
-      </w:r>
-      <w:r>
-        <w:t xml:space="preserve"> </w:t>
-      </w:r>
-      <w:r>
-        <w:t xml:space="preserve">If</w:t>
-      </w:r>
-      <w:r>
-        <w:t xml:space="preserve"> </w:t>
-      </w:r>
-      <w:r>
-        <w:t xml:space="preserve">$\mathord{\smash[b]{\underset{\raise.3ex\hbox{$\scriptstyle\sim$}}{w}}\vphantom{w}} = \mathord{\smash[b]{\underset{\raise.3ex\hbox{$\scriptstyle\sim$}}{0}}\vphantom{0}}$</w:t>
-      </w:r>
-      <w:r>
-        <w:t xml:space="preserve">, then</w:t>
-      </w:r>
-      <w:r>
-        <w:t xml:space="preserve"> </w:t>
-      </w:r>
-      <w:r>
-        <w:t xml:space="preserve">$\mathord{\smash[b]{\underset{\raise.3ex\hbox{$\scriptstyle\sim$}}{u}}\vphantom{u}} \ne \mathord{\smash[b]{\underset{\raise.3ex\hbox{$\scriptstyle\sim$}}{0}}\vphantom{0}}$</w:t>
-      </w:r>
-      <w:r>
-        <w:t xml:space="preserve"> </w:t>
-      </w:r>
-      <w:r>
-        <w:t xml:space="preserve">and</w:t>
-      </w:r>
-      <w:r>
-        <w:t xml:space="preserve"> </w:t>
-      </w:r>
-      <w:r>
-        <w:t xml:space="preserve">$\mathord{\smash[b]{\underset{\raise.3ex\hbox{$\scriptstyle\sim$}}{z}}\vphantom{z}} = \mathord{\smash[b]{\underset{\raise.3ex\hbox{$\scriptstyle\sim$}}{u}}\vphantom{u}}$</w:t>
-      </w:r>
-      <w:r>
-        <w:t xml:space="preserve">, so the first term is positive.</w:t>
-      </w:r>
-      <w:r>
-        <w:t xml:space="preserve"> </w:t>
-      </w:r>
-      <w:r>
-        <w:t xml:space="preserve">Either way</w:t>
-      </w:r>
-      <w:r>
-        <w:t xml:space="preserve"> </w:t>
-      </w:r>
-      <w:r>
-        <w:t xml:space="preserve">${\mathord{\smash[b]{\underset{\raise.3ex\hbox{$\scriptstyle\sim$}}{v}}\vphantom{v}}}^{\top} \mathbf{X} \mathord{\smash[b]{\underset{\raise.3ex\hbox{$\scriptstyle\sim$}}{v}}\vphantom{v}} &gt; 0$</w:t>
-      </w:r>
-      <w:r>
-        <w:t xml:space="preserve">.</w:t>
-      </w:r>
+      <w:del w:id="513" w:author="PR Preview" w:date="2026-01-01T00:00:00Z">
+        <w:r>
+          <w:delText xml:space="preserve">.</w:delText>
+        </w:r>
+      </w:del>
+      <w:del w:id="514" w:author="PR Preview" w:date="2026-01-01T00:00:00Z">
+        <w:r>
+          <w:delText xml:space="preserve"> </w:delText>
+        </w:r>
+      </w:del>
+      <w:del w:id="515" w:author="PR Preview" w:date="2026-01-01T00:00:00Z">
+        <w:r>
+          <w:delText xml:space="preserve">If</w:delText>
+        </w:r>
+      </w:del>
+      <w:del w:id="516" w:author="PR Preview" w:date="2026-01-01T00:00:00Z">
+        <w:r>
+          <w:delText xml:space="preserve"> </w:delText>
+        </w:r>
+      </w:del>
+      <w:del w:id="517" w:author="PR Preview" w:date="2026-01-01T00:00:00Z">
+        <w:r>
+          <w:delText xml:space="preserve">$\mathord{\smash[b]{\underset{\raise.3ex\hbox{$\scriptstyle\sim$}}{w}}\vphantom{w}} \ne \mathord{\smash[b]{\underset{\raise.3ex\hbox{$\scriptstyle\sim$}}{0}}\vphantom{0}}$</w:delText>
+        </w:r>
+      </w:del>
+      <w:del w:id="518" w:author="PR Preview" w:date="2026-01-01T00:00:00Z">
+        <w:r>
+          <w:delText xml:space="preserve">, the second term is positive.</w:delText>
+        </w:r>
+      </w:del>
+      <w:del w:id="519" w:author="PR Preview" w:date="2026-01-01T00:00:00Z">
+        <w:r>
+          <w:delText xml:space="preserve"> </w:delText>
+        </w:r>
+      </w:del>
+      <w:del w:id="520" w:author="PR Preview" w:date="2026-01-01T00:00:00Z">
+        <w:r>
+          <w:delText xml:space="preserve">If</w:delText>
+        </w:r>
+      </w:del>
+      <w:del w:id="521" w:author="PR Preview" w:date="2026-01-01T00:00:00Z">
+        <w:r>
+          <w:delText xml:space="preserve"> </w:delText>
+        </w:r>
+      </w:del>
+      <w:del w:id="522" w:author="PR Preview" w:date="2026-01-01T00:00:00Z">
+        <w:r>
+          <w:delText xml:space="preserve">$\mathord{\smash[b]{\underset{\raise.3ex\hbox{$\scriptstyle\sim$}}{w}}\vphantom{w}} = \mathord{\smash[b]{\underset{\raise.3ex\hbox{$\scriptstyle\sim$}}{0}}\vphantom{0}}$</w:delText>
+        </w:r>
+      </w:del>
+      <w:del w:id="523" w:author="PR Preview" w:date="2026-01-01T00:00:00Z">
+        <w:r>
+          <w:delText xml:space="preserve">, then</w:delText>
+        </w:r>
+      </w:del>
+      <w:del w:id="524" w:author="PR Preview" w:date="2026-01-01T00:00:00Z">
+        <w:r>
+          <w:delText xml:space="preserve"> </w:delText>
+        </w:r>
+      </w:del>
+      <w:del w:id="525" w:author="PR Preview" w:date="2026-01-01T00:00:00Z">
+        <w:r>
+          <w:delText xml:space="preserve">$\mathord{\smash[b]{\underset{\raise.3ex\hbox{$\scriptstyle\sim$}}{u}}\vphantom{u}} \ne \mathord{\smash[b]{\underset{\raise.3ex\hbox{$\scriptstyle\sim$}}{0}}\vphantom{0}}$</w:delText>
+        </w:r>
+      </w:del>
+      <w:del w:id="526" w:author="PR Preview" w:date="2026-01-01T00:00:00Z">
+        <w:r>
+          <w:delText xml:space="preserve"> </w:delText>
+        </w:r>
+      </w:del>
+      <w:del w:id="527" w:author="PR Preview" w:date="2026-01-01T00:00:00Z">
+        <w:r>
+          <w:delText xml:space="preserve">and</w:delText>
+        </w:r>
+      </w:del>
+      <w:del w:id="528" w:author="PR Preview" w:date="2026-01-01T00:00:00Z">
+        <w:r>
+          <w:delText xml:space="preserve"> </w:delText>
+        </w:r>
+      </w:del>
+      <w:del w:id="529" w:author="PR Preview" w:date="2026-01-01T00:00:00Z">
+        <w:r>
+          <w:delText xml:space="preserve">$\mathord{\smash[b]{\underset{\raise.3ex\hbox{$\scriptstyle\sim$}}{z}}\vphantom{z}} = \mathord{\smash[b]{\underset{\raise.3ex\hbox{$\scriptstyle\sim$}}{u}}\vphantom{u}}$</w:delText>
+        </w:r>
+      </w:del>
+      <w:del w:id="530" w:author="PR Preview" w:date="2026-01-01T00:00:00Z">
+        <w:r>
+          <w:delText xml:space="preserve">, so the first term is positive.</w:delText>
+        </w:r>
+      </w:del>
+      <w:del w:id="531" w:author="PR Preview" w:date="2026-01-01T00:00:00Z">
+        <w:r>
+          <w:delText xml:space="preserve"> </w:delText>
+        </w:r>
+      </w:del>
+      <w:del w:id="532" w:author="PR Preview" w:date="2026-01-01T00:00:00Z">
+        <w:r>
+          <w:delText xml:space="preserve">Either way</w:delText>
+        </w:r>
+      </w:del>
+      <w:del w:id="533" w:author="PR Preview" w:date="2026-01-01T00:00:00Z">
+        <w:r>
+          <w:delText xml:space="preserve"> </w:delText>
+        </w:r>
+      </w:del>
+      <w:del w:id="534" w:author="PR Preview" w:date="2026-01-01T00:00:00Z">
+        <w:r>
+          <w:delText xml:space="preserve">${\mathord{\smash[b]{\underset{\raise.3ex\hbox{$\scriptstyle\sim$}}{v}}\vphantom{v}}}^{\top} \mathbf{X} \mathord{\smash[b]{\underset{\raise.3ex\hbox{$\scriptstyle\sim$}}{v}}\vphantom{v}} &gt; 0$</w:delText>
+        </w:r>
+      </w:del>
+      <w:del w:id="535" w:author="PR Preview" w:date="2026-01-01T00:00:00Z">
+        <w:r>
+          <w:delText xml:space="preserve">.</w:delText>
+        </w:r>
+      </w:del>
     </w:p>
     <w:p>
       <w:pPr>
         <w:pStyle w:val="BodyText"/>
       </w:pPr>
-      <w:r>
-        <w:rPr>
-          <w:b/>
-          <w:bCs/>
-        </w:rPr>
-        <w:t xml:space="preserve">Only if.</w:t>
-      </w:r>
-      <w:r>
-        <w:t xml:space="preserve"> </w:t>
-      </w:r>
+      <w:del w:id="536" w:author="PR Preview" w:date="2026-01-01T00:00:00Z">
+        <w:r>
+          <w:rPr>
+            <w:b/>
+            <w:bCs/>
+          </w:rPr>
+          <w:delText xml:space="preserve">Only if.</w:delText>
+        </w:r>
+      </w:del>
+      <w:del w:id="537" w:author="PR Preview" w:date="2026-01-01T00:00:00Z">
+        <w:r>
+          <w:delText xml:space="preserve"> </w:delText>
+        </w:r>
+      </w:del>
       <m:oMath>
         <m:r>
           <m:rPr>
@@ -38815,15 +42674,21 @@
           <m:t>A</m:t>
         </m:r>
       </m:oMath>
-      <w:r>
-        <w:t xml:space="preserve"> </w:t>
-      </w:r>
-      <w:r>
-        <w:t xml:space="preserve">is the top-left</w:t>
-      </w:r>
-      <w:r>
-        <w:t xml:space="preserve"> </w:t>
-      </w:r>
+      <w:del w:id="538" w:author="PR Preview" w:date="2026-01-01T00:00:00Z">
+        <w:r>
+          <w:delText xml:space="preserve"> </w:delText>
+        </w:r>
+      </w:del>
+      <w:del w:id="539" w:author="PR Preview" w:date="2026-01-01T00:00:00Z">
+        <w:r>
+          <w:delText xml:space="preserve">is the top-left</w:delText>
+        </w:r>
+      </w:del>
+      <w:del w:id="540" w:author="PR Preview" w:date="2026-01-01T00:00:00Z">
+        <w:r>
+          <w:delText xml:space="preserve"> </w:delText>
+        </w:r>
+      </w:del>
       <m:oMath>
         <m:r>
           <m:t>k</m:t>
@@ -38838,15 +42703,21 @@
           <m:t>k</m:t>
         </m:r>
       </m:oMath>
-      <w:r>
-        <w:t xml:space="preserve"> </w:t>
-      </w:r>
-      <w:r>
-        <w:t xml:space="preserve">block of</w:t>
-      </w:r>
-      <w:r>
-        <w:t xml:space="preserve"> </w:t>
-      </w:r>
+      <w:del w:id="541" w:author="PR Preview" w:date="2026-01-01T00:00:00Z">
+        <w:r>
+          <w:delText xml:space="preserve"> </w:delText>
+        </w:r>
+      </w:del>
+      <w:del w:id="542" w:author="PR Preview" w:date="2026-01-01T00:00:00Z">
+        <w:r>
+          <w:delText xml:space="preserve">block of</w:delText>
+        </w:r>
+      </w:del>
+      <w:del w:id="543" w:author="PR Preview" w:date="2026-01-01T00:00:00Z">
+        <w:r>
+          <w:delText xml:space="preserve"> </w:delText>
+        </w:r>
+      </w:del>
       <m:oMath>
         <m:r>
           <m:rPr>
@@ -38855,40 +42726,540 @@
           <m:t>X</m:t>
         </m:r>
       </m:oMath>
-      <w:r>
-        <w:t xml:space="preserve">, so it is positive definite (</w:t>
-      </w:r>
+      <w:del w:id="544" w:author="PR Preview" w:date="2026-01-01T00:00:00Z">
+        <w:r>
+          <w:delText xml:space="preserve">, so it is positive definite (</w:delText>
+        </w:r>
+      </w:del>
       <w:hyperlink w:anchor="thm-pd-submatrix">
+        <w:del w:id="545" w:author="PR Preview" w:date="2026-01-01T00:00:00Z">
+          <w:r>
+            <w:rPr>
+              <w:rStyle w:val="Hyperlink"/>
+            </w:rPr>
+            <w:delText xml:space="preserve">Theorem 14</w:delText>
+          </w:r>
+        </w:del>
+      </w:hyperlink>
+      <w:del w:id="546" w:author="PR Preview" w:date="2026-01-01T00:00:00Z">
+        <w:r>
+          <w:delText xml:space="preserve">),</w:delText>
+        </w:r>
+      </w:del>
+      <w:del w:id="547" w:author="PR Preview" w:date="2026-01-01T00:00:00Z">
+        <w:r>
+          <w:delText xml:space="preserve"> </w:delText>
+        </w:r>
+      </w:del>
+      <w:del w:id="548" w:author="PR Preview" w:date="2026-01-01T00:00:00Z">
+        <w:r>
+          <w:delText xml:space="preserve">and invertible (</w:delText>
+        </w:r>
+      </w:del>
+      <w:hyperlink r:id="rId120">
+        <w:del w:id="549" w:author="PR Preview" w:date="2026-01-01T00:00:00Z">
+          <w:r>
+            <w:rPr>
+              <w:rStyle w:val="Hyperlink"/>
+            </w:rPr>
+            <w:delText xml:space="preserve">Theorem 16 in Special Matrices and Decompositions</w:delText>
+          </w:r>
+        </w:del>
+      </w:hyperlink>
+      <w:del w:id="550" w:author="PR Preview" w:date="2026-01-01T00:00:00Z">
+        <w:r>
+          <w:delText xml:space="preserve">).</w:delText>
+        </w:r>
+      </w:del>
+      <w:del w:id="551" w:author="PR Preview" w:date="2026-01-01T00:00:00Z">
+        <w:r>
+          <w:delText xml:space="preserve"> </w:delText>
+        </w:r>
+      </w:del>
+      <m:oMath>
+        <m:r>
+          <m:rPr>
+            <m:sty m:val="bi"/>
+          </m:rPr>
+          <m:t>S</m:t>
+        </m:r>
+      </m:oMath>
+      <w:del w:id="552" w:author="PR Preview" w:date="2026-01-01T00:00:00Z">
+        <w:r>
+          <w:delText xml:space="preserve"> </w:delText>
+        </w:r>
+      </w:del>
+      <w:del w:id="553" w:author="PR Preview" w:date="2026-01-01T00:00:00Z">
+        <w:r>
+          <w:delText xml:space="preserve">is symmetric:</w:delText>
+        </w:r>
+      </w:del>
+    </w:p>
+    <w:p>
+      <w:pPr>
+        <w:pStyle w:val="BodyText"/>
+      </w:pPr>
+      <w:ins w:id="554" w:author="PR Preview" w:date="2026-01-01T00:00:00Z">
         <w:r>
           <w:rPr>
-            <w:rStyle w:val="Hyperlink"/>
+            <w:i/>
+            <w:iCs/>
           </w:rPr>
-          <w:t xml:space="preserve">Theorem 14</w:t>
-        </w:r>
+          <w:t xml:space="preserve">Proof</w:t>
+        </w:r>
+      </w:ins>
+      <w:ins w:id="555" w:author="PR Preview" w:date="2026-01-01T00:00:00Z">
+        <w:r>
+          <w:t xml:space="preserve">. </w:t>
+        </w:r>
+      </w:ins>
+      <w:ins w:id="556" w:author="PR Preview" w:date="2026-01-01T00:00:00Z">
+        <w:r>
+          <w:rPr>
+            <w:b/>
+            <w:bCs/>
+          </w:rPr>
+          <w:t xml:space="preserve">If.</w:t>
+        </w:r>
+      </w:ins>
+      <w:ins w:id="557" w:author="PR Preview" w:date="2026-01-01T00:00:00Z">
+        <w:r>
+          <w:t xml:space="preserve"> </w:t>
+        </w:r>
+      </w:ins>
+      <m:oMath>
+        <m:r>
+          <m:rPr>
+            <m:sty m:val="bi"/>
+          </m:rPr>
+          <m:t>A</m:t>
+        </m:r>
+      </m:oMath>
+      <w:ins w:id="558" w:author="PR Preview" w:date="2026-01-01T00:00:00Z">
+        <w:r>
+          <w:t xml:space="preserve"> </w:t>
+        </w:r>
+      </w:ins>
+      <w:ins w:id="559" w:author="PR Preview" w:date="2026-01-01T00:00:00Z">
+        <w:r>
+          <w:t xml:space="preserve">is positive definite, so invertible (</w:t>
+        </w:r>
+      </w:ins>
+      <w:hyperlink r:id="rId120">
+        <w:ins w:id="560" w:author="PR Preview" w:date="2026-01-01T00:00:00Z">
+          <w:r>
+            <w:rPr>
+              <w:rStyle w:val="Hyperlink"/>
+            </w:rPr>
+            <w:t xml:space="preserve">Theorem 17 in Special Matrices and Decompositions</w:t>
+          </w:r>
+        </w:ins>
       </w:hyperlink>
-      <w:r>
-        <w:t xml:space="preserve">),</w:t>
-      </w:r>
-      <w:r>
-        <w:t xml:space="preserve"> </w:t>
-      </w:r>
-      <w:r>
-        <w:t xml:space="preserve">and invertible (</w:t>
-      </w:r>
+      <w:ins w:id="561" w:author="PR Preview" w:date="2026-01-01T00:00:00Z">
+        <w:r>
+          <w:t xml:space="preserve">), and</w:t>
+        </w:r>
+      </w:ins>
+      <w:ins w:id="562" w:author="PR Preview" w:date="2026-01-01T00:00:00Z">
+        <w:r>
+          <w:t xml:space="preserve"> </w:t>
+        </w:r>
+      </w:ins>
+      <m:oMath>
+        <m:r>
+          <m:rPr>
+            <m:sty m:val="bi"/>
+          </m:rPr>
+          <m:t>S</m:t>
+        </m:r>
+      </m:oMath>
+      <w:ins w:id="563" w:author="PR Preview" w:date="2026-01-01T00:00:00Z">
+        <w:r>
+          <w:t xml:space="preserve"> </w:t>
+        </w:r>
+      </w:ins>
+      <w:ins w:id="564" w:author="PR Preview" w:date="2026-01-01T00:00:00Z">
+        <w:r>
+          <w:t xml:space="preserve">is defined.</w:t>
+        </w:r>
+      </w:ins>
+      <w:ins w:id="565" w:author="PR Preview" w:date="2026-01-01T00:00:00Z">
+        <w:r>
+          <w:t xml:space="preserve"> </w:t>
+        </w:r>
+      </w:ins>
+      <m:oMath>
+        <m:r>
+          <m:rPr>
+            <m:sty m:val="bi"/>
+          </m:rPr>
+          <m:t>X</m:t>
+        </m:r>
+      </m:oMath>
+      <w:ins w:id="566" w:author="PR Preview" w:date="2026-01-01T00:00:00Z">
+        <w:r>
+          <w:t xml:space="preserve"> </w:t>
+        </w:r>
+      </w:ins>
+      <w:ins w:id="567" w:author="PR Preview" w:date="2026-01-01T00:00:00Z">
+        <w:r>
+          <w:t xml:space="preserve">is symmetric.</w:t>
+        </w:r>
+      </w:ins>
+      <w:ins w:id="568" w:author="PR Preview" w:date="2026-01-01T00:00:00Z">
+        <w:r>
+          <w:t xml:space="preserve"> </w:t>
+        </w:r>
+      </w:ins>
+      <w:ins w:id="569" w:author="PR Preview" w:date="2026-01-01T00:00:00Z">
+        <w:r>
+          <w:t xml:space="preserve">Let</w:t>
+        </w:r>
+      </w:ins>
+      <w:ins w:id="570" w:author="PR Preview" w:date="2026-01-01T00:00:00Z">
+        <w:r>
+          <w:t xml:space="preserve"> </w:t>
+        </w:r>
+      </w:ins>
+      <w:ins w:id="571" w:author="PR Preview" w:date="2026-01-01T00:00:00Z">
+        <w:r>
+          <w:t xml:space="preserve">$\mathord{\smash[b]{\underset{\raise.3ex\hbox{$\scriptstyle\sim$}}{v}}\vphantom{v}} = (\mathord{\smash[b]{\underset{\raise.3ex\hbox{$\scriptstyle\sim$}}{u}}\vphantom{u}}, \mathord{\smash[b]{\underset{\raise.3ex\hbox{$\scriptstyle\sim$}}{w}}\vphantom{w}}) \ne \mathord{\smash[b]{\underset{\raise.3ex\hbox{$\scriptstyle\sim$}}{0}}\vphantom{0}}$</w:t>
+        </w:r>
+      </w:ins>
+      <w:ins w:id="572" w:author="PR Preview" w:date="2026-01-01T00:00:00Z">
+        <w:r>
+          <w:t xml:space="preserve"> </w:t>
+        </w:r>
+      </w:ins>
+      <w:ins w:id="573" w:author="PR Preview" w:date="2026-01-01T00:00:00Z">
+        <w:r>
+          <w:t xml:space="preserve">and</w:t>
+        </w:r>
+      </w:ins>
+      <w:ins w:id="574" w:author="PR Preview" w:date="2026-01-01T00:00:00Z">
+        <w:r>
+          <w:t xml:space="preserve"> </w:t>
+        </w:r>
+      </w:ins>
+      <w:ins w:id="575" w:author="PR Preview" w:date="2026-01-01T00:00:00Z">
+        <w:r>
+          <w:t xml:space="preserve">$\mathord{\smash[b]{\underset{\raise.3ex\hbox{$\scriptstyle\sim$}}{z}}\vphantom{z}} = \mathord{\smash[b]{\underset{\raise.3ex\hbox{$\scriptstyle\sim$}}{u}}\vphantom{u}} + \mathbf{A}^{-1} \mathbf{B} \mathord{\smash[b]{\underset{\raise.3ex\hbox{$\scriptstyle\sim$}}{w}}\vphantom{w}}$</w:t>
+        </w:r>
+      </w:ins>
+      <w:ins w:id="576" w:author="PR Preview" w:date="2026-01-01T00:00:00Z">
+        <w:r>
+          <w:t xml:space="preserve">.</w:t>
+        </w:r>
+      </w:ins>
+      <w:ins w:id="577" w:author="PR Preview" w:date="2026-01-01T00:00:00Z">
+        <w:r>
+          <w:t xml:space="preserve"> </w:t>
+        </w:r>
+      </w:ins>
+      <w:ins w:id="578" w:author="PR Preview" w:date="2026-01-01T00:00:00Z">
+        <w:r>
+          <w:t xml:space="preserve">By</w:t>
+        </w:r>
+      </w:ins>
+      <w:ins w:id="579" w:author="PR Preview" w:date="2026-01-01T00:00:00Z">
+        <w:r>
+          <w:t xml:space="preserve"> </w:t>
+        </w:r>
+      </w:ins>
+      <w:hyperlink w:anchor="thm-block-quadratic">
+        <w:ins w:id="580" w:author="PR Preview" w:date="2026-01-01T00:00:00Z">
+          <w:r>
+            <w:rPr>
+              <w:rStyle w:val="Hyperlink"/>
+            </w:rPr>
+            <w:t xml:space="preserve">Theorem 15</w:t>
+          </w:r>
+        </w:ins>
+      </w:hyperlink>
+      <w:ins w:id="581" w:author="PR Preview" w:date="2026-01-01T00:00:00Z">
+        <w:r>
+          <w:t xml:space="preserve">,</w:t>
+        </w:r>
+      </w:ins>
+      <w:ins w:id="582" w:author="PR Preview" w:date="2026-01-01T00:00:00Z">
+        <w:r>
+          <w:t xml:space="preserve"> </w:t>
+        </w:r>
+      </w:ins>
+      <w:ins w:id="583" w:author="PR Preview" w:date="2026-01-01T00:00:00Z">
+        <w:r>
+          <w:t xml:space="preserve">${\mathord{\smash[b]{\underset{\raise.3ex\hbox{$\scriptstyle\sim$}}{v}}\vphantom{v}}}^{\top} \mathbf{X} \mathord{\smash[b]{\underset{\raise.3ex\hbox{$\scriptstyle\sim$}}{v}}\vphantom{v}} = {\mathord{\smash[b]{\underset{\raise.3ex\hbox{$\scriptstyle\sim$}}{z}}\vphantom{z}}}^{\top} \mathbf{A} \mathord{\smash[b]{\underset{\raise.3ex\hbox{$\scriptstyle\sim$}}{z}}\vphantom{z}} + {\mathord{\smash[b]{\underset{\raise.3ex\hbox{$\scriptstyle\sim$}}{w}}\vphantom{w}}}^{\top} \mathbf{S} \mathord{\smash[b]{\underset{\raise.3ex\hbox{$\scriptstyle\sim$}}{w}}\vphantom{w}}$</w:t>
+        </w:r>
+      </w:ins>
+      <w:ins w:id="584" w:author="PR Preview" w:date="2026-01-01T00:00:00Z">
+        <w:r>
+          <w:t xml:space="preserve">,</w:t>
+        </w:r>
+      </w:ins>
+      <w:ins w:id="585" w:author="PR Preview" w:date="2026-01-01T00:00:00Z">
+        <w:r>
+          <w:t xml:space="preserve"> </w:t>
+        </w:r>
+      </w:ins>
+      <w:ins w:id="586" w:author="PR Preview" w:date="2026-01-01T00:00:00Z">
+        <w:r>
+          <w:t xml:space="preserve">and both terms are at least</w:t>
+        </w:r>
+      </w:ins>
+      <w:ins w:id="587" w:author="PR Preview" w:date="2026-01-01T00:00:00Z">
+        <w:r>
+          <w:t xml:space="preserve"> </w:t>
+        </w:r>
+      </w:ins>
+      <m:oMath>
+        <m:r>
+          <m:t>0</m:t>
+        </m:r>
+      </m:oMath>
+      <w:ins w:id="588" w:author="PR Preview" w:date="2026-01-01T00:00:00Z">
+        <w:r>
+          <w:t xml:space="preserve">.</w:t>
+        </w:r>
+      </w:ins>
+      <w:ins w:id="589" w:author="PR Preview" w:date="2026-01-01T00:00:00Z">
+        <w:r>
+          <w:t xml:space="preserve"> </w:t>
+        </w:r>
+      </w:ins>
+      <w:ins w:id="590" w:author="PR Preview" w:date="2026-01-01T00:00:00Z">
+        <w:r>
+          <w:t xml:space="preserve">If</w:t>
+        </w:r>
+      </w:ins>
+      <w:ins w:id="591" w:author="PR Preview" w:date="2026-01-01T00:00:00Z">
+        <w:r>
+          <w:t xml:space="preserve"> </w:t>
+        </w:r>
+      </w:ins>
+      <w:ins w:id="592" w:author="PR Preview" w:date="2026-01-01T00:00:00Z">
+        <w:r>
+          <w:t xml:space="preserve">$\mathord{\smash[b]{\underset{\raise.3ex\hbox{$\scriptstyle\sim$}}{w}}\vphantom{w}} \ne \mathord{\smash[b]{\underset{\raise.3ex\hbox{$\scriptstyle\sim$}}{0}}\vphantom{0}}$</w:t>
+        </w:r>
+      </w:ins>
+      <w:ins w:id="593" w:author="PR Preview" w:date="2026-01-01T00:00:00Z">
+        <w:r>
+          <w:t xml:space="preserve">, the second term is positive.</w:t>
+        </w:r>
+      </w:ins>
+      <w:ins w:id="594" w:author="PR Preview" w:date="2026-01-01T00:00:00Z">
+        <w:r>
+          <w:t xml:space="preserve"> </w:t>
+        </w:r>
+      </w:ins>
+      <w:ins w:id="595" w:author="PR Preview" w:date="2026-01-01T00:00:00Z">
+        <w:r>
+          <w:t xml:space="preserve">If</w:t>
+        </w:r>
+      </w:ins>
+      <w:ins w:id="596" w:author="PR Preview" w:date="2026-01-01T00:00:00Z">
+        <w:r>
+          <w:t xml:space="preserve"> </w:t>
+        </w:r>
+      </w:ins>
+      <w:ins w:id="597" w:author="PR Preview" w:date="2026-01-01T00:00:00Z">
+        <w:r>
+          <w:t xml:space="preserve">$\mathord{\smash[b]{\underset{\raise.3ex\hbox{$\scriptstyle\sim$}}{w}}\vphantom{w}} = \mathord{\smash[b]{\underset{\raise.3ex\hbox{$\scriptstyle\sim$}}{0}}\vphantom{0}}$</w:t>
+        </w:r>
+      </w:ins>
+      <w:ins w:id="598" w:author="PR Preview" w:date="2026-01-01T00:00:00Z">
+        <w:r>
+          <w:t xml:space="preserve">, then</w:t>
+        </w:r>
+      </w:ins>
+      <w:ins w:id="599" w:author="PR Preview" w:date="2026-01-01T00:00:00Z">
+        <w:r>
+          <w:t xml:space="preserve"> </w:t>
+        </w:r>
+      </w:ins>
+      <w:ins w:id="600" w:author="PR Preview" w:date="2026-01-01T00:00:00Z">
+        <w:r>
+          <w:t xml:space="preserve">$\mathord{\smash[b]{\underset{\raise.3ex\hbox{$\scriptstyle\sim$}}{u}}\vphantom{u}} \ne \mathord{\smash[b]{\underset{\raise.3ex\hbox{$\scriptstyle\sim$}}{0}}\vphantom{0}}$</w:t>
+        </w:r>
+      </w:ins>
+      <w:ins w:id="601" w:author="PR Preview" w:date="2026-01-01T00:00:00Z">
+        <w:r>
+          <w:t xml:space="preserve"> </w:t>
+        </w:r>
+      </w:ins>
+      <w:ins w:id="602" w:author="PR Preview" w:date="2026-01-01T00:00:00Z">
+        <w:r>
+          <w:t xml:space="preserve">and</w:t>
+        </w:r>
+      </w:ins>
+      <w:ins w:id="603" w:author="PR Preview" w:date="2026-01-01T00:00:00Z">
+        <w:r>
+          <w:t xml:space="preserve"> </w:t>
+        </w:r>
+      </w:ins>
+      <w:ins w:id="604" w:author="PR Preview" w:date="2026-01-01T00:00:00Z">
+        <w:r>
+          <w:t xml:space="preserve">$\mathord{\smash[b]{\underset{\raise.3ex\hbox{$\scriptstyle\sim$}}{z}}\vphantom{z}} = \mathord{\smash[b]{\underset{\raise.3ex\hbox{$\scriptstyle\sim$}}{u}}\vphantom{u}}$</w:t>
+        </w:r>
+      </w:ins>
+      <w:ins w:id="605" w:author="PR Preview" w:date="2026-01-01T00:00:00Z">
+        <w:r>
+          <w:t xml:space="preserve">, so the first term is positive.</w:t>
+        </w:r>
+      </w:ins>
+      <w:ins w:id="606" w:author="PR Preview" w:date="2026-01-01T00:00:00Z">
+        <w:r>
+          <w:t xml:space="preserve"> </w:t>
+        </w:r>
+      </w:ins>
+      <w:ins w:id="607" w:author="PR Preview" w:date="2026-01-01T00:00:00Z">
+        <w:r>
+          <w:t xml:space="preserve">Either way</w:t>
+        </w:r>
+      </w:ins>
+      <w:ins w:id="608" w:author="PR Preview" w:date="2026-01-01T00:00:00Z">
+        <w:r>
+          <w:t xml:space="preserve"> </w:t>
+        </w:r>
+      </w:ins>
+      <w:ins w:id="609" w:author="PR Preview" w:date="2026-01-01T00:00:00Z">
+        <w:r>
+          <w:t xml:space="preserve">${\mathord{\smash[b]{\underset{\raise.3ex\hbox{$\scriptstyle\sim$}}{v}}\vphantom{v}}}^{\top} \mathbf{X} \mathord{\smash[b]{\underset{\raise.3ex\hbox{$\scriptstyle\sim$}}{v}}\vphantom{v}} &gt; 0$</w:t>
+        </w:r>
+      </w:ins>
+      <w:ins w:id="610" w:author="PR Preview" w:date="2026-01-01T00:00:00Z">
+        <w:r>
+          <w:t xml:space="preserve">.</w:t>
+        </w:r>
+      </w:ins>
+    </w:p>
+    <w:p>
+      <w:pPr>
+        <w:pStyle w:val="BodyText"/>
+      </w:pPr>
+      <w:ins w:id="611" w:author="PR Preview" w:date="2026-01-01T00:00:00Z">
+        <w:r>
+          <w:rPr>
+            <w:b/>
+            <w:bCs/>
+          </w:rPr>
+          <w:t xml:space="preserve">Only if.</w:t>
+        </w:r>
+      </w:ins>
+      <w:ins w:id="612" w:author="PR Preview" w:date="2026-01-01T00:00:00Z">
+        <w:r>
+          <w:t xml:space="preserve"> </w:t>
+        </w:r>
+      </w:ins>
+      <m:oMath>
+        <m:r>
+          <m:rPr>
+            <m:sty m:val="bi"/>
+          </m:rPr>
+          <m:t>A</m:t>
+        </m:r>
+      </m:oMath>
+      <w:ins w:id="613" w:author="PR Preview" w:date="2026-01-01T00:00:00Z">
+        <w:r>
+          <w:t xml:space="preserve"> </w:t>
+        </w:r>
+      </w:ins>
+      <w:ins w:id="614" w:author="PR Preview" w:date="2026-01-01T00:00:00Z">
+        <w:r>
+          <w:t xml:space="preserve">is the top-left</w:t>
+        </w:r>
+      </w:ins>
+      <w:ins w:id="615" w:author="PR Preview" w:date="2026-01-01T00:00:00Z">
+        <w:r>
+          <w:t xml:space="preserve"> </w:t>
+        </w:r>
+      </w:ins>
+      <m:oMath>
+        <m:r>
+          <m:t>k</m:t>
+        </m:r>
+        <m:r>
+          <m:rPr>
+            <m:sty m:val="p"/>
+          </m:rPr>
+          <m:t>×</m:t>
+        </m:r>
+        <m:r>
+          <m:t>k</m:t>
+        </m:r>
+      </m:oMath>
+      <w:ins w:id="616" w:author="PR Preview" w:date="2026-01-01T00:00:00Z">
+        <w:r>
+          <w:t xml:space="preserve"> </w:t>
+        </w:r>
+      </w:ins>
+      <w:ins w:id="617" w:author="PR Preview" w:date="2026-01-01T00:00:00Z">
+        <w:r>
+          <w:t xml:space="preserve">block of</w:t>
+        </w:r>
+      </w:ins>
+      <w:ins w:id="618" w:author="PR Preview" w:date="2026-01-01T00:00:00Z">
+        <w:r>
+          <w:t xml:space="preserve"> </w:t>
+        </w:r>
+      </w:ins>
+      <m:oMath>
+        <m:r>
+          <m:rPr>
+            <m:sty m:val="bi"/>
+          </m:rPr>
+          <m:t>X</m:t>
+        </m:r>
+      </m:oMath>
+      <w:ins w:id="619" w:author="PR Preview" w:date="2026-01-01T00:00:00Z">
+        <w:r>
+          <w:t xml:space="preserve">, so it is positive definite (</w:t>
+        </w:r>
+      </w:ins>
+      <w:hyperlink w:anchor="thm-pd-submatrix">
+        <w:ins w:id="620" w:author="PR Preview" w:date="2026-01-01T00:00:00Z">
+          <w:r>
+            <w:rPr>
+              <w:rStyle w:val="Hyperlink"/>
+            </w:rPr>
+            <w:t xml:space="preserve">Theorem 14</w:t>
+          </w:r>
+        </w:ins>
+      </w:hyperlink>
+      <w:ins w:id="621" w:author="PR Preview" w:date="2026-01-01T00:00:00Z">
+        <w:r>
+          <w:t xml:space="preserve">),</w:t>
+        </w:r>
+      </w:ins>
+      <w:ins w:id="622" w:author="PR Preview" w:date="2026-01-01T00:00:00Z">
+        <w:r>
+          <w:t xml:space="preserve"> </w:t>
+        </w:r>
+      </w:ins>
+      <w:ins w:id="623" w:author="PR Preview" w:date="2026-01-01T00:00:00Z">
+        <w:r>
+          <w:t xml:space="preserve">and invertible (</w:t>
+        </w:r>
+      </w:ins>
       <w:hyperlink r:id="rId120">
-        <w:r>
-          <w:rPr>
-            <w:rStyle w:val="Hyperlink"/>
-          </w:rPr>
-          <w:t xml:space="preserve">Theorem 16 in Special Matrices and Decompositions</w:t>
-        </w:r>
+        <w:ins w:id="624" w:author="PR Preview" w:date="2026-01-01T00:00:00Z">
+          <w:r>
+            <w:rPr>
+              <w:rStyle w:val="Hyperlink"/>
+            </w:rPr>
+            <w:t xml:space="preserve">Theorem 17 in Special Matrices and Decompositions</w:t>
+          </w:r>
+        </w:ins>
       </w:hyperlink>
-      <w:r>
-        <w:t xml:space="preserve">).</w:t>
-      </w:r>
-      <w:r>
-        <w:t xml:space="preserve"> </w:t>
-      </w:r>
+      <w:ins w:id="625" w:author="PR Preview" w:date="2026-01-01T00:00:00Z">
+        <w:r>
+          <w:t xml:space="preserve">).</w:t>
+        </w:r>
+      </w:ins>
+      <w:ins w:id="626" w:author="PR Preview" w:date="2026-01-01T00:00:00Z">
+        <w:r>
+          <w:t xml:space="preserve"> </w:t>
+        </w:r>
+      </w:ins>
       <m:oMath>
         <m:r>
           <m:rPr>
@@ -38897,12 +43268,16 @@
           <m:t>S</m:t>
         </m:r>
       </m:oMath>
-      <w:r>
-        <w:t xml:space="preserve"> </w:t>
-      </w:r>
-      <w:r>
-        <w:t xml:space="preserve">is symmetric:</w:t>
-      </w:r>
+      <w:ins w:id="627" w:author="PR Preview" w:date="2026-01-01T00:00:00Z">
+        <w:r>
+          <w:t xml:space="preserve"> </w:t>
+        </w:r>
+      </w:ins>
+      <w:ins w:id="628" w:author="PR Preview" w:date="2026-01-01T00:00:00Z">
+        <w:r>
+          <w:t xml:space="preserve">is symmetric:</w:t>
+        </w:r>
+      </w:ins>
     </w:p>
     <w:p>
       <w:pPr>
@@ -40032,12 +44407,16 @@
           </m:e>
         </m:d>
       </m:oMath>
-      <w:r>
-        <w:t xml:space="preserve">:</w:t>
-      </w:r>
-      <w:r>
-        <w:t xml:space="preserve"> </w:t>
-      </w:r>
+      <w:del w:id="629" w:author="PR Preview" w:date="2026-01-01T00:00:00Z">
+        <w:r>
+          <w:delText xml:space="preserve">:</w:delText>
+        </w:r>
+      </w:del>
+      <w:del w:id="630" w:author="PR Preview" w:date="2026-01-01T00:00:00Z">
+        <w:r>
+          <w:delText xml:space="preserve"> </w:delText>
+        </w:r>
+      </w:del>
       <m:oMath>
         <m:r>
           <m:t>1</m:t>
@@ -40052,15 +44431,21 @@
           <m:t>0</m:t>
         </m:r>
       </m:oMath>
-      <w:r>
-        <w:t xml:space="preserve"> </w:t>
-      </w:r>
-      <w:r>
-        <w:t xml:space="preserve">but</w:t>
-      </w:r>
-      <w:r>
-        <w:t xml:space="preserve"> </w:t>
-      </w:r>
+      <w:del w:id="631" w:author="PR Preview" w:date="2026-01-01T00:00:00Z">
+        <w:r>
+          <w:delText xml:space="preserve"> </w:delText>
+        </w:r>
+      </w:del>
+      <w:del w:id="632" w:author="PR Preview" w:date="2026-01-01T00:00:00Z">
+        <w:r>
+          <w:delText xml:space="preserve">but</w:delText>
+        </w:r>
+      </w:del>
+      <w:del w:id="633" w:author="PR Preview" w:date="2026-01-01T00:00:00Z">
+        <w:r>
+          <w:delText xml:space="preserve"> </w:delText>
+        </w:r>
+      </w:del>
       <m:oMath>
         <m:r>
           <m:rPr>
@@ -40084,32 +44469,225 @@
           <m:t>3</m:t>
         </m:r>
       </m:oMath>
-      <w:r>
-        <w:t xml:space="preserve">,</w:t>
-      </w:r>
-      <w:r>
-        <w:t xml:space="preserve"> </w:t>
-      </w:r>
-      <w:r>
-        <w:t xml:space="preserve">so it is not, as</w:t>
-      </w:r>
-      <w:r>
-        <w:t xml:space="preserve"> </w:t>
-      </w:r>
+      <w:del w:id="634" w:author="PR Preview" w:date="2026-01-01T00:00:00Z">
+        <w:r>
+          <w:delText xml:space="preserve">,</w:delText>
+        </w:r>
+      </w:del>
+      <w:del w:id="635" w:author="PR Preview" w:date="2026-01-01T00:00:00Z">
+        <w:r>
+          <w:delText xml:space="preserve"> </w:delText>
+        </w:r>
+      </w:del>
+      <w:del w:id="636" w:author="PR Preview" w:date="2026-01-01T00:00:00Z">
+        <w:r>
+          <w:delText xml:space="preserve">so it is not, as</w:delText>
+        </w:r>
+      </w:del>
+      <w:del w:id="637" w:author="PR Preview" w:date="2026-01-01T00:00:00Z">
+        <w:r>
+          <w:delText xml:space="preserve"> </w:delText>
+        </w:r>
+      </w:del>
       <w:hyperlink r:id="rId91">
-        <w:r>
-          <w:rPr>
-            <w:rStyle w:val="Hyperlink"/>
-          </w:rPr>
-          <w:t xml:space="preserve">Example 30 in Special Matrices and Decompositions</w:t>
-        </w:r>
+        <w:del w:id="638" w:author="PR Preview" w:date="2026-01-01T00:00:00Z">
+          <w:r>
+            <w:rPr>
+              <w:rStyle w:val="Hyperlink"/>
+            </w:rPr>
+            <w:delText xml:space="preserve">Example 30 in Special Matrices and Decompositions</w:delText>
+          </w:r>
+        </w:del>
       </w:hyperlink>
-      <w:r>
-        <w:t xml:space="preserve"> </w:t>
-      </w:r>
-      <w:r>
-        <w:t xml:space="preserve">found directly.</w:t>
-      </w:r>
+      <w:del w:id="639" w:author="PR Preview" w:date="2026-01-01T00:00:00Z">
+        <w:r>
+          <w:delText xml:space="preserve"> </w:delText>
+        </w:r>
+      </w:del>
+      <w:del w:id="640" w:author="PR Preview" w:date="2026-01-01T00:00:00Z">
+        <w:r>
+          <w:delText xml:space="preserve">found directly.</w:delText>
+        </w:r>
+      </w:del>
+    </w:p>
+    <w:p>
+      <w:pPr>
+        <w:pStyle w:val="Compact"/>
+        <w:numPr>
+          <w:ilvl w:val="0"/>
+          <w:numId w:val="1016"/>
+        </w:numPr>
+      </w:pPr>
+      <m:oMath>
+        <m:r>
+          <m:rPr>
+            <m:sty m:val="bi"/>
+          </m:rPr>
+          <m:t>D</m:t>
+        </m:r>
+        <m:r>
+          <m:rPr>
+            <m:sty m:val="p"/>
+          </m:rPr>
+          <m:t>=</m:t>
+        </m:r>
+        <m:d>
+          <m:dPr>
+            <m:begChr m:val="["/>
+            <m:sepChr m:val=""/>
+            <m:endChr m:val="]"/>
+            <m:grow/>
+          </m:dPr>
+          <m:e>
+            <m:m>
+              <m:mPr>
+                <m:baseJc m:val="center"/>
+                <m:plcHide m:val="on"/>
+                <m:mcs>
+                  <m:mc>
+                    <m:mcPr>
+                      <m:mcJc m:val="center"/>
+                      <m:count m:val="1"/>
+                    </m:mcPr>
+                  </m:mc>
+                  <m:mc>
+                    <m:mcPr>
+                      <m:mcJc m:val="center"/>
+                      <m:count m:val="1"/>
+                    </m:mcPr>
+                  </m:mc>
+                </m:mcs>
+              </m:mPr>
+              <m:mr>
+                <m:e>
+                  <m:r>
+                    <m:t>1</m:t>
+                  </m:r>
+                </m:e>
+                <m:e>
+                  <m:r>
+                    <m:t>2</m:t>
+                  </m:r>
+                </m:e>
+              </m:mr>
+              <m:mr>
+                <m:e>
+                  <m:r>
+                    <m:t>2</m:t>
+                  </m:r>
+                </m:e>
+                <m:e>
+                  <m:r>
+                    <m:t>1</m:t>
+                  </m:r>
+                </m:e>
+              </m:mr>
+            </m:m>
+          </m:e>
+        </m:d>
+      </m:oMath>
+      <w:ins w:id="641" w:author="PR Preview" w:date="2026-01-01T00:00:00Z">
+        <w:r>
+          <w:t xml:space="preserve">:</w:t>
+        </w:r>
+      </w:ins>
+      <w:ins w:id="642" w:author="PR Preview" w:date="2026-01-01T00:00:00Z">
+        <w:r>
+          <w:t xml:space="preserve"> </w:t>
+        </w:r>
+      </w:ins>
+      <m:oMath>
+        <m:r>
+          <m:t>1</m:t>
+        </m:r>
+        <m:r>
+          <m:rPr>
+            <m:sty m:val="p"/>
+          </m:rPr>
+          <m:t>&gt;</m:t>
+        </m:r>
+        <m:r>
+          <m:t>0</m:t>
+        </m:r>
+      </m:oMath>
+      <w:ins w:id="643" w:author="PR Preview" w:date="2026-01-01T00:00:00Z">
+        <w:r>
+          <w:t xml:space="preserve"> </w:t>
+        </w:r>
+      </w:ins>
+      <w:ins w:id="644" w:author="PR Preview" w:date="2026-01-01T00:00:00Z">
+        <w:r>
+          <w:t xml:space="preserve">but</w:t>
+        </w:r>
+      </w:ins>
+      <w:ins w:id="645" w:author="PR Preview" w:date="2026-01-01T00:00:00Z">
+        <w:r>
+          <w:t xml:space="preserve"> </w:t>
+        </w:r>
+      </w:ins>
+      <m:oMath>
+        <m:r>
+          <m:rPr>
+            <m:sty m:val="bi"/>
+          </m:rPr>
+          <m:t>S</m:t>
+        </m:r>
+        <m:r>
+          <m:rPr>
+            <m:sty m:val="p"/>
+          </m:rPr>
+          <m:t>=</m:t>
+        </m:r>
+        <m:r>
+          <m:rPr>
+            <m:sty m:val="p"/>
+          </m:rPr>
+          <m:t>−</m:t>
+        </m:r>
+        <m:r>
+          <m:t>3</m:t>
+        </m:r>
+      </m:oMath>
+      <w:ins w:id="646" w:author="PR Preview" w:date="2026-01-01T00:00:00Z">
+        <w:r>
+          <w:t xml:space="preserve">,</w:t>
+        </w:r>
+      </w:ins>
+      <w:ins w:id="647" w:author="PR Preview" w:date="2026-01-01T00:00:00Z">
+        <w:r>
+          <w:t xml:space="preserve"> </w:t>
+        </w:r>
+      </w:ins>
+      <w:ins w:id="648" w:author="PR Preview" w:date="2026-01-01T00:00:00Z">
+        <w:r>
+          <w:t xml:space="preserve">so it is not, as</w:t>
+        </w:r>
+      </w:ins>
+      <w:ins w:id="649" w:author="PR Preview" w:date="2026-01-01T00:00:00Z">
+        <w:r>
+          <w:t xml:space="preserve"> </w:t>
+        </w:r>
+      </w:ins>
+      <w:hyperlink r:id="rId91">
+        <w:ins w:id="650" w:author="PR Preview" w:date="2026-01-01T00:00:00Z">
+          <w:r>
+            <w:rPr>
+              <w:rStyle w:val="Hyperlink"/>
+            </w:rPr>
+            <w:t xml:space="preserve">Example 31 in Special Matrices and Decompositions</w:t>
+          </w:r>
+        </w:ins>
+      </w:hyperlink>
+      <w:ins w:id="651" w:author="PR Preview" w:date="2026-01-01T00:00:00Z">
+        <w:r>
+          <w:t xml:space="preserve"> </w:t>
+        </w:r>
+      </w:ins>
+      <w:ins w:id="652" w:author="PR Preview" w:date="2026-01-01T00:00:00Z">
+        <w:r>
+          <w:t xml:space="preserve">found directly.</w:t>
+        </w:r>
+      </w:ins>
     </w:p>
     <w:bookmarkEnd w:id="121"/>
     <w:bookmarkStart w:id="123" w:name="thm-cholesky"/>
